--- a/Fazakas Boglárka - szakdolgozat.docx
+++ b/Fazakas Boglárka - szakdolgozat.docx
@@ -1265,13 +1265,11 @@
         <w:jc w:val="both"/>
       </w:pPr>
       <w:r>
-        <w:t xml:space="preserve">A dolgozat célja annak vizsgálata, hogy a fogyasztói döntések miként befolyásolják az e-hulladék kezelésének hatékonyságát, </w:t>
-      </w:r>
-      <w:proofErr w:type="gramStart"/>
-      <w:r>
-        <w:t>valamint</w:t>
-      </w:r>
-      <w:proofErr w:type="gramEnd"/>
+        <w:t>A dolgozat célja annak vizsgálata, hogy a fogyasztói döntések miként befolyásolják az e-hulladék kezelésének hatékonyságát, valamint</w:t>
+      </w:r>
+      <w:r>
+        <w:t>,</w:t>
+      </w:r>
       <w:r>
         <w:t xml:space="preserve"> hogy milyen különbségek figyelhetők meg egy alacsonyabb és egy magasabb körforgásos fejlettségi szinttel rendelkező ország, Románia és Hollandia között. A kutatás egyrészt átfogó szakirodalmi áttekintésre épül, amely bemutatja az e-hulladék globális helyzetét, a körforgásos gazdaság szerepét, valamint az Európai Unió és Románia szabályozási és intézményi környezetét. Másrészt empirikus vizsgálatra támaszkodik, amely primer és szekunder adatforrások kombinációján alapul.</w:t>
       </w:r>
@@ -1330,7 +1328,6 @@
           <w:docPartUnique/>
         </w:docPartObj>
       </w:sdtPr>
-      <w:sdtEndPr/>
       <w:sdtContent>
         <w:p>
           <w:pPr>
@@ -6236,47 +6233,23 @@
         <w:t>.</w:t>
       </w:r>
       <w:r>
-        <w:t xml:space="preserve"> A Global E-Waste Monitor 2024-es kiadása szerint a magas bevételű országokban minden lakosra 109 EEE (</w:t>
-      </w:r>
-      <w:proofErr w:type="spellStart"/>
-      <w:r>
-        <w:t>electrical</w:t>
-      </w:r>
-      <w:proofErr w:type="spellEnd"/>
-      <w:r>
-        <w:t xml:space="preserve"> and </w:t>
-      </w:r>
-      <w:proofErr w:type="spellStart"/>
-      <w:r>
-        <w:t>electronic</w:t>
-      </w:r>
-      <w:proofErr w:type="spellEnd"/>
+        <w:t xml:space="preserve"> A Global E-Waste Monitor 2024-es kiadása szerint a magas bevételű országokban minden lakosra 109 EEE (electrical and electronic equipment; elektromos és elektronikus berendezés) jut. Mindezek az eszközök viszont elektronikai hulladékká alakulnak át, amennyiben a tulajdonos szemétnek nyilvánította, és nem tervezi újra használni (Unitar, 2024).</w:t>
+      </w:r>
+    </w:p>
+    <w:p>
+      <w:pPr>
+        <w:spacing w:line="360" w:lineRule="auto"/>
+        <w:jc w:val="both"/>
+      </w:pPr>
+      <w:r>
+        <w:t xml:space="preserve">A jelen szakirodalmi áttekintés célja az elektromos és elektronikus berendezésekből származó hulladék helyzetének feltárása globális szinten, az Európai Unióban, valamint Romániában. Emellett vizsgálja a körforgásos </w:t>
+      </w:r>
+      <w:r>
+        <w:t>gazdaságot,</w:t>
+      </w:r>
       <w:r>
         <w:t xml:space="preserve"> </w:t>
       </w:r>
-      <w:proofErr w:type="spellStart"/>
-      <w:r>
-        <w:t>equipment</w:t>
-      </w:r>
-      <w:proofErr w:type="spellEnd"/>
-      <w:r>
-        <w:t>; elektromos és elektronikus berendezés) jut. Mindezek az eszközök viszont elektronikai hulladékká alakulnak át, amennyiben a tulajdonos szemétnek nyilvánította, és nem tervezi újra használni (Unitar, 2024).</w:t>
-      </w:r>
-    </w:p>
-    <w:p>
-      <w:pPr>
-        <w:spacing w:line="360" w:lineRule="auto"/>
-        <w:jc w:val="both"/>
-      </w:pPr>
-      <w:r>
-        <w:t xml:space="preserve">A jelen szakirodalmi áttekintés célja az elektromos és elektronikus berendezésekből származó hulladék helyzetének feltárása globális szinten, az Európai Unióban, valamint Romániában. Emellett vizsgálja a körforgásos </w:t>
-      </w:r>
-      <w:r>
-        <w:t>gazdaságot,</w:t>
-      </w:r>
-      <w:r>
-        <w:t xml:space="preserve"> </w:t>
-      </w:r>
       <w:r>
         <w:t xml:space="preserve">és az erről jelenleg elérhető információkat, </w:t>
       </w:r>
@@ -6290,29 +6263,13 @@
         <w:jc w:val="both"/>
       </w:pPr>
       <w:r>
-        <w:t>Az elektronikai hulladék napjainkra globálisan a leggyorsabban növekvő szilárd hulladékárammá vált. 2019-ben világszerte 53,6 millió tonna e-hulladék keletkezett, amely 2022-re 62 millió tonnára emelkedett, ami három év alatt közel 16%-os növekedést jelent (</w:t>
-      </w:r>
-      <w:proofErr w:type="spellStart"/>
-      <w:r>
-        <w:t>Liu</w:t>
-      </w:r>
-      <w:proofErr w:type="spellEnd"/>
-      <w:r>
-        <w:t xml:space="preserve"> et al., 2023; U</w:t>
+        <w:t>Az elektronikai hulladék napjainkra globálisan a leggyorsabban növekvő szilárd hulladékárammá vált. 2019-ben világszerte 53,6 millió tonna e-hulladék keletkezett, amely 2022-re 62 millió tonnára emelkedett, ami három év alatt közel 16%-os növekedést jelent (Liu et al., 2023; U</w:t>
       </w:r>
       <w:r>
         <w:t>nitar</w:t>
       </w:r>
       <w:r>
-        <w:t xml:space="preserve">, 2024). Ebből a 62 millió tonnából mindössze 13,8 millió tonnát gyűjtöttek be formálisan, és hasznosítottak újra környezetvédelmi szempontból megfelelő módon. További mintegy 16 millió tonna e-hulladék begyűjtése és </w:t>
-      </w:r>
-      <w:proofErr w:type="spellStart"/>
-      <w:r>
-        <w:t>újrahasznosítása</w:t>
-      </w:r>
-      <w:proofErr w:type="spellEnd"/>
-      <w:r>
-        <w:t xml:space="preserve"> becslések szerint magas jövedelmű országokban, fejlett hulladékgazdálkodási rendszerek keretében történik. Emellett körülbelül 18 millió tonna kerül kezelésre informális vagy kevésbé fejlett rendszerekben, jellemzően alacsonyabb és közepes jövedelmű országokban. A fennmaradó mintegy 14 millió tonna e-hulladék nem kerül megfelelő kezelésre, és nagy valószínűséggel a vegyes hulladékáramba jut, ami jelentős környezeti kockázatot jelent (U</w:t>
+        <w:t>, 2024). Ebből a 62 millió tonnából mindössze 13,8 millió tonnát gyűjtöttek be formálisan, és hasznosítottak újra környezetvédelmi szempontból megfelelő módon. További mintegy 16 millió tonna e-hulladék begyűjtése és újrahasznosítása becslések szerint magas jövedelmű országokban, fejlett hulladékgazdálkodási rendszerek keretében történik. Emellett körülbelül 18 millió tonna kerül kezelésre informális vagy kevésbé fejlett rendszerekben, jellemzően alacsonyabb és közepes jövedelmű országokban. A fennmaradó mintegy 14 millió tonna e-hulladék nem kerül megfelelő kezelésre, és nagy valószínűséggel a vegyes hulladékáramba jut, ami jelentős környezeti kockázatot jelent (U</w:t>
       </w:r>
       <w:r>
         <w:t>nitar</w:t>
@@ -6364,22 +6321,12 @@
         <w:lastRenderedPageBreak/>
         <w:t>egységesebb és hatékonyabb megvalósításához (</w:t>
       </w:r>
-      <w:proofErr w:type="spellStart"/>
-      <w:r>
-        <w:t>Hsu</w:t>
-      </w:r>
-      <w:proofErr w:type="spellEnd"/>
-      <w:r>
-        <w:t xml:space="preserve"> et al., 2024</w:t>
-      </w:r>
-      <w:r>
-        <w:t>). Emellett fontos szerepet kapnak a fejlettebb hulladékgazdálkodási rendszerek, beleértve a gyűjtési, feldolgozási és újrahasznosítási infrastruktúra fejlesztését, valamint az erőforrás-visszanyerési technológiák alkalmazását, amelyek lehetővé teszik az értékes anyagok visszanyerését a hulladékáramból (</w:t>
-      </w:r>
-      <w:proofErr w:type="spellStart"/>
-      <w:r>
-        <w:t>Hsu</w:t>
-      </w:r>
-      <w:proofErr w:type="spellEnd"/>
+      <w:r>
+        <w:t>Hsu et al., 2024</w:t>
+      </w:r>
+      <w:r>
+        <w:t>). Emellett fontos szerepet kapnak a fejlettebb hulladékgazdálkodási rendszerek, beleértve a gyűjtési, feldolgozási és újrahasznosítási infrastruktúra fejlesztését, valamint az erőforrás-visszanyerési technológiák alkalmazását, amelyek lehetővé teszik az értékes anyagok visszanyerését a hulladékáramból (Hsu</w:t>
+      </w:r>
       <w:r>
         <w:t xml:space="preserve"> et al.</w:t>
       </w:r>
@@ -6417,13 +6364,8 @@
         <w:t>újra használatra</w:t>
       </w:r>
       <w:r>
-        <w:t xml:space="preserve"> és az anyagok körforgásban tartására épül (</w:t>
-      </w:r>
-      <w:proofErr w:type="spellStart"/>
-      <w:r>
-        <w:t>Singh</w:t>
-      </w:r>
-      <w:proofErr w:type="spellEnd"/>
+        <w:t xml:space="preserve"> és az anyagok körforgásban tartására épül (Singh</w:t>
+      </w:r>
       <w:r>
         <w:t xml:space="preserve"> et al.</w:t>
       </w:r>
@@ -6565,13 +6507,8 @@
         <w:lastRenderedPageBreak/>
         <w:t>például nemesfémeket és egyéb kritikus nyersanyagokat, azonban ezek visszanyerése technológiailag összetett és gazdaságilag sok esetben nem kellően ösztönzött. Ennek következtében a jelenlegi gyakorlatban az anyagok jelentős része elveszik, ami tovább növeli az elsődleges nyersanyagok iránti keresletet (</w:t>
       </w:r>
-      <w:proofErr w:type="spellStart"/>
-      <w:r>
-        <w:t>Quinto</w:t>
-      </w:r>
-      <w:proofErr w:type="spellEnd"/>
-      <w:r>
-        <w:t xml:space="preserve"> et al., 2025</w:t>
+      <w:r>
+        <w:t>Quinto et al., 2025</w:t>
       </w:r>
       <w:r>
         <w:t>).</w:t>
@@ -6589,46 +6526,17 @@
         <w:t>E</w:t>
       </w:r>
       <w:r>
-        <w:t xml:space="preserve">nnek ellenére globálisan különböző országok </w:t>
-      </w:r>
-      <w:proofErr w:type="spellStart"/>
-      <w:r>
-        <w:t>implemetálják</w:t>
-      </w:r>
-      <w:proofErr w:type="spellEnd"/>
-      <w:r>
-        <w:t xml:space="preserve"> a körforgásos gazdaság elveit </w:t>
-      </w:r>
-      <w:r>
-        <w:t xml:space="preserve">stratégiai szinten is </w:t>
-      </w:r>
-      <w:proofErr w:type="spellStart"/>
-      <w:r>
-        <w:t>integráljákt</w:t>
-      </w:r>
-      <w:proofErr w:type="spellEnd"/>
-      <w:r>
-        <w:t>: például Szaúd-Arábia a Vision 2030 program keretében a fenntarthatóságot és az erőforrás-hatékonyságot a gazdasági átalakulás központi elemévé tette (</w:t>
-      </w:r>
-      <w:proofErr w:type="spellStart"/>
-      <w:r>
-        <w:t>Akram</w:t>
-      </w:r>
-      <w:proofErr w:type="spellEnd"/>
-      <w:r>
-        <w:t xml:space="preserve"> et al., 2025). </w:t>
-      </w:r>
-      <w:r>
-        <w:t>Mindezek alapján a körforgásos gazdaság ígéretes, de jelenleg még csak részben megvalósult megközelítésnek tekinthető az e-hulladék problémájának kezelésében (</w:t>
-      </w:r>
-      <w:proofErr w:type="spellStart"/>
-      <w:r>
-        <w:t>U</w:t>
+        <w:t xml:space="preserve">nnek ellenére globálisan különböző országok implemetálják a körforgásos gazdaság elveit </w:t>
+      </w:r>
+      <w:r>
+        <w:t xml:space="preserve">stratégiai szinten is integráljákt: például Szaúd-Arábia a Vision 2030 program keretében a fenntarthatóságot és az erőforrás-hatékonyságot a gazdasági átalakulás központi elemévé tette (Akram et al., 2025). </w:t>
+      </w:r>
+      <w:r>
+        <w:t>Mindezek alapján a körforgásos gazdaság ígéretes, de jelenleg még csak részben megvalósult megközelítésnek tekinthető az e-hulladék problémájának kezelésében (U</w:t>
       </w:r>
       <w:r>
         <w:t>nitar</w:t>
       </w:r>
-      <w:proofErr w:type="spellEnd"/>
       <w:r>
         <w:t>, 2024</w:t>
       </w:r>
@@ -6638,13 +6546,8 @@
       <w:r>
         <w:t xml:space="preserve"> </w:t>
       </w:r>
-      <w:proofErr w:type="spellStart"/>
-      <w:r>
-        <w:t>Quinto</w:t>
-      </w:r>
-      <w:proofErr w:type="spellEnd"/>
-      <w:r>
-        <w:t xml:space="preserve"> et al., 2025</w:t>
+      <w:r>
+        <w:t>Quinto et al., 2025</w:t>
       </w:r>
       <w:r>
         <w:t>).</w:t>
@@ -6706,94 +6609,38 @@
         <w:t>és amely</w:t>
       </w:r>
       <w:r>
-        <w:t xml:space="preserve"> szakpolitikai célkitűzések szerint ezt az értéket 2030-ig jelentősen növelni szükséges az erőforrás-felhasználás fenntarthatóbbá tétele érdekében (European </w:t>
-      </w:r>
-      <w:proofErr w:type="spellStart"/>
-      <w:r>
-        <w:t>Commission</w:t>
-      </w:r>
-      <w:proofErr w:type="spellEnd"/>
-      <w:r>
-        <w:t>, 2020).</w:t>
-      </w:r>
-    </w:p>
-    <w:p>
-      <w:pPr>
-        <w:spacing w:line="360" w:lineRule="auto"/>
-        <w:jc w:val="both"/>
-      </w:pPr>
-      <w:r>
-        <w:t xml:space="preserve">Az Európai Bizottság 2020-ban elfogadott második körforgásos gazdasági cselekvési terve (Circular </w:t>
-      </w:r>
-      <w:proofErr w:type="spellStart"/>
-      <w:r>
-        <w:t>Economy</w:t>
-      </w:r>
-      <w:proofErr w:type="spellEnd"/>
-      <w:r>
-        <w:t xml:space="preserve"> Action </w:t>
-      </w:r>
-      <w:proofErr w:type="spellStart"/>
-      <w:r>
-        <w:t>Plan</w:t>
-      </w:r>
-      <w:proofErr w:type="spellEnd"/>
-      <w:r>
-        <w:t xml:space="preserve">) átfogó keretet biztosít e célok megvalósításához. A dokumentum kiemelten foglalkozik a termékek teljes életciklusával, különös hangsúlyt helyezve a fenntartható terméktervezésre, a hulladékmegelőzésre, valamint az anyagok körforgásban tartására. A </w:t>
+        <w:t xml:space="preserve"> szakpolitikai célkitűzések szerint ezt az értéket 2030-ig jelentősen növelni szükséges az erőforrás-felhasználás fenntarthatóbbá tétele érdekében (European Commission, 2020).</w:t>
+      </w:r>
+    </w:p>
+    <w:p>
+      <w:pPr>
+        <w:spacing w:line="360" w:lineRule="auto"/>
+        <w:jc w:val="both"/>
+      </w:pPr>
+      <w:r>
+        <w:t xml:space="preserve">Az Európai Bizottság 2020-ban elfogadott második körforgásos gazdasági cselekvési terve (Circular Economy Action Plan) átfogó keretet biztosít e célok megvalósításához. A dokumentum kiemelten foglalkozik a termékek teljes életciklusával, különös hangsúlyt helyezve a fenntartható terméktervezésre, a hulladékmegelőzésre, valamint az anyagok körforgásban tartására. A </w:t>
       </w:r>
       <w:r>
         <w:lastRenderedPageBreak/>
-        <w:t xml:space="preserve">cselekvési terv egyik alapvető célja, hogy a termékek tartósabbak, javíthatóbbak és újrahasznosíthatóbbak legyenek, ezáltal csökkentve a primer erőforrások iránti keresletet és a keletkező hulladék mennyiségét (European </w:t>
-      </w:r>
-      <w:proofErr w:type="spellStart"/>
-      <w:r>
-        <w:t>Commission</w:t>
-      </w:r>
-      <w:proofErr w:type="spellEnd"/>
-      <w:r>
-        <w:t>, 2020).</w:t>
-      </w:r>
-    </w:p>
-    <w:p>
-      <w:pPr>
-        <w:spacing w:line="360" w:lineRule="auto"/>
-        <w:jc w:val="both"/>
-      </w:pPr>
-      <w:r>
-        <w:t xml:space="preserve">Az elektromos és elektronikus berendezések különösen kiemelt szerepet kapnak a cselekvési tervben, mivel ezek az egyik leggyorsabban növekvő hulladékáramot jelentik az Európai Unióban, éves szinten mintegy 2%-os növekedési ütemmel. Emellett az e-hulladék kevesebb mint 40%-át hasznosítják újra megfelelő módon, ami jelentős erőforrás-veszteséget eredményez. A szakpolitikai megközelítés szerint ennek egyik fő oka, hogy számos termék nem javítható, nehezen szétszerelhető, vagy szoftveres elavulás miatt idő előtt kikerül a használatból (European </w:t>
-      </w:r>
-      <w:proofErr w:type="spellStart"/>
-      <w:r>
-        <w:t>Commission</w:t>
-      </w:r>
-      <w:proofErr w:type="spellEnd"/>
-      <w:r>
-        <w:t>, 2020).</w:t>
-      </w:r>
-    </w:p>
-    <w:p>
-      <w:pPr>
-        <w:spacing w:line="360" w:lineRule="auto"/>
-        <w:jc w:val="both"/>
-      </w:pPr>
-      <w:r>
-        <w:t xml:space="preserve">E kihívások kezelésére az EU bevezette a „körforgásos elektronikai kezdeményezést”, amely az elektronikai és IKT-termékek (információ- és kommunikációtechnológia) teljes életciklusára kiterjed. Ennek keretében szabályozási intézkedések irányulnak többek között a termékek tartósságának növelésére, a javíthatóság és </w:t>
-      </w:r>
-      <w:proofErr w:type="spellStart"/>
-      <w:r>
-        <w:t>korszerűsíthetőség</w:t>
-      </w:r>
-      <w:proofErr w:type="spellEnd"/>
-      <w:r>
-        <w:t xml:space="preserve"> biztosítására, valamint az újrahasználat és újrafeldolgozás elősegítésére. Kiemelt szerepet kap a „javításhoz való jog” koncepciója is, amely célja, hogy a fogyasztók számára biztosított legyen a termékek élettartamának meghosszabbítása, beleértve a szoftverfrissítésekhez való hozzáférést is. Emellett az intézkedések kiterjednek a töltők egységesítésére, a hulladékgyűjtési rendszerek fejlesztésére, valamint a veszélyes anyagok használatának korlátozására is (European </w:t>
-      </w:r>
-      <w:proofErr w:type="spellStart"/>
-      <w:r>
-        <w:t>Commission</w:t>
-      </w:r>
-      <w:proofErr w:type="spellEnd"/>
-      <w:r>
-        <w:t>, 2020).</w:t>
+        <w:t>cselekvési terv egyik alapvető célja, hogy a termékek tartósabbak, javíthatóbbak és újrahasznosíthatóbbak legyenek, ezáltal csökkentve a primer erőforrások iránti keresletet és a keletkező hulladék mennyiségét (European Commission, 2020).</w:t>
+      </w:r>
+    </w:p>
+    <w:p>
+      <w:pPr>
+        <w:spacing w:line="360" w:lineRule="auto"/>
+        <w:jc w:val="both"/>
+      </w:pPr>
+      <w:r>
+        <w:t>Az elektromos és elektronikus berendezések különösen kiemelt szerepet kapnak a cselekvési tervben, mivel ezek az egyik leggyorsabban növekvő hulladékáramot jelentik az Európai Unióban, éves szinten mintegy 2%-os növekedési ütemmel. Emellett az e-hulladék kevesebb mint 40%-át hasznosítják újra megfelelő módon, ami jelentős erőforrás-veszteséget eredményez. A szakpolitikai megközelítés szerint ennek egyik fő oka, hogy számos termék nem javítható, nehezen szétszerelhető, vagy szoftveres elavulás miatt idő előtt kikerül a használatból (European Commission, 2020).</w:t>
+      </w:r>
+    </w:p>
+    <w:p>
+      <w:pPr>
+        <w:spacing w:line="360" w:lineRule="auto"/>
+        <w:jc w:val="both"/>
+      </w:pPr>
+      <w:r>
+        <w:t>E kihívások kezelésére az EU bevezette a „körforgásos elektronikai kezdeményezést”, amely az elektronikai és IKT-termékek (információ- és kommunikációtechnológia) teljes életciklusára kiterjed. Ennek keretében szabályozási intézkedések irányulnak többek között a termékek tartósságának növelésére, a javíthatóság és korszerűsíthetőség biztosítására, valamint az újrahasználat és újrafeldolgozás elősegítésére. Kiemelt szerepet kap a „javításhoz való jog” koncepciója is, amely célja, hogy a fogyasztók számára biztosított legyen a termékek élettartamának meghosszabbítása, beleértve a szoftverfrissítésekhez való hozzáférést is. Emellett az intézkedések kiterjednek a töltők egységesítésére, a hulladékgyűjtési rendszerek fejlesztésére, valamint a veszélyes anyagok használatának korlátozására is (European Commission, 2020).</w:t>
       </w:r>
     </w:p>
     <w:p>
@@ -6811,15 +6658,7 @@
         <w:t>elfogadásra</w:t>
       </w:r>
       <w:r>
-        <w:t xml:space="preserve">. Az új kezdeményezés célja egy egységes piac létrehozása a másodlagos nyersanyagok számára, valamint a jó minőségű újrahasznosított anyagok kínálatának és keresletének növelése. A tervek szerint ez a keret tovább erősíti a körforgásos gazdaságra való átállást, és hozzájárul ahhoz, hogy az Európai Unió 2030-ra globális vezető szerepet töltsön a területen (European </w:t>
-      </w:r>
-      <w:proofErr w:type="spellStart"/>
-      <w:r>
-        <w:t>Commission</w:t>
-      </w:r>
-      <w:proofErr w:type="spellEnd"/>
-      <w:r>
-        <w:t>, 2025).</w:t>
+        <w:t>. Az új kezdeményezés célja egy egységes piac létrehozása a másodlagos nyersanyagok számára, valamint a jó minőségű újrahasznosított anyagok kínálatának és keresletének növelése. A tervek szerint ez a keret tovább erősíti a körforgásos gazdaságra való átállást, és hozzájárul ahhoz, hogy az Európai Unió 2030-ra globális vezető szerepet töltsön a területen (European Commission, 2025).</w:t>
       </w:r>
     </w:p>
     <w:p>
@@ -6832,15 +6671,7 @@
       </w:r>
       <w:r>
         <w:lastRenderedPageBreak/>
-        <w:t xml:space="preserve">egyenletlen. A nemzeti szintű alkalmazás jelentős </w:t>
-      </w:r>
-      <w:proofErr w:type="gramStart"/>
-      <w:r>
-        <w:t>eltéréseket mutat</w:t>
-      </w:r>
-      <w:proofErr w:type="gramEnd"/>
-      <w:r>
-        <w:t>, amit részben az eltérő gazdasági fejlettség és intézményi háttér magyaráz. A kutatások rámutatnak arra, hogy a körforgásos gazdaság előrehaladásának mérése korlátozott, valamint az egyes országok teljesítménye között jelentős különbségek figyelhetők meg, ahol a fejlettebb tagállamok általában előrébb járnak a körforgásos megoldások alkalmazásában (Mazur-Wierzbicka, 2021).</w:t>
+        <w:t>egyenletlen. A nemzeti szintű alkalmazás jelentős eltéréseket mutat, amit részben az eltérő gazdasági fejlettség és intézményi háttér magyaráz. A kutatások rámutatnak arra, hogy a körforgásos gazdaság előrehaladásának mérése korlátozott, valamint az egyes országok teljesítménye között jelentős különbségek figyelhetők meg, ahol a fejlettebb tagállamok általában előrébb járnak a körforgásos megoldások alkalmazásában (Mazur-Wierzbicka, 2021).</w:t>
       </w:r>
     </w:p>
     <w:p>
@@ -6855,31 +6686,7 @@
         <w:t xml:space="preserve">. </w:t>
       </w:r>
       <w:r>
-        <w:t>Emellett a szakpolitikai megközelítés gyakran a végső fázisokra, különösen az újrahasznosításra koncentrál, miközben kisebb hangsúlyt kapnak azok az intézkedések, amelyek a fogyasztás csökkentését vagy a termékek élettartamának meghosszabbítását célozzák (</w:t>
-      </w:r>
-      <w:proofErr w:type="spellStart"/>
-      <w:r>
-        <w:t>Džajić</w:t>
-      </w:r>
-      <w:proofErr w:type="spellEnd"/>
-      <w:r>
-        <w:t xml:space="preserve"> </w:t>
-      </w:r>
-      <w:proofErr w:type="spellStart"/>
-      <w:r>
-        <w:t>Uršič</w:t>
-      </w:r>
-      <w:proofErr w:type="spellEnd"/>
-      <w:r>
-        <w:t xml:space="preserve"> et al., 2025). Ennek következtében az újrahasznosítás önmagában nem elegendő az erőforrás-függőség csökkentéséhez, különösen a növekvő anyagigény mellett (</w:t>
-      </w:r>
-      <w:proofErr w:type="spellStart"/>
-      <w:r>
-        <w:t>Baldassarre</w:t>
-      </w:r>
-      <w:proofErr w:type="spellEnd"/>
-      <w:r>
-        <w:t xml:space="preserve"> and Carrara, 2025).</w:t>
+        <w:t>Emellett a szakpolitikai megközelítés gyakran a végső fázisokra, különösen az újrahasznosításra koncentrál, miközben kisebb hangsúlyt kapnak azok az intézkedések, amelyek a fogyasztás csökkentését vagy a termékek élettartamának meghosszabbítását célozzák (Džajić Uršič et al., 2025). Ennek következtében az újrahasznosítás önmagában nem elegendő az erőforrás-függőség csökkentéséhez, különösen a növekvő anyagigény mellett (Baldassarre and Carrara, 2025).</w:t>
       </w:r>
     </w:p>
     <w:p>
@@ -6900,39 +6707,7 @@
         <w:t xml:space="preserve">, </w:t>
       </w:r>
       <w:r>
-        <w:t xml:space="preserve"> jelenlegi technológiai feltételek mellett nehezen teljesíthetők (</w:t>
-      </w:r>
-      <w:proofErr w:type="spellStart"/>
-      <w:r>
-        <w:t>Džajić</w:t>
-      </w:r>
-      <w:proofErr w:type="spellEnd"/>
-      <w:r>
-        <w:t xml:space="preserve"> </w:t>
-      </w:r>
-      <w:proofErr w:type="spellStart"/>
-      <w:r>
-        <w:t>Uršič</w:t>
-      </w:r>
-      <w:proofErr w:type="spellEnd"/>
-      <w:r>
-        <w:t xml:space="preserve"> et al., 2025). Emellett a körforgásos gazdaságra való átállás rendszerszintű változásokat igényel, amelyeket olyan tényezők nehezítenek, mint a töredezett kormányzási struktúra, a másodlagos nyersanyagok piacának fejletlensége, valamint a körforgásos megoldások korlátozott ipari integrációja (</w:t>
-      </w:r>
-      <w:proofErr w:type="spellStart"/>
-      <w:r>
-        <w:t>Džajić</w:t>
-      </w:r>
-      <w:proofErr w:type="spellEnd"/>
-      <w:r>
-        <w:t xml:space="preserve"> </w:t>
-      </w:r>
-      <w:proofErr w:type="spellStart"/>
-      <w:r>
-        <w:t>Uršič</w:t>
-      </w:r>
-      <w:proofErr w:type="spellEnd"/>
-      <w:r>
-        <w:t xml:space="preserve"> et al., 2025). További probléma, hogy a nemzeti stratégiák gyakran nem tartalmaznak egyértelmű, mérhető célokat, ami korlátozza az előrehaladás értékelhetőségét és a szakpolitikák hatékonyságának megítélését (Mazur-Wierzbicka, 2021). Összességében tehát az EU körforgásos gazdasági törekvései erősek és stratégiailag megalapozottak, azonban a gyakorlati megvalósítás és a célok elérhetősége továbbra is jelentős kihívásokba ütközik.</w:t>
+        <w:t xml:space="preserve"> jelenlegi technológiai feltételek mellett nehezen teljesíthetők (Džajić Uršič et al., 2025). Emellett a körforgásos gazdaságra való átállás rendszerszintű változásokat igényel, amelyeket olyan tényezők nehezítenek, mint a töredezett kormányzási struktúra, a másodlagos nyersanyagok piacának fejletlensége, valamint a körforgásos megoldások korlátozott ipari integrációja (Džajić Uršič et al., 2025). További probléma, hogy a nemzeti stratégiák gyakran nem tartalmaznak egyértelmű, mérhető célokat, ami korlátozza az előrehaladás értékelhetőségét és a szakpolitikák hatékonyságának megítélését (Mazur-Wierzbicka, 2021). Összességében tehát az EU körforgásos gazdasági törekvései erősek és stratégiailag megalapozottak, azonban a gyakorlati megvalósítás és a célok elérhetősége továbbra is jelentős kihívásokba ütközik.</w:t>
       </w:r>
     </w:p>
     <w:p>
@@ -6979,15 +6754,7 @@
       </w:r>
       <w:r>
         <w:lastRenderedPageBreak/>
-        <w:t xml:space="preserve">elmúlt években, 2023-ig sem </w:t>
-      </w:r>
-      <w:proofErr w:type="spellStart"/>
-      <w:r>
-        <w:t>növekdett</w:t>
-      </w:r>
-      <w:proofErr w:type="spellEnd"/>
-      <w:r>
-        <w:t xml:space="preserve"> az Eurostat frissített adatai alapján </w:t>
+        <w:t xml:space="preserve">elmúlt években, 2023-ig sem növekdett az Eurostat frissített adatai alapján </w:t>
       </w:r>
       <w:r>
         <w:t>(Dobre-Baron et al., 2022). Az újrahasznosítási teljesítmény hasonlóképpen elmarad az európai átlagtól: miközben az EU-27 esetében a városi hulladékok újrahasznosítási aránya megközelíti az 50%-ot, Románia esetében ez az érték az elmúlt évtizedben 10</w:t>
@@ -6996,15 +6763,7 @@
         <w:t>-</w:t>
       </w:r>
       <w:r>
-        <w:t xml:space="preserve">14% között ingadozott, és az </w:t>
-      </w:r>
-      <w:proofErr w:type="spellStart"/>
-      <w:r>
-        <w:t>ökonometriai</w:t>
-      </w:r>
-      <w:proofErr w:type="spellEnd"/>
-      <w:r>
-        <w:t xml:space="preserve"> előrejelzések nem mutatnak számottevő javulást a következő évekre vonatkozóan sem (Dobre-Baron et al., 2022).</w:t>
+        <w:t>14% között ingadozott, és az ökonometriai előrejelzések nem mutatnak számottevő javulást a következő évekre vonatkozóan sem (Dobre-Baron et al., 2022).</w:t>
       </w:r>
     </w:p>
     <w:p>
@@ -7034,15 +6793,7 @@
         <w:jc w:val="both"/>
       </w:pPr>
       <w:r>
-        <w:t xml:space="preserve">A lemaradás mögött meghúzódó okok egyaránt </w:t>
-      </w:r>
-      <w:proofErr w:type="spellStart"/>
-      <w:r>
-        <w:t>szocioökonómiai</w:t>
-      </w:r>
-      <w:proofErr w:type="spellEnd"/>
-      <w:r>
-        <w:t>, kulturális és intézményi természetűek. A vidéki területeken az idősödő és alacsony jövedelmű népesség kevés elektronikai eszközt cserél, a régi készülékek jellemzően a háztartásokban maradnak, és csak ritkán kerülnek be a formális begyűjtési rendszerekbe (Bostan, 2023). A városi fogyasztók esetében is megfigyelhető, hogy a régi eszközöket inkább az informális másodlagos piacon értékesítik, semmint a kijelölt hulladékgyűjtő pontokra adják le, ami részben a pénzügyi ösztönzők hiányával, részben az elérhető infrastruktúra fejletlenségével magyarázható (Bostan, 2023). Az önkormányzati szintű begyűjtési infrastruktúra szervezett kiépítése területén szintén jelentős hiányosságok tapasztalhatók, amelyek tovább nehezítik a fogyasztói részvételt.</w:t>
+        <w:t>A lemaradás mögött meghúzódó okok egyaránt szocioökonómiai, kulturális és intézményi természetűek. A vidéki területeken az idősödő és alacsony jövedelmű népesség kevés elektronikai eszközt cserél, a régi készülékek jellemzően a háztartásokban maradnak, és csak ritkán kerülnek be a formális begyűjtési rendszerekbe (Bostan, 2023). A városi fogyasztók esetében is megfigyelhető, hogy a régi eszközöket inkább az informális másodlagos piacon értékesítik, semmint a kijelölt hulladékgyűjtő pontokra adják le, ami részben a pénzügyi ösztönzők hiányával, részben az elérhető infrastruktúra fejletlenségével magyarázható (Bostan, 2023). Az önkormányzati szintű begyűjtési infrastruktúra szervezett kiépítése területén szintén jelentős hiányosságok tapasztalhatók, amelyek tovább nehezítik a fogyasztói részvételt.</w:t>
       </w:r>
     </w:p>
     <w:p>
@@ -7056,37 +6807,8 @@
       <w:r>
         <w:t xml:space="preserve"> (</w:t>
       </w:r>
-      <w:proofErr w:type="spellStart"/>
-      <w:r>
-        <w:t>waste</w:t>
-      </w:r>
-      <w:proofErr w:type="spellEnd"/>
-      <w:r>
-        <w:t xml:space="preserve"> </w:t>
-      </w:r>
-      <w:proofErr w:type="spellStart"/>
-      <w:r>
-        <w:t>from</w:t>
-      </w:r>
-      <w:proofErr w:type="spellEnd"/>
-      <w:r>
-        <w:t xml:space="preserve"> </w:t>
-      </w:r>
-      <w:proofErr w:type="spellStart"/>
-      <w:r>
-        <w:t>electrical</w:t>
-      </w:r>
-      <w:proofErr w:type="spellEnd"/>
-      <w:r>
-        <w:t xml:space="preserve"> and </w:t>
-      </w:r>
-      <w:proofErr w:type="spellStart"/>
-      <w:r>
-        <w:t>electronic</w:t>
-      </w:r>
-      <w:proofErr w:type="spellEnd"/>
-      <w:r>
-        <w:t xml:space="preserve"> equipment</w:t>
+      <w:r>
+        <w:t>waste from electrical and electronic equipment</w:t>
       </w:r>
       <w:r>
         <w:t xml:space="preserve">; </w:t>
@@ -8789,14 +8511,15 @@
         <w:jc w:val="both"/>
       </w:pPr>
       <w:r>
-        <w:t>A kutatás egyik legfontosabb informatikai feladata az adatok egységesítése volt. A kérdőívek magyar, román és angol nyelven készültek, ezért azonos jelentésű válaszok több különböző formában szerepeltek az adatbázisban.</w:t>
-      </w:r>
-    </w:p>
-    <w:p>
-      <w:pPr>
-        <w:spacing w:line="360" w:lineRule="auto"/>
-        <w:jc w:val="both"/>
-      </w:pPr>
+        <w:t xml:space="preserve">Az adatfeldolgozási folyamat során külön hangsúlyt kapott a válaszok harmonizálása, amelyet Python alapú automatizált eljárások támogattak. A rendszer szótár alapú leképezések és normalizáló függvények segítségével egységesítette a különböző nyelveken megadott válaszokat, valamint kezelte az eltérő írásmódokból és karakterkódolási sajátosságokból fakadó eltéréseket. </w:t>
+      </w:r>
+      <w:r>
+        <w:lastRenderedPageBreak/>
+        <w:t>Az így kialakított egységes adatstruktúra lehetővé tette a romániai és hollandiai válaszadók közvetlen összehasonlítását, valamint biztosította a további adatbányászati, statisztikai és vizualizációs műveletek megbízható alapját.</w:t>
+      </w:r>
+      <w:r>
+        <w:t xml:space="preserve"> </w:t>
+      </w:r>
       <w:r>
         <w:t>A szöveges válaszok tisztítására és normalizálására külön függvények készültek:</w:t>
       </w:r>
@@ -8810,7 +8533,6 @@
         <w:rPr>
           <w:noProof/>
         </w:rPr>
-        <w:lastRenderedPageBreak/>
         <w:drawing>
           <wp:inline distT="0" distB="0" distL="0" distR="0" wp14:anchorId="4996CBE0" wp14:editId="39183441">
             <wp:extent cx="4495833" cy="533404"/>
@@ -9046,6 +8768,12 @@
       <w:pPr>
         <w:spacing w:line="360" w:lineRule="auto"/>
         <w:jc w:val="both"/>
+      </w:pPr>
+    </w:p>
+    <w:p>
+      <w:pPr>
+        <w:spacing w:line="360" w:lineRule="auto"/>
+        <w:jc w:val="both"/>
         <w:rPr>
           <w:b/>
           <w:bCs/>
@@ -9057,6 +8785,7 @@
           <w:b/>
           <w:bCs/>
         </w:rPr>
+        <w:lastRenderedPageBreak/>
         <w:t>Indexképzés és statisztikai elemzés</w:t>
       </w:r>
       <w:bookmarkEnd w:id="25"/>
@@ -9076,7 +8805,6 @@
         <w:jc w:val="both"/>
       </w:pPr>
       <w:r>
-        <w:lastRenderedPageBreak/>
         <w:t>A környezeti attitűd index például négy különálló kérdés átlagából került kialakításra:</w:t>
       </w:r>
     </w:p>
@@ -9310,6 +9038,7 @@
         <w:jc w:val="both"/>
       </w:pPr>
       <w:r>
+        <w:lastRenderedPageBreak/>
         <w:t>A klaszterezés lehetővé tette, hogy a válaszadók ne előre meghatározott kategóriák szerint, hanem a tényleges viselkedési mintázataik alapján kerüljenek csoportosításra.</w:t>
       </w:r>
     </w:p>
@@ -9323,32 +9052,11 @@
         </w:rPr>
       </w:pPr>
       <w:bookmarkStart w:id="27" w:name="_Toc232860239"/>
-    </w:p>
-    <w:p>
-      <w:pPr>
-        <w:spacing w:line="360" w:lineRule="auto"/>
-        <w:jc w:val="both"/>
-        <w:rPr>
-          <w:b/>
-          <w:bCs/>
-        </w:rPr>
-      </w:pPr>
-    </w:p>
-    <w:p>
-      <w:pPr>
-        <w:spacing w:line="360" w:lineRule="auto"/>
-        <w:jc w:val="both"/>
-        <w:rPr>
-          <w:b/>
-          <w:bCs/>
-        </w:rPr>
-      </w:pPr>
-      <w:r>
-        <w:rPr>
-          <w:b/>
-          <w:bCs/>
-        </w:rPr>
-        <w:lastRenderedPageBreak/>
+      <w:r>
+        <w:rPr>
+          <w:b/>
+          <w:bCs/>
+        </w:rPr>
         <w:t>Interaktív adatvizualizációs rendszer</w:t>
       </w:r>
       <w:bookmarkEnd w:id="27"/>
@@ -9527,15 +9235,18 @@
         <w:jc w:val="both"/>
       </w:pPr>
       <w:r>
-        <w:t>Az informatikai megoldás egyik legfontosabb eredménye, hogy a nyers kérdőíves adatokból automatikusan létrejövő elemzések és vizualizációk egységes felületen, felhasználóbarát módon váltak elérhetővé. A rendszer így nemcsak a kutatás eredményeinek bemutatását támogatja, hanem a különböző fogyasztói viselkedésminták és összefüggések önálló feltárását is lehetővé teszi.</w:t>
-      </w:r>
-    </w:p>
-    <w:p>
-      <w:pPr>
-        <w:spacing w:line="360" w:lineRule="auto"/>
-      </w:pPr>
+        <w:t xml:space="preserve">Az informatikai megoldás egyik legfontosabb eredménye, hogy a nyers kérdőíves adatokból automatikusan létrejövő elemzések és vizualizációk egységes felületen, felhasználóbarát módon </w:t>
+      </w:r>
       <w:r>
         <w:lastRenderedPageBreak/>
+        <w:t>váltak elérhetővé. A rendszer így nemcsak a kutatás eredményeinek bemutatását támogatja, hanem a különböző fogyasztói viselkedésminták és összefüggések önálló feltárását is lehetővé teszi.</w:t>
+      </w:r>
+    </w:p>
+    <w:p>
+      <w:pPr>
+        <w:spacing w:line="360" w:lineRule="auto"/>
+      </w:pPr>
+      <w:r>
         <w:t>A dolgozathoz készített weboldal megtekinthető az alábbi linken:</w:t>
       </w:r>
       <w:r>
@@ -9823,11 +9534,92 @@
           <w:bCs/>
         </w:rPr>
       </w:pPr>
-      <w:r>
-        <w:rPr>
-          <w:b/>
-          <w:bCs/>
-        </w:rPr>
+    </w:p>
+    <w:p>
+      <w:pPr>
+        <w:spacing w:line="360" w:lineRule="auto"/>
+        <w:jc w:val="both"/>
+        <w:rPr>
+          <w:b/>
+          <w:bCs/>
+        </w:rPr>
+      </w:pPr>
+    </w:p>
+    <w:p>
+      <w:pPr>
+        <w:spacing w:line="360" w:lineRule="auto"/>
+        <w:jc w:val="both"/>
+        <w:rPr>
+          <w:b/>
+          <w:bCs/>
+        </w:rPr>
+      </w:pPr>
+    </w:p>
+    <w:p>
+      <w:pPr>
+        <w:spacing w:line="360" w:lineRule="auto"/>
+        <w:jc w:val="both"/>
+        <w:rPr>
+          <w:b/>
+          <w:bCs/>
+        </w:rPr>
+      </w:pPr>
+    </w:p>
+    <w:p>
+      <w:pPr>
+        <w:spacing w:line="360" w:lineRule="auto"/>
+        <w:jc w:val="both"/>
+        <w:rPr>
+          <w:b/>
+          <w:bCs/>
+        </w:rPr>
+      </w:pPr>
+    </w:p>
+    <w:p>
+      <w:pPr>
+        <w:spacing w:line="360" w:lineRule="auto"/>
+        <w:jc w:val="both"/>
+        <w:rPr>
+          <w:b/>
+          <w:bCs/>
+        </w:rPr>
+      </w:pPr>
+    </w:p>
+    <w:p>
+      <w:pPr>
+        <w:spacing w:line="360" w:lineRule="auto"/>
+        <w:jc w:val="both"/>
+        <w:rPr>
+          <w:b/>
+          <w:bCs/>
+        </w:rPr>
+      </w:pPr>
+    </w:p>
+    <w:p>
+      <w:pPr>
+        <w:spacing w:line="360" w:lineRule="auto"/>
+        <w:jc w:val="both"/>
+        <w:rPr>
+          <w:b/>
+          <w:bCs/>
+        </w:rPr>
+      </w:pPr>
+    </w:p>
+    <w:p>
+      <w:pPr>
+        <w:spacing w:line="360" w:lineRule="auto"/>
+        <w:jc w:val="both"/>
+        <w:rPr>
+          <w:b/>
+          <w:bCs/>
+        </w:rPr>
+      </w:pPr>
+      <w:r>
+        <w:rPr>
+          <w:b/>
+          <w:bCs/>
+        </w:rPr>
+        <w:lastRenderedPageBreak/>
         <w:t>Romániai minta demográfiai jellemzői</w:t>
       </w:r>
     </w:p>
@@ -10030,7 +9822,6 @@
         <w:jc w:val="both"/>
       </w:pPr>
       <w:r>
-        <w:lastRenderedPageBreak/>
         <w:t>A romániai mintában a nemek megoszlása viszonylag kiegyensúlyozott, enyhe női dominanciával. A válaszadók 5</w:t>
       </w:r>
       <w:r>
@@ -10301,7 +10092,11 @@
         <w:t>-</w:t>
       </w:r>
       <w:r>
-        <w:t>44 éveseké pedig 6%. Ez a torzítás arra utal, hogy a minta nem tükrözi kiegyensúlyozottan a teljes felnőtt népességet, és az eredmények elsősorban a fiatal, digitálisan aktív fogyasztók viselkedését reprezentálják</w:t>
+        <w:t xml:space="preserve">44 éveseké pedig 6%. </w:t>
+      </w:r>
+      <w:r>
+        <w:lastRenderedPageBreak/>
+        <w:t>Ez a torzítás arra utal, hogy a minta nem tükrözi kiegyensúlyozottan a teljes felnőtt népességet, és az eredmények elsősorban a fiatal, digitálisan aktív fogyasztók viselkedését reprezentálják</w:t>
       </w:r>
       <w:r>
         <w:t xml:space="preserve"> (</w:t>
@@ -10359,84 +10154,101 @@
         <w:t>9</w:t>
       </w:r>
       <w:r>
-        <w:t xml:space="preserve">% vállalkozó. Ez a hallgatói dominancia </w:t>
-      </w:r>
-      <w:r>
+        <w:t>% vállalkozó. Ez a hallgatói dominancia torzítást eredményezhet, mivel a fiatalok fogyasztási szokásai, jövedelmi helyzete és döntési mechanizmusai eltérnek az aktív, teljes munkaidőben dolgozó népességétől.</w:t>
+      </w:r>
+    </w:p>
+    <w:p>
+      <w:pPr>
+        <w:spacing w:line="360" w:lineRule="auto"/>
+        <w:jc w:val="both"/>
+      </w:pPr>
+      <w:r>
+        <w:t>A lakóhely szerinti megoszlás alapján a romániai válaszadók többsége városi környezetben él. A kitöltők 62%-a nagyvárosban, további 2</w:t>
+      </w:r>
+      <w:r>
+        <w:t>2</w:t>
+      </w:r>
+      <w:r>
+        <w:t>%-a városban lakik, míg a vidéki és kisvárosi lakosság aránya alacsony (összesen kb. 1</w:t>
+      </w:r>
+      <w:r>
+        <w:t>6</w:t>
+      </w:r>
+      <w:r>
+        <w:t>%). Ez a városi torzítás különösen releváns az e-hulladék kezelés szempontjából, mivel a városi térségekben jellemzően fejlettebb a begyűjtési infrastruktúra és jobb a hozzáférés a megfelelő leadási lehetőségekhez.</w:t>
+      </w:r>
+    </w:p>
+    <w:p>
+      <w:pPr>
+        <w:spacing w:line="360" w:lineRule="auto"/>
+        <w:jc w:val="both"/>
+      </w:pPr>
+      <w:r>
+        <w:t>A jövedelmi eloszlás heterogén képet mutat, ugyanakkor jelentős korlátozó tényező, hogy a válaszadók 25%-a nem kívánt válaszolni. A legnagyobb arányt a 2400 EUR feletti kategória (25%) képviseli, amit a közepes jövedelmi kategóriák követnek. Ez arra utal, hogy a minta bizonyos mértékben felülreprezentálhatja a magasabb jövedelmű háztartásokat, ugyanakkor az adatok értelmezhetőségét a hiányzó válaszok aránya korlátozza.</w:t>
+      </w:r>
+    </w:p>
+    <w:p>
+      <w:pPr>
+        <w:spacing w:line="360" w:lineRule="auto"/>
+        <w:jc w:val="both"/>
+      </w:pPr>
+      <w:r>
+        <w:t>A háztartásméret tekintetében a válaszadók többsége 3</w:t>
+      </w:r>
+      <w:r>
+        <w:t>-</w:t>
+      </w:r>
+      <w:r>
+        <w:t>4 fős háztartásban él (60%), míg kisebb arányban jelennek meg az egy fős (1</w:t>
+      </w:r>
+      <w:r>
+        <w:t>2</w:t>
+      </w:r>
+      <w:r>
+        <w:t>%) és két fős (14%) háztartások, valamint a nagyobb, öt vagy több fős háztartások (1</w:t>
+      </w:r>
+      <w:r>
+        <w:t>4</w:t>
+      </w:r>
+      <w:r>
+        <w:t>%).</w:t>
+      </w:r>
+    </w:p>
+    <w:p>
+      <w:pPr>
+        <w:spacing w:line="360" w:lineRule="auto"/>
+        <w:jc w:val="both"/>
+        <w:rPr>
+          <w:b/>
+          <w:bCs/>
+        </w:rPr>
+      </w:pPr>
+    </w:p>
+    <w:p>
+      <w:pPr>
+        <w:spacing w:line="360" w:lineRule="auto"/>
+        <w:jc w:val="both"/>
+        <w:rPr>
+          <w:b/>
+          <w:bCs/>
+        </w:rPr>
+      </w:pPr>
+    </w:p>
+    <w:p>
+      <w:pPr>
+        <w:spacing w:line="360" w:lineRule="auto"/>
+        <w:jc w:val="both"/>
+        <w:rPr>
+          <w:b/>
+          <w:bCs/>
+        </w:rPr>
+      </w:pPr>
+      <w:r>
+        <w:rPr>
+          <w:b/>
+          <w:bCs/>
+        </w:rPr>
         <w:lastRenderedPageBreak/>
-        <w:t>torzítást eredményezhet, mivel a fiatalok fogyasztási szokásai, jövedelmi helyzete és döntési mechanizmusai eltérnek az aktív, teljes munkaidőben dolgozó népességétől.</w:t>
-      </w:r>
-    </w:p>
-    <w:p>
-      <w:pPr>
-        <w:spacing w:line="360" w:lineRule="auto"/>
-        <w:jc w:val="both"/>
-      </w:pPr>
-      <w:r>
-        <w:t>A lakóhely szerinti megoszlás alapján a romániai válaszadók többsége városi környezetben él. A kitöltők 62%-a nagyvárosban, további 2</w:t>
-      </w:r>
-      <w:r>
-        <w:t>2</w:t>
-      </w:r>
-      <w:r>
-        <w:t>%-a városban lakik, míg a vidéki és kisvárosi lakosság aránya alacsony (összesen kb. 1</w:t>
-      </w:r>
-      <w:r>
-        <w:t>6</w:t>
-      </w:r>
-      <w:r>
-        <w:t>%). Ez a városi torzítás különösen releváns az e-hulladék kezelés szempontjából, mivel a városi térségekben jellemzően fejlettebb a begyűjtési infrastruktúra és jobb a hozzáférés a megfelelő leadási lehetőségekhez.</w:t>
-      </w:r>
-    </w:p>
-    <w:p>
-      <w:pPr>
-        <w:spacing w:line="360" w:lineRule="auto"/>
-        <w:jc w:val="both"/>
-      </w:pPr>
-      <w:r>
-        <w:t>A jövedelmi eloszlás heterogén képet mutat, ugyanakkor jelentős korlátozó tényező, hogy a válaszadók 25%-a nem kívánt válaszolni. A legnagyobb arányt a 2400 EUR feletti kategória (25%) képviseli, amit a közepes jövedelmi kategóriák követnek. Ez arra utal, hogy a minta bizonyos mértékben felülreprezentálhatja a magasabb jövedelmű háztartásokat, ugyanakkor az adatok értelmezhetőségét a hiányzó válaszok aránya korlátozza.</w:t>
-      </w:r>
-    </w:p>
-    <w:p>
-      <w:pPr>
-        <w:spacing w:line="360" w:lineRule="auto"/>
-        <w:jc w:val="both"/>
-      </w:pPr>
-      <w:r>
-        <w:t>A háztartásméret tekintetében a válaszadók többsége 3</w:t>
-      </w:r>
-      <w:r>
-        <w:t>-</w:t>
-      </w:r>
-      <w:r>
-        <w:t>4 fős háztartásban él (60%), míg kisebb arányban jelennek meg az egy fős (1</w:t>
-      </w:r>
-      <w:r>
-        <w:t>2</w:t>
-      </w:r>
-      <w:r>
-        <w:t>%) és két fős (14%) háztartások, valamint a nagyobb, öt vagy több fős háztartások (1</w:t>
-      </w:r>
-      <w:r>
-        <w:t>4</w:t>
-      </w:r>
-      <w:r>
-        <w:t>%).</w:t>
-      </w:r>
-    </w:p>
-    <w:p>
-      <w:pPr>
-        <w:spacing w:line="360" w:lineRule="auto"/>
-        <w:jc w:val="both"/>
-        <w:rPr>
-          <w:b/>
-          <w:bCs/>
-        </w:rPr>
-      </w:pPr>
-      <w:r>
-        <w:rPr>
-          <w:b/>
-          <w:bCs/>
-        </w:rPr>
         <w:t>Hollandiai minta demográfiai jellemzői</w:t>
       </w:r>
     </w:p>
@@ -10572,7 +10384,6 @@
         <w:jc w:val="both"/>
       </w:pPr>
       <w:r>
-        <w:lastRenderedPageBreak/>
         <w:t>Az iskolai végzettséget tekintve a hollandiai válaszadók körében szintén magas edukációs szint figyelhető meg. A kitöltők 4</w:t>
       </w:r>
       <w:r>
@@ -10677,6 +10488,7 @@
         </w:rPr>
       </w:pPr>
       <w:r>
+        <w:lastRenderedPageBreak/>
         <w:t>A jövedelmi eloszlás viszonylag kiegyensúlyozottnak tekinthető, ugyanakkor itt is megfigyelhető a nem válaszolók aránya (1</w:t>
       </w:r>
       <w:r>
@@ -10783,26 +10595,29 @@
         <w:jc w:val="both"/>
       </w:pPr>
       <w:r>
+        <w:t>A demográfiai változók összehasonlítására végzett Khi-négyzet próbák és a Cramér-féle V hatásméret alapján a hét vizsgált változó közül mindössze kettő esetében mutatkozott statisztikailag szignifikáns eltérés a két minta között. A legerősebb különbség az életkor esetében jelent meg (Cramér V = 0,398), amely közepes erősségű kapcsolatnak tekinthető. Emellett a háztartásméret esetében is kimutatható volt eltérés, azonban ennek gyakorlati jelentősége már jóval gyengébb (Cramér V = 0,244). A nem, végzettség, lakóhely, jövedelem és foglalkozás változók esetében nem volt kimutatható érdemi különbség a két ország mintája között.</w:t>
+      </w:r>
+    </w:p>
+    <w:p>
+      <w:pPr>
+        <w:spacing w:line="360" w:lineRule="auto"/>
+        <w:jc w:val="both"/>
+      </w:pPr>
+      <w:r>
+        <w:t>A hatásméretek átlaga mindössze 0,20 volt, ami összességében gyenge gyakorlati különbségre utal. Ez arra enged következtetni, hogy a két alminta demográfiai összetétele alapvetően hasonló, így az eredményekben megjelenő eltérések valószínűleg nem elsősorban a minták szerkezetéből fakadnak.</w:t>
+      </w:r>
+    </w:p>
+    <w:p>
+      <w:pPr>
+        <w:spacing w:line="360" w:lineRule="auto"/>
+        <w:jc w:val="both"/>
+      </w:pPr>
+      <w:r>
+        <w:t xml:space="preserve">Fontos korlátozó tényező ugyanakkor, hogy egyik minta sem tekinthető reprezentatívnak, és elsősorban fiatal, városi, magasabb iskolai végzettségű válaszadókat tartalmaz. Ennek következtében az eredmények nem általánosíthatók a teljes romániai vagy hollandiai lakosságra, hanem egy specifikus társadalmi csoportra vonatkoznak. Ugyanakkor ez a csoport különösen </w:t>
+      </w:r>
+      <w:r>
         <w:lastRenderedPageBreak/>
-        <w:t>A demográfiai változók összehasonlítására végzett Khi-négyzet próbák és a Cramér-féle V hatásméret alapján a hét vizsgált változó közül mindössze kettő esetében mutatkozott statisztikailag szignifikáns eltérés a két minta között. A legerősebb különbség az életkor esetében jelent meg (Cramér V = 0,398), amely közepes erősségű kapcsolatnak tekinthető. Emellett a háztartásméret esetében is kimutatható volt eltérés, azonban ennek gyakorlati jelentősége már jóval gyengébb (Cramér V = 0,244). A nem, végzettség, lakóhely, jövedelem és foglalkozás változók esetében nem volt kimutatható érdemi különbség a két ország mintája között.</w:t>
-      </w:r>
-    </w:p>
-    <w:p>
-      <w:pPr>
-        <w:spacing w:line="360" w:lineRule="auto"/>
-        <w:jc w:val="both"/>
-      </w:pPr>
-      <w:r>
-        <w:t>A hatásméretek átlaga mindössze 0,20 volt, ami összességében gyenge gyakorlati különbségre utal. Ez arra enged következtetni, hogy a két alminta demográfiai összetétele alapvetően hasonló, így az eredményekben megjelenő eltérések valószínűleg nem elsősorban a minták szerkezetéből fakadnak.</w:t>
-      </w:r>
-    </w:p>
-    <w:p>
-      <w:pPr>
-        <w:spacing w:line="360" w:lineRule="auto"/>
-        <w:jc w:val="both"/>
-      </w:pPr>
-      <w:r>
-        <w:t>Fontos korlátozó tényező ugyanakkor, hogy egyik minta sem tekinthető reprezentatívnak, és elsősorban fiatal, városi, magasabb iskolai végzettségű válaszadókat tartalmaz. Ennek következtében az eredmények nem általánosíthatók a teljes romániai vagy hollandiai lakosságra, hanem egy specifikus társadalmi csoportra vonatkoznak. Ugyanakkor ez a csoport különösen releváns az elektronikai eszközök használata és az e-hulladék keletkezése szempontjából, ezért megfelelő alapot biztosít a két ország közötti fogyasztói magatartás összehasonlító vizsgálatához.</w:t>
+        <w:t>releváns az elektronikai eszközök használata és az e-hulladék keletkezése szempontjából, ezért megfelelő alapot biztosít a két ország közötti fogyasztói magatartás összehasonlító vizsgálatához.</w:t>
       </w:r>
     </w:p>
     <w:p>
@@ -10870,7 +10685,6 @@
         <w:rPr>
           <w:noProof/>
         </w:rPr>
-        <w:lastRenderedPageBreak/>
         <w:drawing>
           <wp:inline distT="0" distB="0" distL="0" distR="0" wp14:anchorId="4C5A721A" wp14:editId="44836744">
             <wp:extent cx="3844800" cy="3886287"/>
@@ -11033,6 +10847,7 @@
         <w:jc w:val="both"/>
       </w:pPr>
       <w:r>
+        <w:lastRenderedPageBreak/>
         <w:t>A körforgásos gazdasághoz kapcsolódó személyes cselekvési hajlandóságot mérő QB6-os kérdés alapján a hulladékszelektálási szándék tekintetében Hollandia (76%) szignifikánsan meghaladja mind az uniós átlagot (66%), mind Romániát (50%). Az újrafelhasználható csomagolás alkalmazása terén hasonló a mintázat: NL 63%, EU27 52%, RO 42%. A két ország közötti különbség az összes vizsgált magatartási dimenzióban konzisztensen fennáll, ami arra utal, hogy nem egyszeri eltérésről, hanem rendszerszintű attitűdkülönbségről van szó</w:t>
       </w:r>
       <w:r>
@@ -11055,11 +10870,7 @@
         <w:jc w:val="both"/>
       </w:pPr>
       <w:r>
-        <w:t xml:space="preserve">A QB8-as kérdés azt vizsgálja, hogy a válaszadó hajlandó lenne-e többet fizetni bútorokért, textíliákért vagy elektronikai eszközökért, amennyiben azok könnyebben javíthatók, újrahasznosíthatók, vagy környezetbarátabb módon készülnek. Ez a kérdés közvetlenül kapcsolódik a dolgozat saját kérdőívének javíthatóságra, fenntarthatóságra és fogyasztói áldozatvállalásra vonatkozó kérdéseihez. Az eredmények alapján Hollandia esetében a fizetési hajlandóság 76%, amely meghaladja az EU-27 59%-os átlagát, míg Romániában ez az arány 46%. Ez arra utal, hogy a holland válaszadók körében erősebb a fenntarthatóbb termékekért vállalt </w:t>
-      </w:r>
-      <w:r>
-        <w:lastRenderedPageBreak/>
-        <w:t>többletfizetési hajlandóság, míg Romániában ez a hajlandóság az uniós átlag alatt marad. Az eredmény összhangban állhat azzal, hogy Hollandiában a körforgásos gazdaság nemcsak intézményi és infrastrukturális szinten fejlettebb, hanem a fogyasztói döntésekben is erősebben megjelenik.</w:t>
+        <w:t>A QB8-as kérdés azt vizsgálja, hogy a válaszadó hajlandó lenne-e többet fizetni bútorokért, textíliákért vagy elektronikai eszközökért, amennyiben azok könnyebben javíthatók, újrahasznosíthatók, vagy környezetbarátabb módon készülnek. Ez a kérdés közvetlenül kapcsolódik a dolgozat saját kérdőívének javíthatóságra, fenntarthatóságra és fogyasztói áldozatvállalásra vonatkozó kérdéseihez. Az eredmények alapján Hollandia esetében a fizetési hajlandóság 76%, amely meghaladja az EU-27 59%-os átlagát, míg Romániában ez az arány 46%. Ez arra utal, hogy a holland válaszadók körében erősebb a fenntarthatóbb termékekért vállalt többletfizetési hajlandóság, míg Romániában ez a hajlandóság az uniós átlag alatt marad. Az eredmény összhangban állhat azzal, hogy Hollandiában a körforgásos gazdaság nemcsak intézményi és infrastrukturális szinten fejlettebb, hanem a fogyasztói döntésekben is erősebben megjelenik.</w:t>
       </w:r>
     </w:p>
     <w:p>
@@ -12729,7 +12540,7 @@
           <w:noProof/>
         </w:rPr>
         <w:drawing>
-          <wp:inline distT="0" distB="0" distL="0" distR="0" wp14:anchorId="5511EF2A" wp14:editId="14188DFD">
+          <wp:inline distT="0" distB="0" distL="0" distR="0" wp14:anchorId="5511EF2A" wp14:editId="5742DA48">
             <wp:extent cx="4443848" cy="3729318"/>
             <wp:effectExtent l="0" t="0" r="0" b="5080"/>
             <wp:docPr id="1439820631" name="Picture 9"/>
@@ -13349,6 +13160,30 @@
     </w:p>
     <w:p>
       <w:pPr>
+        <w:spacing w:line="360" w:lineRule="auto"/>
+        <w:jc w:val="both"/>
+      </w:pPr>
+    </w:p>
+    <w:p>
+      <w:pPr>
+        <w:spacing w:line="360" w:lineRule="auto"/>
+        <w:jc w:val="both"/>
+      </w:pPr>
+    </w:p>
+    <w:p>
+      <w:pPr>
+        <w:spacing w:line="360" w:lineRule="auto"/>
+        <w:jc w:val="both"/>
+      </w:pPr>
+    </w:p>
+    <w:p>
+      <w:pPr>
+        <w:spacing w:line="360" w:lineRule="auto"/>
+        <w:jc w:val="both"/>
+      </w:pPr>
+    </w:p>
+    <w:p>
+      <w:pPr>
         <w:pStyle w:val="ListParagraph"/>
         <w:numPr>
           <w:ilvl w:val="2"/>
@@ -13365,6 +13200,7 @@
           <w:b/>
           <w:bCs/>
         </w:rPr>
+        <w:lastRenderedPageBreak/>
         <w:t>Beszerzési és fogyasztási szokások</w:t>
       </w:r>
     </w:p>
@@ -13397,7 +13233,6 @@
           <w:lang w:val="hu-HU"/>
           <w14:ligatures w14:val="standardContextual"/>
         </w:rPr>
-        <w:lastRenderedPageBreak/>
         <w:drawing>
           <wp:inline distT="0" distB="0" distL="0" distR="0" wp14:anchorId="58589C0D" wp14:editId="6339D8EF">
             <wp:extent cx="4503522" cy="3640347"/>
@@ -13802,21 +13637,7 @@
         <w:rPr>
           <w:lang w:val="hu-HU"/>
         </w:rPr>
-        <w:t xml:space="preserve">Hasonló különbség figyelhető meg az alternatív fogyasztási modellek, például az eszközbérlés vagy a megosztáson alapuló használat esetében is. A holland válaszadók minden termékkategóriában nyitottabbnak mutatkoznak ezekre a megoldásokra, ugyanakkor az átlagértékek összességében mindkét országban </w:t>
-      </w:r>
-      <w:proofErr w:type="spellStart"/>
-      <w:r>
-        <w:rPr>
-          <w:lang w:val="hu-HU"/>
-        </w:rPr>
-        <w:t>alacsonyak</w:t>
-      </w:r>
-      <w:proofErr w:type="spellEnd"/>
-      <w:r>
-        <w:rPr>
-          <w:lang w:val="hu-HU"/>
-        </w:rPr>
-        <w:t xml:space="preserve"> maradnak. Ez arra utal, hogy bár Hollandiában ezek a modellek ismertebbek és elfogadottabbak, még ott sem tekinthetők széles körben alkalmazott fogyasztási gyakorlatnak. (</w:t>
+        <w:t>Hasonló különbség figyelhető meg az alternatív fogyasztási modellek, például az eszközbérlés vagy a megosztáson alapuló használat esetében is. A holland válaszadók minden termékkategóriában nyitottabbnak mutatkoznak ezekre a megoldásokra, ugyanakkor az átlagértékek összességében mindkét országban alacsonyak maradnak. Ez arra utal, hogy bár Hollandiában ezek a modellek ismertebbek és elfogadottabbak, még ott sem tekinthetők széles körben alkalmazott fogyasztási gyakorlatnak. (</w:t>
       </w:r>
       <w:r>
         <w:rPr>
@@ -14166,21 +13987,7 @@
           <w:lang w:val="hu-HU"/>
         </w:rPr>
         <w:lastRenderedPageBreak/>
-        <w:t xml:space="preserve">A meghibásodott elektronikai eszközök javításával kapcsolatos válaszok alapján egyértelműen kirajzolódik, hogy a javítási hajlandóság mind termékkategóriák, mind országok szerint </w:t>
-      </w:r>
-      <w:proofErr w:type="gramStart"/>
-      <w:r>
-        <w:rPr>
-          <w:lang w:val="hu-HU"/>
-        </w:rPr>
-        <w:t>eltéréseket mutat</w:t>
-      </w:r>
-      <w:proofErr w:type="gramEnd"/>
-      <w:r>
-        <w:rPr>
-          <w:lang w:val="hu-HU"/>
-        </w:rPr>
-        <w:t>. A legmagasabb javítási hajlandóság a nagy eszközök esetében figyelhető meg, ezt követik a személyes IT eszközök, míg a kis elektronikai eszközök esetében a legalacsonyabb az átlagos hajlandóság. A romániai válaszadók minden kategóriában valamivel magasabb értékeket mutatnak, azonban az országok közötti különbségek összességében mérsékeltek. (</w:t>
+        <w:t>A meghibásodott elektronikai eszközök javításával kapcsolatos válaszok alapján egyértelműen kirajzolódik, hogy a javítási hajlandóság mind termékkategóriák, mind országok szerint eltéréseket mutat. A legmagasabb javítási hajlandóság a nagy eszközök esetében figyelhető meg, ezt követik a személyes IT eszközök, míg a kis elektronikai eszközök esetében a legalacsonyabb az átlagos hajlandóság. A romániai válaszadók minden kategóriában valamivel magasabb értékeket mutatnak, azonban az országok közötti különbségek összességében mérsékeltek. (</w:t>
       </w:r>
       <w:r>
         <w:rPr>
@@ -16481,16 +16288,6 @@
     </w:p>
     <w:p>
       <w:pPr>
-        <w:pStyle w:val="NormalWeb"/>
-        <w:spacing w:line="360" w:lineRule="auto"/>
-        <w:jc w:val="both"/>
-        <w:rPr>
-          <w:lang w:val="hu-HU"/>
-        </w:rPr>
-      </w:pPr>
-    </w:p>
-    <w:p>
-      <w:pPr>
         <w:pStyle w:val="Style1"/>
         <w:numPr>
           <w:ilvl w:val="0"/>
@@ -16505,6 +16302,7 @@
         <w:rPr>
           <w:rFonts w:cs="Times New Roman"/>
         </w:rPr>
+        <w:lastRenderedPageBreak/>
         <w:t>Irodalomjegyzék</w:t>
       </w:r>
       <w:bookmarkEnd w:id="60"/>
@@ -16532,7 +16330,6 @@
           <w:lang w:val="hu-HU"/>
         </w:rPr>
       </w:pPr>
-      <w:proofErr w:type="spellStart"/>
       <w:r>
         <w:rPr>
           <w:rFonts w:eastAsiaTheme="minorHAnsi"/>
@@ -16540,257 +16337,7 @@
           <w:lang w:val="hu-HU"/>
           <w14:ligatures w14:val="standardContextual"/>
         </w:rPr>
-        <w:t>Baldé</w:t>
-      </w:r>
-      <w:proofErr w:type="spellEnd"/>
-      <w:r>
-        <w:rPr>
-          <w:rFonts w:eastAsiaTheme="minorHAnsi"/>
-          <w:kern w:val="2"/>
-          <w:lang w:val="hu-HU"/>
-          <w14:ligatures w14:val="standardContextual"/>
-        </w:rPr>
-        <w:t xml:space="preserve">, C., </w:t>
-      </w:r>
-      <w:proofErr w:type="spellStart"/>
-      <w:r>
-        <w:rPr>
-          <w:rFonts w:eastAsiaTheme="minorHAnsi"/>
-          <w:kern w:val="2"/>
-          <w:lang w:val="hu-HU"/>
-          <w14:ligatures w14:val="standardContextual"/>
-        </w:rPr>
-        <w:t>Kuehr</w:t>
-      </w:r>
-      <w:proofErr w:type="spellEnd"/>
-      <w:r>
-        <w:rPr>
-          <w:rFonts w:eastAsiaTheme="minorHAnsi"/>
-          <w:kern w:val="2"/>
-          <w:lang w:val="hu-HU"/>
-          <w14:ligatures w14:val="standardContextual"/>
-        </w:rPr>
-        <w:t xml:space="preserve">, R., </w:t>
-      </w:r>
-      <w:proofErr w:type="spellStart"/>
-      <w:r>
-        <w:rPr>
-          <w:rFonts w:eastAsiaTheme="minorHAnsi"/>
-          <w:kern w:val="2"/>
-          <w:lang w:val="hu-HU"/>
-          <w14:ligatures w14:val="standardContextual"/>
-        </w:rPr>
-        <w:t>Yamamoto</w:t>
-      </w:r>
-      <w:proofErr w:type="spellEnd"/>
-      <w:r>
-        <w:rPr>
-          <w:rFonts w:eastAsiaTheme="minorHAnsi"/>
-          <w:kern w:val="2"/>
-          <w:lang w:val="hu-HU"/>
-          <w14:ligatures w14:val="standardContextual"/>
-        </w:rPr>
-        <w:t xml:space="preserve">, T., </w:t>
-      </w:r>
-      <w:proofErr w:type="spellStart"/>
-      <w:r>
-        <w:rPr>
-          <w:rFonts w:eastAsiaTheme="minorHAnsi"/>
-          <w:kern w:val="2"/>
-          <w:lang w:val="hu-HU"/>
-          <w14:ligatures w14:val="standardContextual"/>
-        </w:rPr>
-        <w:t>Mcdonald</w:t>
-      </w:r>
-      <w:proofErr w:type="spellEnd"/>
-      <w:r>
-        <w:rPr>
-          <w:rFonts w:eastAsiaTheme="minorHAnsi"/>
-          <w:kern w:val="2"/>
-          <w:lang w:val="hu-HU"/>
-          <w14:ligatures w14:val="standardContextual"/>
-        </w:rPr>
-        <w:t xml:space="preserve">, R., Angelo, E., </w:t>
-      </w:r>
-      <w:proofErr w:type="spellStart"/>
-      <w:r>
-        <w:rPr>
-          <w:rFonts w:eastAsiaTheme="minorHAnsi"/>
-          <w:kern w:val="2"/>
-          <w:lang w:val="hu-HU"/>
-          <w14:ligatures w14:val="standardContextual"/>
-        </w:rPr>
-        <w:t>Althaf</w:t>
-      </w:r>
-      <w:proofErr w:type="spellEnd"/>
-      <w:r>
-        <w:rPr>
-          <w:rFonts w:eastAsiaTheme="minorHAnsi"/>
-          <w:kern w:val="2"/>
-          <w:lang w:val="hu-HU"/>
-          <w14:ligatures w14:val="standardContextual"/>
-        </w:rPr>
-        <w:t xml:space="preserve">, S., Bel, G., </w:t>
-      </w:r>
-      <w:proofErr w:type="spellStart"/>
-      <w:r>
-        <w:rPr>
-          <w:rFonts w:eastAsiaTheme="minorHAnsi"/>
-          <w:kern w:val="2"/>
-          <w:lang w:val="hu-HU"/>
-          <w14:ligatures w14:val="standardContextual"/>
-        </w:rPr>
-        <w:t>Deubzer</w:t>
-      </w:r>
-      <w:proofErr w:type="spellEnd"/>
-      <w:r>
-        <w:rPr>
-          <w:rFonts w:eastAsiaTheme="minorHAnsi"/>
-          <w:kern w:val="2"/>
-          <w:lang w:val="hu-HU"/>
-          <w14:ligatures w14:val="standardContextual"/>
-        </w:rPr>
-        <w:t xml:space="preserve">, O., </w:t>
-      </w:r>
-      <w:proofErr w:type="spellStart"/>
-      <w:r>
-        <w:rPr>
-          <w:rFonts w:eastAsiaTheme="minorHAnsi"/>
-          <w:kern w:val="2"/>
-          <w:lang w:val="hu-HU"/>
-          <w14:ligatures w14:val="standardContextual"/>
-        </w:rPr>
-        <w:t>Fernandez-Cubillo</w:t>
-      </w:r>
-      <w:proofErr w:type="spellEnd"/>
-      <w:r>
-        <w:rPr>
-          <w:rFonts w:eastAsiaTheme="minorHAnsi"/>
-          <w:kern w:val="2"/>
-          <w:lang w:val="hu-HU"/>
-          <w14:ligatures w14:val="standardContextual"/>
-        </w:rPr>
-        <w:t xml:space="preserve">, E., </w:t>
-      </w:r>
-      <w:proofErr w:type="spellStart"/>
-      <w:r>
-        <w:rPr>
-          <w:rFonts w:eastAsiaTheme="minorHAnsi"/>
-          <w:kern w:val="2"/>
-          <w:lang w:val="hu-HU"/>
-          <w14:ligatures w14:val="standardContextual"/>
-        </w:rPr>
-        <w:t>Forti</w:t>
-      </w:r>
-      <w:proofErr w:type="spellEnd"/>
-      <w:r>
-        <w:rPr>
-          <w:rFonts w:eastAsiaTheme="minorHAnsi"/>
-          <w:kern w:val="2"/>
-          <w:lang w:val="hu-HU"/>
-          <w14:ligatures w14:val="standardContextual"/>
-        </w:rPr>
-        <w:t xml:space="preserve">, V., Gray, V., </w:t>
-      </w:r>
-      <w:proofErr w:type="spellStart"/>
-      <w:r>
-        <w:rPr>
-          <w:rFonts w:eastAsiaTheme="minorHAnsi"/>
-          <w:kern w:val="2"/>
-          <w:lang w:val="hu-HU"/>
-          <w14:ligatures w14:val="standardContextual"/>
-        </w:rPr>
-        <w:t>Herat</w:t>
-      </w:r>
-      <w:proofErr w:type="spellEnd"/>
-      <w:r>
-        <w:rPr>
-          <w:rFonts w:eastAsiaTheme="minorHAnsi"/>
-          <w:kern w:val="2"/>
-          <w:lang w:val="hu-HU"/>
-          <w14:ligatures w14:val="standardContextual"/>
-        </w:rPr>
-        <w:t xml:space="preserve">, S., Honda, S., </w:t>
-      </w:r>
-      <w:proofErr w:type="spellStart"/>
-      <w:r>
-        <w:rPr>
-          <w:rFonts w:eastAsiaTheme="minorHAnsi"/>
-          <w:kern w:val="2"/>
-          <w:lang w:val="hu-HU"/>
-          <w14:ligatures w14:val="standardContextual"/>
-        </w:rPr>
-        <w:t>Iattoni</w:t>
-      </w:r>
-      <w:proofErr w:type="spellEnd"/>
-      <w:r>
-        <w:rPr>
-          <w:rFonts w:eastAsiaTheme="minorHAnsi"/>
-          <w:kern w:val="2"/>
-          <w:lang w:val="hu-HU"/>
-          <w14:ligatures w14:val="standardContextual"/>
-        </w:rPr>
-        <w:t xml:space="preserve">, G. and </w:t>
-      </w:r>
-      <w:proofErr w:type="spellStart"/>
-      <w:r>
-        <w:rPr>
-          <w:rFonts w:eastAsiaTheme="minorHAnsi"/>
-          <w:kern w:val="2"/>
-          <w:lang w:val="hu-HU"/>
-          <w14:ligatures w14:val="standardContextual"/>
-        </w:rPr>
-        <w:t>Khetriwal</w:t>
-      </w:r>
-      <w:proofErr w:type="spellEnd"/>
-      <w:r>
-        <w:rPr>
-          <w:rFonts w:eastAsiaTheme="minorHAnsi"/>
-          <w:kern w:val="2"/>
-          <w:lang w:val="hu-HU"/>
-          <w14:ligatures w14:val="standardContextual"/>
-        </w:rPr>
-        <w:t xml:space="preserve">, D. (2024). THE GLOBAL E-WASTE MONITOR 2024. [online] </w:t>
-      </w:r>
-      <w:proofErr w:type="spellStart"/>
-      <w:r>
-        <w:rPr>
-          <w:rFonts w:eastAsiaTheme="minorHAnsi"/>
-          <w:kern w:val="2"/>
-          <w:lang w:val="hu-HU"/>
-          <w14:ligatures w14:val="standardContextual"/>
-        </w:rPr>
-        <w:t>Available</w:t>
-      </w:r>
-      <w:proofErr w:type="spellEnd"/>
-      <w:r>
-        <w:rPr>
-          <w:rFonts w:eastAsiaTheme="minorHAnsi"/>
-          <w:kern w:val="2"/>
-          <w:lang w:val="hu-HU"/>
-          <w14:ligatures w14:val="standardContextual"/>
-        </w:rPr>
-        <w:t xml:space="preserve"> </w:t>
-      </w:r>
-      <w:proofErr w:type="spellStart"/>
-      <w:r>
-        <w:rPr>
-          <w:rFonts w:eastAsiaTheme="minorHAnsi"/>
-          <w:kern w:val="2"/>
-          <w:lang w:val="hu-HU"/>
-          <w14:ligatures w14:val="standardContextual"/>
-        </w:rPr>
-        <w:t>at</w:t>
-      </w:r>
-      <w:proofErr w:type="spellEnd"/>
-      <w:r>
-        <w:rPr>
-          <w:rFonts w:eastAsiaTheme="minorHAnsi"/>
-          <w:kern w:val="2"/>
-          <w:lang w:val="hu-HU"/>
-          <w14:ligatures w14:val="standardContextual"/>
-        </w:rPr>
-        <w:t xml:space="preserve">: </w:t>
+        <w:t xml:space="preserve">Baldé, C., Kuehr, R., Yamamoto, T., Mcdonald, R., Angelo, E., Althaf, S., Bel, G., Deubzer, O., Fernandez-Cubillo, E., Forti, V., Gray, V., Herat, S., Honda, S., Iattoni, G. and Khetriwal, D. (2024). THE GLOBAL E-WASTE MONITOR 2024. [online] Available at: </w:t>
       </w:r>
       <w:hyperlink r:id="rId42" w:history="1">
         <w:r>
@@ -16818,103 +16365,11 @@
           <w:lang w:val="hu-HU"/>
         </w:rPr>
       </w:pPr>
-      <w:proofErr w:type="spellStart"/>
-      <w:r>
-        <w:rPr>
-          <w:lang w:val="hu-HU"/>
-        </w:rPr>
-        <w:t>Liu</w:t>
-      </w:r>
-      <w:proofErr w:type="spellEnd"/>
-      <w:r>
-        <w:rPr>
-          <w:lang w:val="hu-HU"/>
-        </w:rPr>
-        <w:t xml:space="preserve">, K., Tan, Q., </w:t>
-      </w:r>
-      <w:proofErr w:type="spellStart"/>
-      <w:r>
-        <w:rPr>
-          <w:lang w:val="hu-HU"/>
-        </w:rPr>
-        <w:t>Yu</w:t>
-      </w:r>
-      <w:proofErr w:type="spellEnd"/>
-      <w:r>
-        <w:rPr>
-          <w:lang w:val="hu-HU"/>
-        </w:rPr>
-        <w:t xml:space="preserve">, J. and Wang, M. (2023). A </w:t>
-      </w:r>
-      <w:proofErr w:type="spellStart"/>
-      <w:r>
-        <w:rPr>
-          <w:lang w:val="hu-HU"/>
-        </w:rPr>
-        <w:t>global</w:t>
-      </w:r>
-      <w:proofErr w:type="spellEnd"/>
-      <w:r>
-        <w:rPr>
-          <w:lang w:val="hu-HU"/>
-        </w:rPr>
-        <w:t xml:space="preserve"> </w:t>
-      </w:r>
-      <w:proofErr w:type="spellStart"/>
-      <w:r>
-        <w:rPr>
-          <w:lang w:val="hu-HU"/>
-        </w:rPr>
-        <w:t>perspective</w:t>
-      </w:r>
-      <w:proofErr w:type="spellEnd"/>
-      <w:r>
-        <w:rPr>
-          <w:lang w:val="hu-HU"/>
-        </w:rPr>
-        <w:t xml:space="preserve"> </w:t>
-      </w:r>
-      <w:proofErr w:type="spellStart"/>
-      <w:r>
-        <w:rPr>
-          <w:lang w:val="hu-HU"/>
-        </w:rPr>
-        <w:t>on</w:t>
-      </w:r>
-      <w:proofErr w:type="spellEnd"/>
-      <w:r>
-        <w:rPr>
-          <w:lang w:val="hu-HU"/>
-        </w:rPr>
-        <w:t xml:space="preserve"> e-</w:t>
-      </w:r>
-      <w:proofErr w:type="spellStart"/>
-      <w:r>
-        <w:rPr>
-          <w:lang w:val="hu-HU"/>
-        </w:rPr>
-        <w:t>waste</w:t>
-      </w:r>
-      <w:proofErr w:type="spellEnd"/>
-      <w:r>
-        <w:rPr>
-          <w:lang w:val="hu-HU"/>
-        </w:rPr>
-        <w:t xml:space="preserve"> </w:t>
-      </w:r>
-      <w:proofErr w:type="spellStart"/>
-      <w:r>
-        <w:rPr>
-          <w:lang w:val="hu-HU"/>
-        </w:rPr>
-        <w:t>recycling</w:t>
-      </w:r>
-      <w:proofErr w:type="spellEnd"/>
-      <w:r>
-        <w:rPr>
-          <w:lang w:val="hu-HU"/>
-        </w:rPr>
-        <w:t>. </w:t>
+      <w:r>
+        <w:rPr>
+          <w:lang w:val="hu-HU"/>
+        </w:rPr>
+        <w:t>Liu, K., Tan, Q., Yu, J. and Wang, M. (2023). A global perspective on e-waste recycling. </w:t>
       </w:r>
       <w:r>
         <w:rPr>
@@ -16922,37 +16377,64 @@
           <w:iCs/>
           <w:lang w:val="hu-HU"/>
         </w:rPr>
-        <w:t xml:space="preserve">Circular </w:t>
-      </w:r>
-      <w:proofErr w:type="spellStart"/>
+        <w:t>Circular Economy</w:t>
+      </w:r>
+      <w:r>
+        <w:rPr>
+          <w:lang w:val="hu-HU"/>
+        </w:rPr>
+        <w:t>, [online] 2(1), p.100028. doi:</w:t>
+      </w:r>
+      <w:r>
+        <w:rPr>
+          <w:lang w:val="hu-HU"/>
+        </w:rPr>
+        <w:t xml:space="preserve"> </w:t>
+      </w:r>
+      <w:hyperlink r:id="rId43" w:history="1">
+        <w:r>
+          <w:rPr>
+            <w:rStyle w:val="Hyperlink"/>
+            <w:lang w:val="hu-HU"/>
+          </w:rPr>
+          <w:t>https://doi.org/10.1016/j.cec.2023.100028</w:t>
+        </w:r>
+      </w:hyperlink>
+      <w:r>
+        <w:rPr>
+          <w:lang w:val="hu-HU"/>
+        </w:rPr>
+        <w:t>.</w:t>
+      </w:r>
+    </w:p>
+    <w:p>
+      <w:pPr>
+        <w:pStyle w:val="NormalWeb"/>
+        <w:spacing w:line="360" w:lineRule="auto"/>
+        <w:jc w:val="both"/>
+        <w:rPr>
+          <w:lang w:val="hu-HU"/>
+        </w:rPr>
+      </w:pPr>
+      <w:r>
+        <w:rPr>
+          <w:lang w:val="hu-HU"/>
+        </w:rPr>
+        <w:t>Singh, H., Aggarwal, R. and Garg, P. (2025). Circular economy implementation in the electronics sector: a systematic literature review and future research directions. </w:t>
+      </w:r>
       <w:r>
         <w:rPr>
           <w:i/>
           <w:iCs/>
           <w:lang w:val="hu-HU"/>
         </w:rPr>
-        <w:t>Economy</w:t>
-      </w:r>
-      <w:proofErr w:type="spellEnd"/>
-      <w:r>
-        <w:rPr>
-          <w:lang w:val="hu-HU"/>
-        </w:rPr>
-        <w:t xml:space="preserve">, [online] 2(1), p.100028. </w:t>
-      </w:r>
-      <w:proofErr w:type="spellStart"/>
-      <w:r>
-        <w:rPr>
-          <w:lang w:val="hu-HU"/>
-        </w:rPr>
-        <w:t>doi</w:t>
-      </w:r>
-      <w:proofErr w:type="spellEnd"/>
-      <w:r>
-        <w:rPr>
-          <w:lang w:val="hu-HU"/>
-        </w:rPr>
-        <w:t>:</w:t>
+        <w:t>Cogent Business &amp; Management</w:t>
+      </w:r>
+      <w:r>
+        <w:rPr>
+          <w:lang w:val="hu-HU"/>
+        </w:rPr>
+        <w:t>, 12(1). doi:</w:t>
       </w:r>
       <w:r>
         <w:rPr>
@@ -16960,13 +16442,13 @@
         </w:rPr>
         <w:t xml:space="preserve"> </w:t>
       </w:r>
-      <w:hyperlink r:id="rId43" w:history="1">
+      <w:hyperlink r:id="rId44" w:history="1">
         <w:r>
           <w:rPr>
             <w:rStyle w:val="Hyperlink"/>
             <w:lang w:val="hu-HU"/>
           </w:rPr>
-          <w:t>https://doi.org/10.1016/j.cec.2023.100028</w:t>
+          <w:t>https://doi.org/10.1080/23311975.2025.2509794</w:t>
         </w:r>
       </w:hyperlink>
       <w:r>
@@ -16985,239 +16467,109 @@
           <w:lang w:val="hu-HU"/>
         </w:rPr>
       </w:pPr>
-      <w:proofErr w:type="spellStart"/>
-      <w:r>
-        <w:rPr>
-          <w:lang w:val="hu-HU"/>
-        </w:rPr>
-        <w:t>Singh</w:t>
-      </w:r>
-      <w:proofErr w:type="spellEnd"/>
-      <w:r>
-        <w:rPr>
-          <w:lang w:val="hu-HU"/>
-        </w:rPr>
-        <w:t xml:space="preserve">, H., </w:t>
-      </w:r>
-      <w:proofErr w:type="spellStart"/>
-      <w:r>
-        <w:rPr>
-          <w:lang w:val="hu-HU"/>
-        </w:rPr>
-        <w:t>Aggarwal</w:t>
-      </w:r>
-      <w:proofErr w:type="spellEnd"/>
-      <w:r>
-        <w:rPr>
-          <w:lang w:val="hu-HU"/>
-        </w:rPr>
-        <w:t xml:space="preserve">, R. and </w:t>
-      </w:r>
-      <w:proofErr w:type="spellStart"/>
-      <w:r>
-        <w:rPr>
-          <w:lang w:val="hu-HU"/>
-        </w:rPr>
-        <w:t>Garg</w:t>
-      </w:r>
-      <w:proofErr w:type="spellEnd"/>
-      <w:r>
-        <w:rPr>
-          <w:lang w:val="hu-HU"/>
-        </w:rPr>
-        <w:t xml:space="preserve">, P. (2025). Circular </w:t>
-      </w:r>
-      <w:proofErr w:type="spellStart"/>
-      <w:r>
-        <w:rPr>
-          <w:lang w:val="hu-HU"/>
-        </w:rPr>
-        <w:t>economy</w:t>
-      </w:r>
-      <w:proofErr w:type="spellEnd"/>
-      <w:r>
-        <w:rPr>
-          <w:lang w:val="hu-HU"/>
-        </w:rPr>
-        <w:t xml:space="preserve"> </w:t>
-      </w:r>
-      <w:proofErr w:type="spellStart"/>
-      <w:r>
-        <w:rPr>
-          <w:lang w:val="hu-HU"/>
-        </w:rPr>
-        <w:t>implementation</w:t>
-      </w:r>
-      <w:proofErr w:type="spellEnd"/>
-      <w:r>
-        <w:rPr>
-          <w:lang w:val="hu-HU"/>
-        </w:rPr>
-        <w:t xml:space="preserve"> in </w:t>
-      </w:r>
-      <w:proofErr w:type="spellStart"/>
-      <w:r>
-        <w:rPr>
-          <w:lang w:val="hu-HU"/>
-        </w:rPr>
-        <w:t>the</w:t>
-      </w:r>
-      <w:proofErr w:type="spellEnd"/>
-      <w:r>
-        <w:rPr>
-          <w:lang w:val="hu-HU"/>
-        </w:rPr>
-        <w:t xml:space="preserve"> </w:t>
-      </w:r>
-      <w:proofErr w:type="spellStart"/>
-      <w:r>
-        <w:rPr>
-          <w:lang w:val="hu-HU"/>
-        </w:rPr>
-        <w:t>electronics</w:t>
-      </w:r>
-      <w:proofErr w:type="spellEnd"/>
-      <w:r>
-        <w:rPr>
-          <w:lang w:val="hu-HU"/>
-        </w:rPr>
-        <w:t xml:space="preserve"> sector: a </w:t>
-      </w:r>
-      <w:proofErr w:type="spellStart"/>
-      <w:r>
-        <w:rPr>
-          <w:lang w:val="hu-HU"/>
-        </w:rPr>
-        <w:t>systematic</w:t>
-      </w:r>
-      <w:proofErr w:type="spellEnd"/>
-      <w:r>
-        <w:rPr>
-          <w:lang w:val="hu-HU"/>
-        </w:rPr>
-        <w:t xml:space="preserve"> </w:t>
-      </w:r>
-      <w:proofErr w:type="spellStart"/>
-      <w:r>
-        <w:rPr>
-          <w:lang w:val="hu-HU"/>
-        </w:rPr>
-        <w:t>literature</w:t>
-      </w:r>
-      <w:proofErr w:type="spellEnd"/>
-      <w:r>
-        <w:rPr>
-          <w:lang w:val="hu-HU"/>
-        </w:rPr>
-        <w:t xml:space="preserve"> </w:t>
-      </w:r>
-      <w:proofErr w:type="spellStart"/>
-      <w:r>
-        <w:rPr>
-          <w:lang w:val="hu-HU"/>
-        </w:rPr>
-        <w:t>review</w:t>
-      </w:r>
-      <w:proofErr w:type="spellEnd"/>
-      <w:r>
-        <w:rPr>
-          <w:lang w:val="hu-HU"/>
-        </w:rPr>
-        <w:t xml:space="preserve"> and </w:t>
-      </w:r>
-      <w:proofErr w:type="spellStart"/>
-      <w:r>
-        <w:rPr>
-          <w:lang w:val="hu-HU"/>
-        </w:rPr>
-        <w:t>future</w:t>
-      </w:r>
-      <w:proofErr w:type="spellEnd"/>
-      <w:r>
-        <w:rPr>
-          <w:lang w:val="hu-HU"/>
-        </w:rPr>
-        <w:t xml:space="preserve"> </w:t>
-      </w:r>
-      <w:proofErr w:type="spellStart"/>
-      <w:r>
-        <w:rPr>
-          <w:lang w:val="hu-HU"/>
-        </w:rPr>
-        <w:t>research</w:t>
-      </w:r>
-      <w:proofErr w:type="spellEnd"/>
-      <w:r>
-        <w:rPr>
-          <w:lang w:val="hu-HU"/>
-        </w:rPr>
-        <w:t xml:space="preserve"> </w:t>
-      </w:r>
-      <w:proofErr w:type="spellStart"/>
-      <w:r>
-        <w:rPr>
-          <w:lang w:val="hu-HU"/>
-        </w:rPr>
-        <w:t>directions</w:t>
-      </w:r>
-      <w:proofErr w:type="spellEnd"/>
-      <w:r>
-        <w:rPr>
-          <w:lang w:val="hu-HU"/>
-        </w:rPr>
-        <w:t>. </w:t>
-      </w:r>
-      <w:proofErr w:type="spellStart"/>
+      <w:r>
+        <w:rPr>
+          <w:lang w:val="hu-HU"/>
+        </w:rPr>
+        <w:t xml:space="preserve">Gurauskienė, I. (2008). The Behaviour of Consumers as One of the Most Important Factors in E-waste Problem. [online] 4(46), pp.56–65. Available at: </w:t>
+      </w:r>
+      <w:hyperlink r:id="rId45" w:history="1">
+        <w:r>
+          <w:rPr>
+            <w:rStyle w:val="Hyperlink"/>
+            <w:lang w:val="hu-HU"/>
+          </w:rPr>
+          <w:t>https://www.researchgate.net/publication/229015608_The_Behaviour_of_Consumers_as_One_of_the_Most_Important_Factors_in_E-waste_Problem</w:t>
+        </w:r>
+      </w:hyperlink>
+      <w:r>
+        <w:rPr>
+          <w:lang w:val="hu-HU"/>
+        </w:rPr>
+        <w:t>.</w:t>
+      </w:r>
+    </w:p>
+    <w:p>
+      <w:pPr>
+        <w:pStyle w:val="NormalWeb"/>
+        <w:spacing w:line="360" w:lineRule="auto"/>
+        <w:jc w:val="both"/>
+        <w:rPr>
+          <w:lang w:val="hu-HU"/>
+        </w:rPr>
+      </w:pPr>
+      <w:r>
+        <w:rPr>
+          <w:lang w:val="hu-HU"/>
+        </w:rPr>
+        <w:t>Tiippana-Usvasalo, M., Pajunen, N. and Maria, H. (2023). The role of education in promoting circular economy. </w:t>
+      </w:r>
       <w:r>
         <w:rPr>
           <w:i/>
           <w:iCs/>
           <w:lang w:val="hu-HU"/>
         </w:rPr>
-        <w:t>Cogent</w:t>
-      </w:r>
-      <w:proofErr w:type="spellEnd"/>
+        <w:t>International Journal of Sustainable Engineering</w:t>
+      </w:r>
+      <w:r>
+        <w:rPr>
+          <w:lang w:val="hu-HU"/>
+        </w:rPr>
+        <w:t xml:space="preserve">, 16(1), pp.92–103. doi: </w:t>
+      </w:r>
+      <w:hyperlink r:id="rId46" w:history="1">
+        <w:r>
+          <w:rPr>
+            <w:rStyle w:val="Hyperlink"/>
+            <w:lang w:val="hu-HU"/>
+          </w:rPr>
+          <w:t>https://doi.org/10.1080/19397038.2023.2210592</w:t>
+        </w:r>
+      </w:hyperlink>
+      <w:r>
+        <w:rPr>
+          <w:lang w:val="hu-HU"/>
+        </w:rPr>
+        <w:t>.</w:t>
+      </w:r>
+    </w:p>
+    <w:p>
+      <w:pPr>
+        <w:pStyle w:val="NormalWeb"/>
+        <w:spacing w:line="360" w:lineRule="auto"/>
+        <w:jc w:val="both"/>
+        <w:rPr>
+          <w:lang w:val="hu-HU"/>
+        </w:rPr>
+      </w:pPr>
+      <w:r>
+        <w:rPr>
+          <w:lang w:val="hu-HU"/>
+        </w:rPr>
+        <w:t>Hsu, J., Wang, J. and Stern, M. (2024). E-Waste: A Global Problem, Its Impacts, and Solutions. </w:t>
+      </w:r>
       <w:r>
         <w:rPr>
           <w:i/>
           <w:iCs/>
           <w:lang w:val="hu-HU"/>
         </w:rPr>
-        <w:t xml:space="preserve"> Business &amp; Management</w:t>
-      </w:r>
-      <w:r>
-        <w:rPr>
-          <w:lang w:val="hu-HU"/>
-        </w:rPr>
-        <w:t xml:space="preserve">, 12(1). </w:t>
-      </w:r>
-      <w:proofErr w:type="spellStart"/>
-      <w:r>
-        <w:rPr>
-          <w:lang w:val="hu-HU"/>
-        </w:rPr>
-        <w:t>doi</w:t>
-      </w:r>
-      <w:proofErr w:type="spellEnd"/>
-      <w:r>
-        <w:rPr>
-          <w:lang w:val="hu-HU"/>
-        </w:rPr>
-        <w:t>:</w:t>
-      </w:r>
-      <w:r>
-        <w:rPr>
-          <w:lang w:val="hu-HU"/>
-        </w:rPr>
-        <w:t xml:space="preserve"> </w:t>
-      </w:r>
-      <w:hyperlink r:id="rId44" w:history="1">
+        <w:t>Journal of Global Information Management (JGIM)</w:t>
+      </w:r>
+      <w:r>
+        <w:rPr>
+          <w:lang w:val="hu-HU"/>
+        </w:rPr>
+        <w:t xml:space="preserve">, [online] 32(1), pp.1–28. doi: </w:t>
+      </w:r>
+      <w:hyperlink r:id="rId47" w:history="1">
         <w:r>
           <w:rPr>
             <w:rStyle w:val="Hyperlink"/>
             <w:lang w:val="hu-HU"/>
           </w:rPr>
-          <w:t>https://doi.org/10.1080/23311975.2025.2509794</w:t>
+          <w:t>https://doi.org/10.4018/JGIM.337134</w:t>
         </w:r>
       </w:hyperlink>
       <w:r>
@@ -17240,169 +16592,29 @@
         <w:rPr>
           <w:lang w:val="hu-HU"/>
         </w:rPr>
-        <w:t xml:space="preserve">Gurauskienė, I. (2008). The </w:t>
-      </w:r>
-      <w:proofErr w:type="spellStart"/>
-      <w:r>
-        <w:rPr>
-          <w:lang w:val="hu-HU"/>
-        </w:rPr>
-        <w:t>Behaviour</w:t>
-      </w:r>
-      <w:proofErr w:type="spellEnd"/>
-      <w:r>
-        <w:rPr>
-          <w:lang w:val="hu-HU"/>
-        </w:rPr>
-        <w:t xml:space="preserve"> of </w:t>
-      </w:r>
-      <w:proofErr w:type="spellStart"/>
-      <w:r>
-        <w:rPr>
-          <w:lang w:val="hu-HU"/>
-        </w:rPr>
-        <w:t>Consumers</w:t>
-      </w:r>
-      <w:proofErr w:type="spellEnd"/>
-      <w:r>
-        <w:rPr>
-          <w:lang w:val="hu-HU"/>
-        </w:rPr>
-        <w:t xml:space="preserve"> </w:t>
-      </w:r>
-      <w:proofErr w:type="spellStart"/>
-      <w:r>
-        <w:rPr>
-          <w:lang w:val="hu-HU"/>
-        </w:rPr>
-        <w:t>as</w:t>
-      </w:r>
-      <w:proofErr w:type="spellEnd"/>
-      <w:r>
-        <w:rPr>
-          <w:lang w:val="hu-HU"/>
-        </w:rPr>
-        <w:t xml:space="preserve"> </w:t>
-      </w:r>
-      <w:proofErr w:type="spellStart"/>
-      <w:r>
-        <w:rPr>
-          <w:lang w:val="hu-HU"/>
-        </w:rPr>
-        <w:t>One</w:t>
-      </w:r>
-      <w:proofErr w:type="spellEnd"/>
-      <w:r>
-        <w:rPr>
-          <w:lang w:val="hu-HU"/>
-        </w:rPr>
-        <w:t xml:space="preserve"> of </w:t>
-      </w:r>
-      <w:proofErr w:type="spellStart"/>
-      <w:r>
-        <w:rPr>
-          <w:lang w:val="hu-HU"/>
-        </w:rPr>
-        <w:t>the</w:t>
-      </w:r>
-      <w:proofErr w:type="spellEnd"/>
-      <w:r>
-        <w:rPr>
-          <w:lang w:val="hu-HU"/>
-        </w:rPr>
-        <w:t xml:space="preserve"> Most </w:t>
-      </w:r>
-      <w:proofErr w:type="spellStart"/>
-      <w:r>
-        <w:rPr>
-          <w:lang w:val="hu-HU"/>
-        </w:rPr>
-        <w:t>Important</w:t>
-      </w:r>
-      <w:proofErr w:type="spellEnd"/>
-      <w:r>
-        <w:rPr>
-          <w:lang w:val="hu-HU"/>
-        </w:rPr>
-        <w:t xml:space="preserve"> </w:t>
-      </w:r>
-      <w:proofErr w:type="spellStart"/>
-      <w:r>
-        <w:rPr>
-          <w:lang w:val="hu-HU"/>
-        </w:rPr>
-        <w:t>Factors</w:t>
-      </w:r>
-      <w:proofErr w:type="spellEnd"/>
-      <w:r>
-        <w:rPr>
-          <w:lang w:val="hu-HU"/>
-        </w:rPr>
-        <w:t xml:space="preserve"> in E-</w:t>
-      </w:r>
-      <w:proofErr w:type="spellStart"/>
-      <w:r>
-        <w:rPr>
-          <w:lang w:val="hu-HU"/>
-        </w:rPr>
-        <w:t>waste</w:t>
-      </w:r>
-      <w:proofErr w:type="spellEnd"/>
-      <w:r>
-        <w:rPr>
-          <w:lang w:val="hu-HU"/>
-        </w:rPr>
-        <w:t xml:space="preserve"> </w:t>
-      </w:r>
-      <w:proofErr w:type="spellStart"/>
-      <w:r>
-        <w:rPr>
-          <w:lang w:val="hu-HU"/>
-        </w:rPr>
-        <w:t>Problem</w:t>
-      </w:r>
-      <w:proofErr w:type="spellEnd"/>
-      <w:r>
-        <w:rPr>
-          <w:lang w:val="hu-HU"/>
-        </w:rPr>
-        <w:t xml:space="preserve">. [online] 4(46), pp.56–65. </w:t>
-      </w:r>
-      <w:proofErr w:type="spellStart"/>
-      <w:r>
-        <w:rPr>
-          <w:lang w:val="hu-HU"/>
-        </w:rPr>
-        <w:t>Available</w:t>
-      </w:r>
-      <w:proofErr w:type="spellEnd"/>
-      <w:r>
-        <w:rPr>
-          <w:lang w:val="hu-HU"/>
-        </w:rPr>
-        <w:t xml:space="preserve"> </w:t>
-      </w:r>
-      <w:proofErr w:type="spellStart"/>
-      <w:r>
-        <w:rPr>
-          <w:lang w:val="hu-HU"/>
-        </w:rPr>
-        <w:t>at</w:t>
-      </w:r>
-      <w:proofErr w:type="spellEnd"/>
-      <w:r>
-        <w:rPr>
-          <w:lang w:val="hu-HU"/>
-        </w:rPr>
-        <w:t xml:space="preserve">: </w:t>
-      </w:r>
-      <w:hyperlink r:id="rId45" w:history="1">
+        <w:t>Singh, H., Aggarwal, R. and Garg, P. (2025). Circular economy implementation in the electronics sector: a systematic literature review and future research directions. </w:t>
+      </w:r>
+      <w:r>
+        <w:rPr>
+          <w:i/>
+          <w:iCs/>
+          <w:lang w:val="hu-HU"/>
+        </w:rPr>
+        <w:t>Cogent Business &amp; Management</w:t>
+      </w:r>
+      <w:r>
+        <w:rPr>
+          <w:lang w:val="hu-HU"/>
+        </w:rPr>
+        <w:t xml:space="preserve">, 12(1). doi: </w:t>
+      </w:r>
+      <w:hyperlink r:id="rId48" w:history="1">
         <w:r>
           <w:rPr>
             <w:rStyle w:val="Hyperlink"/>
             <w:lang w:val="hu-HU"/>
           </w:rPr>
-          <w:t>https://www.researchgate.net/publication/229015608_The_Behaviour_of_Consumers_as_One_of_the_Most_Important_Factors_in_E-waste_Problem</w:t>
+          <w:t>https://doi.org/10.1080/23311975.2025.2509794</w:t>
         </w:r>
       </w:hyperlink>
       <w:r>
@@ -17425,77 +16637,7 @@
         <w:rPr>
           <w:lang w:val="hu-HU"/>
         </w:rPr>
-        <w:t xml:space="preserve">Tiippana-Usvasalo, M., </w:t>
-      </w:r>
-      <w:proofErr w:type="spellStart"/>
-      <w:r>
-        <w:rPr>
-          <w:lang w:val="hu-HU"/>
-        </w:rPr>
-        <w:t>Pajunen</w:t>
-      </w:r>
-      <w:proofErr w:type="spellEnd"/>
-      <w:r>
-        <w:rPr>
-          <w:lang w:val="hu-HU"/>
-        </w:rPr>
-        <w:t xml:space="preserve">, N. and Maria, H. (2023). The </w:t>
-      </w:r>
-      <w:proofErr w:type="spellStart"/>
-      <w:r>
-        <w:rPr>
-          <w:lang w:val="hu-HU"/>
-        </w:rPr>
-        <w:t>role</w:t>
-      </w:r>
-      <w:proofErr w:type="spellEnd"/>
-      <w:r>
-        <w:rPr>
-          <w:lang w:val="hu-HU"/>
-        </w:rPr>
-        <w:t xml:space="preserve"> of </w:t>
-      </w:r>
-      <w:proofErr w:type="spellStart"/>
-      <w:r>
-        <w:rPr>
-          <w:lang w:val="hu-HU"/>
-        </w:rPr>
-        <w:t>education</w:t>
-      </w:r>
-      <w:proofErr w:type="spellEnd"/>
-      <w:r>
-        <w:rPr>
-          <w:lang w:val="hu-HU"/>
-        </w:rPr>
-        <w:t xml:space="preserve"> in </w:t>
-      </w:r>
-      <w:proofErr w:type="spellStart"/>
-      <w:r>
-        <w:rPr>
-          <w:lang w:val="hu-HU"/>
-        </w:rPr>
-        <w:t>promoting</w:t>
-      </w:r>
-      <w:proofErr w:type="spellEnd"/>
-      <w:r>
-        <w:rPr>
-          <w:lang w:val="hu-HU"/>
-        </w:rPr>
-        <w:t xml:space="preserve"> circular </w:t>
-      </w:r>
-      <w:proofErr w:type="spellStart"/>
-      <w:r>
-        <w:rPr>
-          <w:lang w:val="hu-HU"/>
-        </w:rPr>
-        <w:t>economy</w:t>
-      </w:r>
-      <w:proofErr w:type="spellEnd"/>
-      <w:r>
-        <w:rPr>
-          <w:lang w:val="hu-HU"/>
-        </w:rPr>
-        <w:t>. </w:t>
+        <w:t>Ajzen, I. (1991). The theory of planned behavior. </w:t>
       </w:r>
       <w:r>
         <w:rPr>
@@ -17503,63 +16645,157 @@
           <w:iCs/>
           <w:lang w:val="hu-HU"/>
         </w:rPr>
-        <w:t xml:space="preserve">International Journal of </w:t>
-      </w:r>
-      <w:proofErr w:type="spellStart"/>
+        <w:t>Organizational Behavior and Human Decision Processes</w:t>
+      </w:r>
+      <w:r>
+        <w:rPr>
+          <w:lang w:val="hu-HU"/>
+        </w:rPr>
+        <w:t xml:space="preserve">, 50(2), pp.179–211. doi: </w:t>
+      </w:r>
+      <w:hyperlink r:id="rId49" w:history="1">
+        <w:r>
+          <w:rPr>
+            <w:rStyle w:val="Hyperlink"/>
+            <w:lang w:val="hu-HU"/>
+          </w:rPr>
+          <w:t>https://doi.org/10.1016/0749-5978(91)90020-T</w:t>
+        </w:r>
+      </w:hyperlink>
+      <w:r>
+        <w:rPr>
+          <w:lang w:val="hu-HU"/>
+        </w:rPr>
+        <w:t>.</w:t>
+      </w:r>
+    </w:p>
+    <w:p>
+      <w:pPr>
+        <w:pStyle w:val="NormalWeb"/>
+        <w:spacing w:line="360" w:lineRule="auto"/>
+        <w:jc w:val="both"/>
+        <w:rPr>
+          <w:lang w:val="hu-HU"/>
+        </w:rPr>
+      </w:pPr>
+      <w:r>
+        <w:rPr>
+          <w:lang w:val="hu-HU"/>
+        </w:rPr>
+        <w:lastRenderedPageBreak/>
+        <w:t>Wastling, T., Charnley, F. and Moreno, M. (2018). Design for Circular Behaviour: Considering Users in a Circular Economy. </w:t>
+      </w:r>
       <w:r>
         <w:rPr>
           <w:i/>
           <w:iCs/>
           <w:lang w:val="hu-HU"/>
         </w:rPr>
-        <w:t>Sustainable</w:t>
-      </w:r>
-      <w:proofErr w:type="spellEnd"/>
+        <w:t>Sustainability</w:t>
+      </w:r>
+      <w:r>
+        <w:rPr>
+          <w:lang w:val="hu-HU"/>
+        </w:rPr>
+        <w:t xml:space="preserve">, [online] 10(6), p.1743. doi: </w:t>
+      </w:r>
+      <w:hyperlink r:id="rId50" w:history="1">
+        <w:r>
+          <w:rPr>
+            <w:rStyle w:val="Hyperlink"/>
+            <w:lang w:val="hu-HU"/>
+          </w:rPr>
+          <w:t>https://doi.org/10.3390/su10061743</w:t>
+        </w:r>
+      </w:hyperlink>
+      <w:r>
+        <w:rPr>
+          <w:lang w:val="hu-HU"/>
+        </w:rPr>
+        <w:t>.</w:t>
+      </w:r>
+    </w:p>
+    <w:p>
+      <w:pPr>
+        <w:pStyle w:val="NormalWeb"/>
+        <w:spacing w:line="360" w:lineRule="auto"/>
+        <w:jc w:val="both"/>
+        <w:rPr>
+          <w:lang w:val="hu-HU"/>
+        </w:rPr>
+      </w:pPr>
+      <w:r>
+        <w:rPr>
+          <w:lang w:val="hu-HU"/>
+        </w:rPr>
+        <w:t>Consumer attitude towards the repair and the second-hand purchase of small household electrical and electronic equipment. A Spanish case study. (2017). </w:t>
+      </w:r>
       <w:r>
         <w:rPr>
           <w:i/>
           <w:iCs/>
           <w:lang w:val="hu-HU"/>
         </w:rPr>
-        <w:t xml:space="preserve"> </w:t>
-      </w:r>
-      <w:proofErr w:type="spellStart"/>
+        <w:t>Journal of Cleaner Production</w:t>
+      </w:r>
+      <w:r>
+        <w:rPr>
+          <w:lang w:val="hu-HU"/>
+        </w:rPr>
+        <w:t xml:space="preserve">, [online] 158, pp.261–275. doi: </w:t>
+      </w:r>
+      <w:hyperlink r:id="rId51" w:history="1">
+        <w:r>
+          <w:rPr>
+            <w:rStyle w:val="Hyperlink"/>
+            <w:lang w:val="hu-HU"/>
+          </w:rPr>
+          <w:t>https://doi.org/10.1016/j.jclepro.2017.04.143</w:t>
+        </w:r>
+      </w:hyperlink>
+      <w:r>
+        <w:rPr>
+          <w:lang w:val="hu-HU"/>
+        </w:rPr>
+        <w:t>.</w:t>
+      </w:r>
+    </w:p>
+    <w:p>
+      <w:pPr>
+        <w:pStyle w:val="NormalWeb"/>
+        <w:spacing w:line="360" w:lineRule="auto"/>
+        <w:jc w:val="both"/>
+        <w:rPr>
+          <w:lang w:val="hu-HU"/>
+        </w:rPr>
+      </w:pPr>
+      <w:r>
+        <w:rPr>
+          <w:lang w:val="hu-HU"/>
+        </w:rPr>
+        <w:t>Piscicelli, L. and Ludden, G. (2016). The potential of Design for Behaviour Change to foster the transition to a circular economy. </w:t>
+      </w:r>
       <w:r>
         <w:rPr>
           <w:i/>
           <w:iCs/>
           <w:lang w:val="hu-HU"/>
         </w:rPr>
-        <w:t>Engineering</w:t>
-      </w:r>
-      <w:proofErr w:type="spellEnd"/>
-      <w:r>
-        <w:rPr>
-          <w:lang w:val="hu-HU"/>
-        </w:rPr>
-        <w:t xml:space="preserve">, 16(1), pp.92–103. </w:t>
-      </w:r>
-      <w:proofErr w:type="spellStart"/>
-      <w:r>
-        <w:rPr>
-          <w:lang w:val="hu-HU"/>
-        </w:rPr>
-        <w:t>doi</w:t>
-      </w:r>
-      <w:proofErr w:type="spellEnd"/>
-      <w:r>
-        <w:rPr>
-          <w:lang w:val="hu-HU"/>
-        </w:rPr>
-        <w:t xml:space="preserve">: </w:t>
-      </w:r>
-      <w:hyperlink r:id="rId46" w:history="1">
+        <w:t>DRS2016: Future-Focused Thinking</w:t>
+      </w:r>
+      <w:r>
+        <w:rPr>
+          <w:lang w:val="hu-HU"/>
+        </w:rPr>
+        <w:t xml:space="preserve">. doi: </w:t>
+      </w:r>
+      <w:hyperlink r:id="rId52" w:history="1">
         <w:r>
           <w:rPr>
             <w:rStyle w:val="Hyperlink"/>
             <w:lang w:val="hu-HU"/>
           </w:rPr>
-          <w:t>https://doi.org/10.1080/19397038.2023.2210592</w:t>
+          <w:t>https://doi.org/10.21606/drs.2016.489</w:t>
         </w:r>
       </w:hyperlink>
       <w:r>
@@ -17578,75 +16814,11 @@
           <w:lang w:val="hu-HU"/>
         </w:rPr>
       </w:pPr>
-      <w:proofErr w:type="spellStart"/>
-      <w:r>
-        <w:rPr>
-          <w:lang w:val="hu-HU"/>
-        </w:rPr>
-        <w:t>Hsu</w:t>
-      </w:r>
-      <w:proofErr w:type="spellEnd"/>
-      <w:r>
-        <w:rPr>
-          <w:lang w:val="hu-HU"/>
-        </w:rPr>
-        <w:t>, J., Wang, J. and Stern, M. (2024). E-</w:t>
-      </w:r>
-      <w:proofErr w:type="spellStart"/>
-      <w:r>
-        <w:rPr>
-          <w:lang w:val="hu-HU"/>
-        </w:rPr>
-        <w:t>Waste</w:t>
-      </w:r>
-      <w:proofErr w:type="spellEnd"/>
-      <w:r>
-        <w:rPr>
-          <w:lang w:val="hu-HU"/>
-        </w:rPr>
-        <w:t xml:space="preserve">: A Global </w:t>
-      </w:r>
-      <w:proofErr w:type="spellStart"/>
-      <w:r>
-        <w:rPr>
-          <w:lang w:val="hu-HU"/>
-        </w:rPr>
-        <w:t>Problem</w:t>
-      </w:r>
-      <w:proofErr w:type="spellEnd"/>
-      <w:r>
-        <w:rPr>
-          <w:lang w:val="hu-HU"/>
-        </w:rPr>
-        <w:t xml:space="preserve">, </w:t>
-      </w:r>
-      <w:proofErr w:type="spellStart"/>
-      <w:r>
-        <w:rPr>
-          <w:lang w:val="hu-HU"/>
-        </w:rPr>
-        <w:t>Its</w:t>
-      </w:r>
-      <w:proofErr w:type="spellEnd"/>
-      <w:r>
-        <w:rPr>
-          <w:lang w:val="hu-HU"/>
-        </w:rPr>
-        <w:t xml:space="preserve"> </w:t>
-      </w:r>
-      <w:proofErr w:type="spellStart"/>
-      <w:r>
-        <w:rPr>
-          <w:lang w:val="hu-HU"/>
-        </w:rPr>
-        <w:t>Impacts</w:t>
-      </w:r>
-      <w:proofErr w:type="spellEnd"/>
-      <w:r>
-        <w:rPr>
-          <w:lang w:val="hu-HU"/>
-        </w:rPr>
-        <w:t>, and Solutions. </w:t>
+      <w:r>
+        <w:rPr>
+          <w:lang w:val="hu-HU"/>
+        </w:rPr>
+        <w:t>Sabbaghi, M., Cade, W., Behdad, S. and Bisantz, A.M. (2017). The current status of the consumer electronics repair industry in the U.S.: A survey-based study. </w:t>
       </w:r>
       <w:r>
         <w:rPr>
@@ -17654,53 +16826,117 @@
           <w:iCs/>
           <w:lang w:val="hu-HU"/>
         </w:rPr>
-        <w:t xml:space="preserve">Journal of Global </w:t>
-      </w:r>
-      <w:proofErr w:type="spellStart"/>
+        <w:t>Resources, Conservation and Recycling</w:t>
+      </w:r>
+      <w:r>
+        <w:rPr>
+          <w:lang w:val="hu-HU"/>
+        </w:rPr>
+        <w:t xml:space="preserve">, [online] 116, pp.137–151. doi: </w:t>
+      </w:r>
+      <w:hyperlink r:id="rId53" w:history="1">
+        <w:r>
+          <w:rPr>
+            <w:rStyle w:val="Hyperlink"/>
+            <w:lang w:val="hu-HU"/>
+          </w:rPr>
+          <w:t>https://doi.org/10.1016/j.resconrec.2016.09.013</w:t>
+        </w:r>
+      </w:hyperlink>
+      <w:r>
+        <w:rPr>
+          <w:lang w:val="hu-HU"/>
+        </w:rPr>
+        <w:t>.</w:t>
+      </w:r>
+    </w:p>
+    <w:p>
+      <w:pPr>
+        <w:pStyle w:val="NormalWeb"/>
+        <w:spacing w:line="360" w:lineRule="auto"/>
+        <w:jc w:val="both"/>
+        <w:rPr>
+          <w:lang w:val="hu-HU"/>
+        </w:rPr>
+      </w:pPr>
+      <w:r>
+        <w:rPr>
+          <w:lang w:val="hu-HU"/>
+        </w:rPr>
+        <w:t>Otto, S., Kibbe, A., Henn, L., Hentschke, L. and Kaiser, F.G. (2018). The economy of E-waste collection at the individual level: A practice oriented approach of categorizing determinants of E-waste collection into behavioral costs and motivation. </w:t>
+      </w:r>
       <w:r>
         <w:rPr>
           <w:i/>
           <w:iCs/>
           <w:lang w:val="hu-HU"/>
         </w:rPr>
-        <w:t>Information</w:t>
-      </w:r>
-      <w:proofErr w:type="spellEnd"/>
+        <w:t>Journal of Cleaner Production</w:t>
+      </w:r>
+      <w:r>
+        <w:rPr>
+          <w:lang w:val="hu-HU"/>
+        </w:rPr>
+        <w:t xml:space="preserve">, 204, pp.33–40. doi: </w:t>
+      </w:r>
+      <w:hyperlink r:id="rId54" w:history="1">
+        <w:r>
+          <w:rPr>
+            <w:rStyle w:val="Hyperlink"/>
+            <w:lang w:val="hu-HU"/>
+          </w:rPr>
+          <w:t>https://doi.org/10.1016/j.jclepro.2018.08.293</w:t>
+        </w:r>
+      </w:hyperlink>
+      <w:r>
+        <w:rPr>
+          <w:lang w:val="hu-HU"/>
+        </w:rPr>
+        <w:t>.</w:t>
+      </w:r>
+    </w:p>
+    <w:p>
+      <w:pPr>
+        <w:pStyle w:val="NormalWeb"/>
+        <w:spacing w:line="360" w:lineRule="auto"/>
+        <w:jc w:val="both"/>
+        <w:rPr>
+          <w:lang w:val="hu-HU"/>
+        </w:rPr>
+      </w:pPr>
+      <w:r>
+        <w:rPr>
+          <w:lang w:val="hu-HU"/>
+        </w:rPr>
+        <w:t>‌</w:t>
+      </w:r>
+      <w:r>
+        <w:rPr>
+          <w:lang w:val="hu-HU"/>
+        </w:rPr>
+        <w:t>Golsteijn, L. and Valencia Martinez, E. (2017). The Circular Economy of E-Waste in the Netherlands: Optimizing Material Recycling and Energy Recovery. </w:t>
+      </w:r>
       <w:r>
         <w:rPr>
           <w:i/>
           <w:iCs/>
           <w:lang w:val="hu-HU"/>
         </w:rPr>
-        <w:t xml:space="preserve"> Management (JGIM)</w:t>
-      </w:r>
-      <w:r>
-        <w:rPr>
-          <w:lang w:val="hu-HU"/>
-        </w:rPr>
-        <w:t xml:space="preserve">, [online] 32(1), pp.1–28. </w:t>
-      </w:r>
-      <w:proofErr w:type="spellStart"/>
-      <w:r>
-        <w:rPr>
-          <w:lang w:val="hu-HU"/>
-        </w:rPr>
-        <w:t>doi</w:t>
-      </w:r>
-      <w:proofErr w:type="spellEnd"/>
-      <w:r>
-        <w:rPr>
-          <w:lang w:val="hu-HU"/>
-        </w:rPr>
-        <w:t xml:space="preserve">: </w:t>
-      </w:r>
-      <w:hyperlink r:id="rId47" w:history="1">
+        <w:t>Journal of Engineering</w:t>
+      </w:r>
+      <w:r>
+        <w:rPr>
+          <w:lang w:val="hu-HU"/>
+        </w:rPr>
+        <w:t xml:space="preserve">, 2017, pp.1–6. doi: </w:t>
+      </w:r>
+      <w:hyperlink r:id="rId55" w:history="1">
         <w:r>
           <w:rPr>
             <w:rStyle w:val="Hyperlink"/>
             <w:lang w:val="hu-HU"/>
           </w:rPr>
-          <w:t>https://doi.org/10.4018/JGIM.337134</w:t>
+          <w:t>https://doi.org/10.1155/2017/8984013</w:t>
         </w:r>
       </w:hyperlink>
       <w:r>
@@ -17714,245 +16950,36 @@
       <w:pPr>
         <w:pStyle w:val="NormalWeb"/>
         <w:spacing w:line="360" w:lineRule="auto"/>
-        <w:jc w:val="both"/>
-        <w:rPr>
-          <w:lang w:val="hu-HU"/>
-        </w:rPr>
-      </w:pPr>
-      <w:proofErr w:type="spellStart"/>
-      <w:r>
-        <w:rPr>
-          <w:lang w:val="hu-HU"/>
-        </w:rPr>
-        <w:t>Singh</w:t>
-      </w:r>
-      <w:proofErr w:type="spellEnd"/>
-      <w:r>
-        <w:rPr>
-          <w:lang w:val="hu-HU"/>
-        </w:rPr>
-        <w:t xml:space="preserve">, H., </w:t>
-      </w:r>
-      <w:proofErr w:type="spellStart"/>
-      <w:r>
-        <w:rPr>
-          <w:lang w:val="hu-HU"/>
-        </w:rPr>
-        <w:t>Aggarwal</w:t>
-      </w:r>
-      <w:proofErr w:type="spellEnd"/>
-      <w:r>
-        <w:rPr>
-          <w:lang w:val="hu-HU"/>
-        </w:rPr>
-        <w:t xml:space="preserve">, R. and </w:t>
-      </w:r>
-      <w:proofErr w:type="spellStart"/>
-      <w:r>
-        <w:rPr>
-          <w:lang w:val="hu-HU"/>
-        </w:rPr>
-        <w:t>Garg</w:t>
-      </w:r>
-      <w:proofErr w:type="spellEnd"/>
-      <w:r>
-        <w:rPr>
-          <w:lang w:val="hu-HU"/>
-        </w:rPr>
-        <w:t xml:space="preserve">, P. (2025). Circular </w:t>
-      </w:r>
-      <w:proofErr w:type="spellStart"/>
-      <w:r>
-        <w:rPr>
-          <w:lang w:val="hu-HU"/>
-        </w:rPr>
-        <w:t>economy</w:t>
-      </w:r>
-      <w:proofErr w:type="spellEnd"/>
-      <w:r>
-        <w:rPr>
-          <w:lang w:val="hu-HU"/>
-        </w:rPr>
-        <w:t xml:space="preserve"> </w:t>
-      </w:r>
-      <w:proofErr w:type="spellStart"/>
-      <w:r>
-        <w:rPr>
-          <w:lang w:val="hu-HU"/>
-        </w:rPr>
-        <w:t>implementation</w:t>
-      </w:r>
-      <w:proofErr w:type="spellEnd"/>
-      <w:r>
-        <w:rPr>
-          <w:lang w:val="hu-HU"/>
-        </w:rPr>
-        <w:t xml:space="preserve"> in </w:t>
-      </w:r>
-      <w:proofErr w:type="spellStart"/>
-      <w:r>
-        <w:rPr>
-          <w:lang w:val="hu-HU"/>
-        </w:rPr>
-        <w:t>the</w:t>
-      </w:r>
-      <w:proofErr w:type="spellEnd"/>
-      <w:r>
-        <w:rPr>
-          <w:lang w:val="hu-HU"/>
-        </w:rPr>
-        <w:t xml:space="preserve"> </w:t>
-      </w:r>
-      <w:proofErr w:type="spellStart"/>
-      <w:r>
-        <w:rPr>
-          <w:lang w:val="hu-HU"/>
-        </w:rPr>
-        <w:t>electronics</w:t>
-      </w:r>
-      <w:proofErr w:type="spellEnd"/>
-      <w:r>
-        <w:rPr>
-          <w:lang w:val="hu-HU"/>
-        </w:rPr>
-        <w:t xml:space="preserve"> sector: a </w:t>
-      </w:r>
-      <w:proofErr w:type="spellStart"/>
-      <w:r>
-        <w:rPr>
-          <w:lang w:val="hu-HU"/>
-        </w:rPr>
-        <w:t>systematic</w:t>
-      </w:r>
-      <w:proofErr w:type="spellEnd"/>
-      <w:r>
-        <w:rPr>
-          <w:lang w:val="hu-HU"/>
-        </w:rPr>
-        <w:t xml:space="preserve"> </w:t>
-      </w:r>
-      <w:proofErr w:type="spellStart"/>
-      <w:r>
-        <w:rPr>
-          <w:lang w:val="hu-HU"/>
-        </w:rPr>
-        <w:t>literature</w:t>
-      </w:r>
-      <w:proofErr w:type="spellEnd"/>
-      <w:r>
-        <w:rPr>
-          <w:lang w:val="hu-HU"/>
-        </w:rPr>
-        <w:t xml:space="preserve"> </w:t>
-      </w:r>
-      <w:proofErr w:type="spellStart"/>
-      <w:r>
-        <w:rPr>
-          <w:lang w:val="hu-HU"/>
-        </w:rPr>
-        <w:t>review</w:t>
-      </w:r>
-      <w:proofErr w:type="spellEnd"/>
-      <w:r>
-        <w:rPr>
-          <w:lang w:val="hu-HU"/>
-        </w:rPr>
-        <w:t xml:space="preserve"> and </w:t>
-      </w:r>
-      <w:proofErr w:type="spellStart"/>
-      <w:r>
-        <w:rPr>
-          <w:lang w:val="hu-HU"/>
-        </w:rPr>
-        <w:t>future</w:t>
-      </w:r>
-      <w:proofErr w:type="spellEnd"/>
-      <w:r>
-        <w:rPr>
-          <w:lang w:val="hu-HU"/>
-        </w:rPr>
-        <w:t xml:space="preserve"> </w:t>
-      </w:r>
-      <w:proofErr w:type="spellStart"/>
-      <w:r>
-        <w:rPr>
-          <w:lang w:val="hu-HU"/>
-        </w:rPr>
-        <w:t>research</w:t>
-      </w:r>
-      <w:proofErr w:type="spellEnd"/>
-      <w:r>
-        <w:rPr>
-          <w:lang w:val="hu-HU"/>
-        </w:rPr>
-        <w:t xml:space="preserve"> </w:t>
-      </w:r>
-      <w:proofErr w:type="spellStart"/>
-      <w:r>
-        <w:rPr>
-          <w:lang w:val="hu-HU"/>
-        </w:rPr>
-        <w:t>directions</w:t>
-      </w:r>
-      <w:proofErr w:type="spellEnd"/>
-      <w:r>
-        <w:rPr>
-          <w:lang w:val="hu-HU"/>
-        </w:rPr>
-        <w:t>. </w:t>
-      </w:r>
-      <w:proofErr w:type="spellStart"/>
-      <w:r>
-        <w:rPr>
-          <w:i/>
-          <w:iCs/>
-          <w:lang w:val="hu-HU"/>
-        </w:rPr>
-        <w:t>Cogent</w:t>
-      </w:r>
-      <w:proofErr w:type="spellEnd"/>
-      <w:r>
-        <w:rPr>
-          <w:i/>
-          <w:iCs/>
-          <w:lang w:val="hu-HU"/>
-        </w:rPr>
-        <w:t xml:space="preserve"> Business &amp; Management</w:t>
-      </w:r>
-      <w:r>
-        <w:rPr>
-          <w:lang w:val="hu-HU"/>
-        </w:rPr>
-        <w:t xml:space="preserve">, 12(1). </w:t>
-      </w:r>
-      <w:proofErr w:type="spellStart"/>
-      <w:r>
-        <w:rPr>
-          <w:lang w:val="hu-HU"/>
-        </w:rPr>
-        <w:t>doi</w:t>
-      </w:r>
-      <w:proofErr w:type="spellEnd"/>
-      <w:r>
-        <w:rPr>
-          <w:lang w:val="hu-HU"/>
-        </w:rPr>
-        <w:t xml:space="preserve">: </w:t>
-      </w:r>
-      <w:hyperlink r:id="rId48" w:history="1">
+        <w:rPr>
+          <w:lang w:val="hu-HU"/>
+        </w:rPr>
+      </w:pPr>
+      <w:r>
+        <w:rPr>
+          <w:lang w:val="hu-HU"/>
+        </w:rPr>
+        <w:t>‌</w:t>
+      </w:r>
+      <w:r>
+        <w:rPr>
+          <w:lang w:val="hu-HU"/>
+        </w:rPr>
+        <w:t xml:space="preserve">Europa.eu. (2026). Available at: </w:t>
+      </w:r>
+      <w:hyperlink r:id="rId56" w:history="1">
         <w:r>
           <w:rPr>
             <w:rStyle w:val="Hyperlink"/>
             <w:lang w:val="hu-HU"/>
           </w:rPr>
-          <w:t>https://doi.org/10.1080/23311975.2025.2509794</w:t>
+          <w:t>https://ec.europa.eu/eurostat/databrowser/view/ENV_AC_CUR__custom_10133111/bookmark/table?lang=en&amp;bookmarkId=e615ead0-f28a-448d-b8d6-505091e6b039&amp;c=1709125558985</w:t>
         </w:r>
       </w:hyperlink>
       <w:r>
         <w:rPr>
           <w:lang w:val="hu-HU"/>
         </w:rPr>
-        <w:t>.</w:t>
+        <w:t xml:space="preserve"> [Accessed 15 Apr. 2026].</w:t>
       </w:r>
     </w:p>
     <w:p>
@@ -17968,1699 +16995,6 @@
         <w:rPr>
           <w:lang w:val="hu-HU"/>
         </w:rPr>
-        <w:lastRenderedPageBreak/>
-        <w:t xml:space="preserve">Ajzen, I. (1991). The </w:t>
-      </w:r>
-      <w:proofErr w:type="spellStart"/>
-      <w:r>
-        <w:rPr>
-          <w:lang w:val="hu-HU"/>
-        </w:rPr>
-        <w:t>theory</w:t>
-      </w:r>
-      <w:proofErr w:type="spellEnd"/>
-      <w:r>
-        <w:rPr>
-          <w:lang w:val="hu-HU"/>
-        </w:rPr>
-        <w:t xml:space="preserve"> of </w:t>
-      </w:r>
-      <w:proofErr w:type="spellStart"/>
-      <w:r>
-        <w:rPr>
-          <w:lang w:val="hu-HU"/>
-        </w:rPr>
-        <w:t>planned</w:t>
-      </w:r>
-      <w:proofErr w:type="spellEnd"/>
-      <w:r>
-        <w:rPr>
-          <w:lang w:val="hu-HU"/>
-        </w:rPr>
-        <w:t xml:space="preserve"> </w:t>
-      </w:r>
-      <w:proofErr w:type="spellStart"/>
-      <w:r>
-        <w:rPr>
-          <w:lang w:val="hu-HU"/>
-        </w:rPr>
-        <w:t>behavior</w:t>
-      </w:r>
-      <w:proofErr w:type="spellEnd"/>
-      <w:r>
-        <w:rPr>
-          <w:lang w:val="hu-HU"/>
-        </w:rPr>
-        <w:t>. </w:t>
-      </w:r>
-      <w:proofErr w:type="spellStart"/>
-      <w:r>
-        <w:rPr>
-          <w:i/>
-          <w:iCs/>
-          <w:lang w:val="hu-HU"/>
-        </w:rPr>
-        <w:t>Organizational</w:t>
-      </w:r>
-      <w:proofErr w:type="spellEnd"/>
-      <w:r>
-        <w:rPr>
-          <w:i/>
-          <w:iCs/>
-          <w:lang w:val="hu-HU"/>
-        </w:rPr>
-        <w:t xml:space="preserve"> </w:t>
-      </w:r>
-      <w:proofErr w:type="spellStart"/>
-      <w:r>
-        <w:rPr>
-          <w:i/>
-          <w:iCs/>
-          <w:lang w:val="hu-HU"/>
-        </w:rPr>
-        <w:t>Behavior</w:t>
-      </w:r>
-      <w:proofErr w:type="spellEnd"/>
-      <w:r>
-        <w:rPr>
-          <w:i/>
-          <w:iCs/>
-          <w:lang w:val="hu-HU"/>
-        </w:rPr>
-        <w:t xml:space="preserve"> and Human Decision </w:t>
-      </w:r>
-      <w:proofErr w:type="spellStart"/>
-      <w:r>
-        <w:rPr>
-          <w:i/>
-          <w:iCs/>
-          <w:lang w:val="hu-HU"/>
-        </w:rPr>
-        <w:t>Processes</w:t>
-      </w:r>
-      <w:proofErr w:type="spellEnd"/>
-      <w:r>
-        <w:rPr>
-          <w:lang w:val="hu-HU"/>
-        </w:rPr>
-        <w:t xml:space="preserve">, 50(2), pp.179–211. </w:t>
-      </w:r>
-      <w:proofErr w:type="spellStart"/>
-      <w:r>
-        <w:rPr>
-          <w:lang w:val="hu-HU"/>
-        </w:rPr>
-        <w:t>doi</w:t>
-      </w:r>
-      <w:proofErr w:type="spellEnd"/>
-      <w:r>
-        <w:rPr>
-          <w:lang w:val="hu-HU"/>
-        </w:rPr>
-        <w:t xml:space="preserve">: </w:t>
-      </w:r>
-      <w:hyperlink r:id="rId49" w:history="1">
-        <w:r>
-          <w:rPr>
-            <w:rStyle w:val="Hyperlink"/>
-            <w:lang w:val="hu-HU"/>
-          </w:rPr>
-          <w:t>https://doi.org/10.1016/0749-5978(91)90020-T</w:t>
-        </w:r>
-      </w:hyperlink>
-      <w:r>
-        <w:rPr>
-          <w:lang w:val="hu-HU"/>
-        </w:rPr>
-        <w:t>.</w:t>
-      </w:r>
-    </w:p>
-    <w:p>
-      <w:pPr>
-        <w:pStyle w:val="NormalWeb"/>
-        <w:spacing w:line="360" w:lineRule="auto"/>
-        <w:jc w:val="both"/>
-        <w:rPr>
-          <w:lang w:val="hu-HU"/>
-        </w:rPr>
-      </w:pPr>
-      <w:r>
-        <w:rPr>
-          <w:lang w:val="hu-HU"/>
-        </w:rPr>
-        <w:t xml:space="preserve">Wastling, T., </w:t>
-      </w:r>
-      <w:proofErr w:type="spellStart"/>
-      <w:r>
-        <w:rPr>
-          <w:lang w:val="hu-HU"/>
-        </w:rPr>
-        <w:t>Charnley</w:t>
-      </w:r>
-      <w:proofErr w:type="spellEnd"/>
-      <w:r>
-        <w:rPr>
-          <w:lang w:val="hu-HU"/>
-        </w:rPr>
-        <w:t xml:space="preserve">, F. and </w:t>
-      </w:r>
-      <w:proofErr w:type="spellStart"/>
-      <w:r>
-        <w:rPr>
-          <w:lang w:val="hu-HU"/>
-        </w:rPr>
-        <w:t>Moreno</w:t>
-      </w:r>
-      <w:proofErr w:type="spellEnd"/>
-      <w:r>
-        <w:rPr>
-          <w:lang w:val="hu-HU"/>
-        </w:rPr>
-        <w:t xml:space="preserve">, M. (2018). Design </w:t>
-      </w:r>
-      <w:proofErr w:type="spellStart"/>
-      <w:r>
-        <w:rPr>
-          <w:lang w:val="hu-HU"/>
-        </w:rPr>
-        <w:t>for</w:t>
-      </w:r>
-      <w:proofErr w:type="spellEnd"/>
-      <w:r>
-        <w:rPr>
-          <w:lang w:val="hu-HU"/>
-        </w:rPr>
-        <w:t xml:space="preserve"> Circular </w:t>
-      </w:r>
-      <w:proofErr w:type="spellStart"/>
-      <w:r>
-        <w:rPr>
-          <w:lang w:val="hu-HU"/>
-        </w:rPr>
-        <w:t>Behaviour</w:t>
-      </w:r>
-      <w:proofErr w:type="spellEnd"/>
-      <w:r>
-        <w:rPr>
-          <w:lang w:val="hu-HU"/>
-        </w:rPr>
-        <w:t xml:space="preserve">: </w:t>
-      </w:r>
-      <w:proofErr w:type="spellStart"/>
-      <w:r>
-        <w:rPr>
-          <w:lang w:val="hu-HU"/>
-        </w:rPr>
-        <w:t>Considering</w:t>
-      </w:r>
-      <w:proofErr w:type="spellEnd"/>
-      <w:r>
-        <w:rPr>
-          <w:lang w:val="hu-HU"/>
-        </w:rPr>
-        <w:t xml:space="preserve"> </w:t>
-      </w:r>
-      <w:proofErr w:type="spellStart"/>
-      <w:r>
-        <w:rPr>
-          <w:lang w:val="hu-HU"/>
-        </w:rPr>
-        <w:t>Users</w:t>
-      </w:r>
-      <w:proofErr w:type="spellEnd"/>
-      <w:r>
-        <w:rPr>
-          <w:lang w:val="hu-HU"/>
-        </w:rPr>
-        <w:t xml:space="preserve"> in a Circular </w:t>
-      </w:r>
-      <w:proofErr w:type="spellStart"/>
-      <w:r>
-        <w:rPr>
-          <w:lang w:val="hu-HU"/>
-        </w:rPr>
-        <w:t>Economy</w:t>
-      </w:r>
-      <w:proofErr w:type="spellEnd"/>
-      <w:r>
-        <w:rPr>
-          <w:lang w:val="hu-HU"/>
-        </w:rPr>
-        <w:t>. </w:t>
-      </w:r>
-      <w:proofErr w:type="spellStart"/>
-      <w:r>
-        <w:rPr>
-          <w:i/>
-          <w:iCs/>
-          <w:lang w:val="hu-HU"/>
-        </w:rPr>
-        <w:t>Sustainability</w:t>
-      </w:r>
-      <w:proofErr w:type="spellEnd"/>
-      <w:r>
-        <w:rPr>
-          <w:lang w:val="hu-HU"/>
-        </w:rPr>
-        <w:t xml:space="preserve">, [online] 10(6), p.1743. </w:t>
-      </w:r>
-      <w:proofErr w:type="spellStart"/>
-      <w:r>
-        <w:rPr>
-          <w:lang w:val="hu-HU"/>
-        </w:rPr>
-        <w:t>doi</w:t>
-      </w:r>
-      <w:proofErr w:type="spellEnd"/>
-      <w:r>
-        <w:rPr>
-          <w:lang w:val="hu-HU"/>
-        </w:rPr>
-        <w:t xml:space="preserve">: </w:t>
-      </w:r>
-      <w:hyperlink r:id="rId50" w:history="1">
-        <w:r>
-          <w:rPr>
-            <w:rStyle w:val="Hyperlink"/>
-            <w:lang w:val="hu-HU"/>
-          </w:rPr>
-          <w:t>https://doi.org/10.3390/su10061743</w:t>
-        </w:r>
-      </w:hyperlink>
-      <w:r>
-        <w:rPr>
-          <w:lang w:val="hu-HU"/>
-        </w:rPr>
-        <w:t>.</w:t>
-      </w:r>
-    </w:p>
-    <w:p>
-      <w:pPr>
-        <w:pStyle w:val="NormalWeb"/>
-        <w:spacing w:line="360" w:lineRule="auto"/>
-        <w:jc w:val="both"/>
-        <w:rPr>
-          <w:lang w:val="hu-HU"/>
-        </w:rPr>
-      </w:pPr>
-      <w:r>
-        <w:rPr>
-          <w:lang w:val="hu-HU"/>
-        </w:rPr>
-        <w:t xml:space="preserve">Consumer </w:t>
-      </w:r>
-      <w:proofErr w:type="spellStart"/>
-      <w:r>
-        <w:rPr>
-          <w:lang w:val="hu-HU"/>
-        </w:rPr>
-        <w:t>attitude</w:t>
-      </w:r>
-      <w:proofErr w:type="spellEnd"/>
-      <w:r>
-        <w:rPr>
-          <w:lang w:val="hu-HU"/>
-        </w:rPr>
-        <w:t xml:space="preserve"> </w:t>
-      </w:r>
-      <w:proofErr w:type="spellStart"/>
-      <w:r>
-        <w:rPr>
-          <w:lang w:val="hu-HU"/>
-        </w:rPr>
-        <w:t>towards</w:t>
-      </w:r>
-      <w:proofErr w:type="spellEnd"/>
-      <w:r>
-        <w:rPr>
-          <w:lang w:val="hu-HU"/>
-        </w:rPr>
-        <w:t xml:space="preserve"> </w:t>
-      </w:r>
-      <w:proofErr w:type="spellStart"/>
-      <w:r>
-        <w:rPr>
-          <w:lang w:val="hu-HU"/>
-        </w:rPr>
-        <w:t>the</w:t>
-      </w:r>
-      <w:proofErr w:type="spellEnd"/>
-      <w:r>
-        <w:rPr>
-          <w:lang w:val="hu-HU"/>
-        </w:rPr>
-        <w:t xml:space="preserve"> </w:t>
-      </w:r>
-      <w:proofErr w:type="spellStart"/>
-      <w:r>
-        <w:rPr>
-          <w:lang w:val="hu-HU"/>
-        </w:rPr>
-        <w:t>repair</w:t>
-      </w:r>
-      <w:proofErr w:type="spellEnd"/>
-      <w:r>
-        <w:rPr>
-          <w:lang w:val="hu-HU"/>
-        </w:rPr>
-        <w:t xml:space="preserve"> and </w:t>
-      </w:r>
-      <w:proofErr w:type="spellStart"/>
-      <w:r>
-        <w:rPr>
-          <w:lang w:val="hu-HU"/>
-        </w:rPr>
-        <w:t>the</w:t>
-      </w:r>
-      <w:proofErr w:type="spellEnd"/>
-      <w:r>
-        <w:rPr>
-          <w:lang w:val="hu-HU"/>
-        </w:rPr>
-        <w:t xml:space="preserve"> </w:t>
-      </w:r>
-      <w:proofErr w:type="spellStart"/>
-      <w:r>
-        <w:rPr>
-          <w:lang w:val="hu-HU"/>
-        </w:rPr>
-        <w:t>second-hand</w:t>
-      </w:r>
-      <w:proofErr w:type="spellEnd"/>
-      <w:r>
-        <w:rPr>
-          <w:lang w:val="hu-HU"/>
-        </w:rPr>
-        <w:t xml:space="preserve"> </w:t>
-      </w:r>
-      <w:proofErr w:type="spellStart"/>
-      <w:r>
-        <w:rPr>
-          <w:lang w:val="hu-HU"/>
-        </w:rPr>
-        <w:t>purchase</w:t>
-      </w:r>
-      <w:proofErr w:type="spellEnd"/>
-      <w:r>
-        <w:rPr>
-          <w:lang w:val="hu-HU"/>
-        </w:rPr>
-        <w:t xml:space="preserve"> of </w:t>
-      </w:r>
-      <w:proofErr w:type="spellStart"/>
-      <w:r>
-        <w:rPr>
-          <w:lang w:val="hu-HU"/>
-        </w:rPr>
-        <w:t>small</w:t>
-      </w:r>
-      <w:proofErr w:type="spellEnd"/>
-      <w:r>
-        <w:rPr>
-          <w:lang w:val="hu-HU"/>
-        </w:rPr>
-        <w:t xml:space="preserve"> household </w:t>
-      </w:r>
-      <w:proofErr w:type="spellStart"/>
-      <w:r>
-        <w:rPr>
-          <w:lang w:val="hu-HU"/>
-        </w:rPr>
-        <w:t>electrical</w:t>
-      </w:r>
-      <w:proofErr w:type="spellEnd"/>
-      <w:r>
-        <w:rPr>
-          <w:lang w:val="hu-HU"/>
-        </w:rPr>
-        <w:t xml:space="preserve"> and </w:t>
-      </w:r>
-      <w:proofErr w:type="spellStart"/>
-      <w:r>
-        <w:rPr>
-          <w:lang w:val="hu-HU"/>
-        </w:rPr>
-        <w:t>electronic</w:t>
-      </w:r>
-      <w:proofErr w:type="spellEnd"/>
-      <w:r>
-        <w:rPr>
-          <w:lang w:val="hu-HU"/>
-        </w:rPr>
-        <w:t xml:space="preserve"> </w:t>
-      </w:r>
-      <w:proofErr w:type="spellStart"/>
-      <w:r>
-        <w:rPr>
-          <w:lang w:val="hu-HU"/>
-        </w:rPr>
-        <w:t>equipment</w:t>
-      </w:r>
-      <w:proofErr w:type="spellEnd"/>
-      <w:r>
-        <w:rPr>
-          <w:lang w:val="hu-HU"/>
-        </w:rPr>
-        <w:t xml:space="preserve">. A </w:t>
-      </w:r>
-      <w:proofErr w:type="spellStart"/>
-      <w:r>
-        <w:rPr>
-          <w:lang w:val="hu-HU"/>
-        </w:rPr>
-        <w:t>Spanish</w:t>
-      </w:r>
-      <w:proofErr w:type="spellEnd"/>
-      <w:r>
-        <w:rPr>
-          <w:lang w:val="hu-HU"/>
-        </w:rPr>
-        <w:t xml:space="preserve"> </w:t>
-      </w:r>
-      <w:proofErr w:type="spellStart"/>
-      <w:r>
-        <w:rPr>
-          <w:lang w:val="hu-HU"/>
-        </w:rPr>
-        <w:t>case</w:t>
-      </w:r>
-      <w:proofErr w:type="spellEnd"/>
-      <w:r>
-        <w:rPr>
-          <w:lang w:val="hu-HU"/>
-        </w:rPr>
-        <w:t xml:space="preserve"> </w:t>
-      </w:r>
-      <w:proofErr w:type="spellStart"/>
-      <w:r>
-        <w:rPr>
-          <w:lang w:val="hu-HU"/>
-        </w:rPr>
-        <w:t>study</w:t>
-      </w:r>
-      <w:proofErr w:type="spellEnd"/>
-      <w:r>
-        <w:rPr>
-          <w:lang w:val="hu-HU"/>
-        </w:rPr>
-        <w:t>. (2017). </w:t>
-      </w:r>
-      <w:r>
-        <w:rPr>
-          <w:i/>
-          <w:iCs/>
-          <w:lang w:val="hu-HU"/>
-        </w:rPr>
-        <w:t xml:space="preserve">Journal of </w:t>
-      </w:r>
-      <w:proofErr w:type="spellStart"/>
-      <w:r>
-        <w:rPr>
-          <w:i/>
-          <w:iCs/>
-          <w:lang w:val="hu-HU"/>
-        </w:rPr>
-        <w:t>Cleaner</w:t>
-      </w:r>
-      <w:proofErr w:type="spellEnd"/>
-      <w:r>
-        <w:rPr>
-          <w:i/>
-          <w:iCs/>
-          <w:lang w:val="hu-HU"/>
-        </w:rPr>
-        <w:t xml:space="preserve"> </w:t>
-      </w:r>
-      <w:proofErr w:type="spellStart"/>
-      <w:r>
-        <w:rPr>
-          <w:i/>
-          <w:iCs/>
-          <w:lang w:val="hu-HU"/>
-        </w:rPr>
-        <w:t>Production</w:t>
-      </w:r>
-      <w:proofErr w:type="spellEnd"/>
-      <w:r>
-        <w:rPr>
-          <w:lang w:val="hu-HU"/>
-        </w:rPr>
-        <w:t xml:space="preserve">, [online] 158, pp.261–275. </w:t>
-      </w:r>
-      <w:proofErr w:type="spellStart"/>
-      <w:r>
-        <w:rPr>
-          <w:lang w:val="hu-HU"/>
-        </w:rPr>
-        <w:t>doi</w:t>
-      </w:r>
-      <w:proofErr w:type="spellEnd"/>
-      <w:r>
-        <w:rPr>
-          <w:lang w:val="hu-HU"/>
-        </w:rPr>
-        <w:t xml:space="preserve">: </w:t>
-      </w:r>
-      <w:hyperlink r:id="rId51" w:history="1">
-        <w:r>
-          <w:rPr>
-            <w:rStyle w:val="Hyperlink"/>
-            <w:lang w:val="hu-HU"/>
-          </w:rPr>
-          <w:t>https://doi.org/10.1016/j.jclepro.2017.04.143</w:t>
-        </w:r>
-      </w:hyperlink>
-      <w:r>
-        <w:rPr>
-          <w:lang w:val="hu-HU"/>
-        </w:rPr>
-        <w:t>.</w:t>
-      </w:r>
-    </w:p>
-    <w:p>
-      <w:pPr>
-        <w:pStyle w:val="NormalWeb"/>
-        <w:spacing w:line="360" w:lineRule="auto"/>
-        <w:jc w:val="both"/>
-        <w:rPr>
-          <w:lang w:val="hu-HU"/>
-        </w:rPr>
-      </w:pPr>
-      <w:r>
-        <w:rPr>
-          <w:lang w:val="hu-HU"/>
-        </w:rPr>
-        <w:t xml:space="preserve">Piscicelli, L. and Ludden, G. (2016). The </w:t>
-      </w:r>
-      <w:proofErr w:type="spellStart"/>
-      <w:r>
-        <w:rPr>
-          <w:lang w:val="hu-HU"/>
-        </w:rPr>
-        <w:t>potential</w:t>
-      </w:r>
-      <w:proofErr w:type="spellEnd"/>
-      <w:r>
-        <w:rPr>
-          <w:lang w:val="hu-HU"/>
-        </w:rPr>
-        <w:t xml:space="preserve"> of Design </w:t>
-      </w:r>
-      <w:proofErr w:type="spellStart"/>
-      <w:r>
-        <w:rPr>
-          <w:lang w:val="hu-HU"/>
-        </w:rPr>
-        <w:t>for</w:t>
-      </w:r>
-      <w:proofErr w:type="spellEnd"/>
-      <w:r>
-        <w:rPr>
-          <w:lang w:val="hu-HU"/>
-        </w:rPr>
-        <w:t xml:space="preserve"> </w:t>
-      </w:r>
-      <w:proofErr w:type="spellStart"/>
-      <w:r>
-        <w:rPr>
-          <w:lang w:val="hu-HU"/>
-        </w:rPr>
-        <w:t>Behaviour</w:t>
-      </w:r>
-      <w:proofErr w:type="spellEnd"/>
-      <w:r>
-        <w:rPr>
-          <w:lang w:val="hu-HU"/>
-        </w:rPr>
-        <w:t xml:space="preserve"> Change </w:t>
-      </w:r>
-      <w:proofErr w:type="spellStart"/>
-      <w:r>
-        <w:rPr>
-          <w:lang w:val="hu-HU"/>
-        </w:rPr>
-        <w:t>to</w:t>
-      </w:r>
-      <w:proofErr w:type="spellEnd"/>
-      <w:r>
-        <w:rPr>
-          <w:lang w:val="hu-HU"/>
-        </w:rPr>
-        <w:t xml:space="preserve"> </w:t>
-      </w:r>
-      <w:proofErr w:type="spellStart"/>
-      <w:r>
-        <w:rPr>
-          <w:lang w:val="hu-HU"/>
-        </w:rPr>
-        <w:t>foster</w:t>
-      </w:r>
-      <w:proofErr w:type="spellEnd"/>
-      <w:r>
-        <w:rPr>
-          <w:lang w:val="hu-HU"/>
-        </w:rPr>
-        <w:t xml:space="preserve"> </w:t>
-      </w:r>
-      <w:proofErr w:type="spellStart"/>
-      <w:r>
-        <w:rPr>
-          <w:lang w:val="hu-HU"/>
-        </w:rPr>
-        <w:t>the</w:t>
-      </w:r>
-      <w:proofErr w:type="spellEnd"/>
-      <w:r>
-        <w:rPr>
-          <w:lang w:val="hu-HU"/>
-        </w:rPr>
-        <w:t xml:space="preserve"> </w:t>
-      </w:r>
-      <w:proofErr w:type="spellStart"/>
-      <w:r>
-        <w:rPr>
-          <w:lang w:val="hu-HU"/>
-        </w:rPr>
-        <w:t>transition</w:t>
-      </w:r>
-      <w:proofErr w:type="spellEnd"/>
-      <w:r>
-        <w:rPr>
-          <w:lang w:val="hu-HU"/>
-        </w:rPr>
-        <w:t xml:space="preserve"> </w:t>
-      </w:r>
-      <w:proofErr w:type="spellStart"/>
-      <w:r>
-        <w:rPr>
-          <w:lang w:val="hu-HU"/>
-        </w:rPr>
-        <w:t>to</w:t>
-      </w:r>
-      <w:proofErr w:type="spellEnd"/>
-      <w:r>
-        <w:rPr>
-          <w:lang w:val="hu-HU"/>
-        </w:rPr>
-        <w:t xml:space="preserve"> a circular </w:t>
-      </w:r>
-      <w:proofErr w:type="spellStart"/>
-      <w:r>
-        <w:rPr>
-          <w:lang w:val="hu-HU"/>
-        </w:rPr>
-        <w:t>economy</w:t>
-      </w:r>
-      <w:proofErr w:type="spellEnd"/>
-      <w:r>
-        <w:rPr>
-          <w:lang w:val="hu-HU"/>
-        </w:rPr>
-        <w:t>. </w:t>
-      </w:r>
-      <w:r>
-        <w:rPr>
-          <w:i/>
-          <w:iCs/>
-          <w:lang w:val="hu-HU"/>
-        </w:rPr>
-        <w:t xml:space="preserve">DRS2016: </w:t>
-      </w:r>
-      <w:proofErr w:type="spellStart"/>
-      <w:r>
-        <w:rPr>
-          <w:i/>
-          <w:iCs/>
-          <w:lang w:val="hu-HU"/>
-        </w:rPr>
-        <w:t>Future-Focused</w:t>
-      </w:r>
-      <w:proofErr w:type="spellEnd"/>
-      <w:r>
-        <w:rPr>
-          <w:i/>
-          <w:iCs/>
-          <w:lang w:val="hu-HU"/>
-        </w:rPr>
-        <w:t xml:space="preserve"> </w:t>
-      </w:r>
-      <w:proofErr w:type="spellStart"/>
-      <w:r>
-        <w:rPr>
-          <w:i/>
-          <w:iCs/>
-          <w:lang w:val="hu-HU"/>
-        </w:rPr>
-        <w:t>Thinking</w:t>
-      </w:r>
-      <w:proofErr w:type="spellEnd"/>
-      <w:r>
-        <w:rPr>
-          <w:lang w:val="hu-HU"/>
-        </w:rPr>
-        <w:t xml:space="preserve">. </w:t>
-      </w:r>
-      <w:proofErr w:type="spellStart"/>
-      <w:r>
-        <w:rPr>
-          <w:lang w:val="hu-HU"/>
-        </w:rPr>
-        <w:t>doi</w:t>
-      </w:r>
-      <w:proofErr w:type="spellEnd"/>
-      <w:r>
-        <w:rPr>
-          <w:lang w:val="hu-HU"/>
-        </w:rPr>
-        <w:t xml:space="preserve">: </w:t>
-      </w:r>
-      <w:hyperlink r:id="rId52" w:history="1">
-        <w:r>
-          <w:rPr>
-            <w:rStyle w:val="Hyperlink"/>
-            <w:lang w:val="hu-HU"/>
-          </w:rPr>
-          <w:t>https://doi.org/10.21606/drs.2016.489</w:t>
-        </w:r>
-      </w:hyperlink>
-      <w:r>
-        <w:rPr>
-          <w:lang w:val="hu-HU"/>
-        </w:rPr>
-        <w:t>.</w:t>
-      </w:r>
-    </w:p>
-    <w:p>
-      <w:pPr>
-        <w:pStyle w:val="NormalWeb"/>
-        <w:spacing w:line="360" w:lineRule="auto"/>
-        <w:jc w:val="both"/>
-        <w:rPr>
-          <w:lang w:val="hu-HU"/>
-        </w:rPr>
-      </w:pPr>
-      <w:r>
-        <w:rPr>
-          <w:lang w:val="hu-HU"/>
-        </w:rPr>
-        <w:t xml:space="preserve">Sabbaghi, M., </w:t>
-      </w:r>
-      <w:proofErr w:type="spellStart"/>
-      <w:r>
-        <w:rPr>
-          <w:lang w:val="hu-HU"/>
-        </w:rPr>
-        <w:t>Cade</w:t>
-      </w:r>
-      <w:proofErr w:type="spellEnd"/>
-      <w:r>
-        <w:rPr>
-          <w:lang w:val="hu-HU"/>
-        </w:rPr>
-        <w:t xml:space="preserve">, W., </w:t>
-      </w:r>
-      <w:proofErr w:type="spellStart"/>
-      <w:r>
-        <w:rPr>
-          <w:lang w:val="hu-HU"/>
-        </w:rPr>
-        <w:t>Behdad</w:t>
-      </w:r>
-      <w:proofErr w:type="spellEnd"/>
-      <w:r>
-        <w:rPr>
-          <w:lang w:val="hu-HU"/>
-        </w:rPr>
-        <w:t xml:space="preserve">, S. and </w:t>
-      </w:r>
-      <w:proofErr w:type="spellStart"/>
-      <w:r>
-        <w:rPr>
-          <w:lang w:val="hu-HU"/>
-        </w:rPr>
-        <w:t>Bisantz</w:t>
-      </w:r>
-      <w:proofErr w:type="spellEnd"/>
-      <w:r>
-        <w:rPr>
-          <w:lang w:val="hu-HU"/>
-        </w:rPr>
-        <w:t xml:space="preserve">, A.M. (2017). The </w:t>
-      </w:r>
-      <w:proofErr w:type="spellStart"/>
-      <w:r>
-        <w:rPr>
-          <w:lang w:val="hu-HU"/>
-        </w:rPr>
-        <w:t>current</w:t>
-      </w:r>
-      <w:proofErr w:type="spellEnd"/>
-      <w:r>
-        <w:rPr>
-          <w:lang w:val="hu-HU"/>
-        </w:rPr>
-        <w:t xml:space="preserve"> status of </w:t>
-      </w:r>
-      <w:proofErr w:type="spellStart"/>
-      <w:r>
-        <w:rPr>
-          <w:lang w:val="hu-HU"/>
-        </w:rPr>
-        <w:t>the</w:t>
-      </w:r>
-      <w:proofErr w:type="spellEnd"/>
-      <w:r>
-        <w:rPr>
-          <w:lang w:val="hu-HU"/>
-        </w:rPr>
-        <w:t xml:space="preserve"> consumer </w:t>
-      </w:r>
-      <w:proofErr w:type="spellStart"/>
-      <w:r>
-        <w:rPr>
-          <w:lang w:val="hu-HU"/>
-        </w:rPr>
-        <w:t>electronics</w:t>
-      </w:r>
-      <w:proofErr w:type="spellEnd"/>
-      <w:r>
-        <w:rPr>
-          <w:lang w:val="hu-HU"/>
-        </w:rPr>
-        <w:t xml:space="preserve"> </w:t>
-      </w:r>
-      <w:proofErr w:type="spellStart"/>
-      <w:r>
-        <w:rPr>
-          <w:lang w:val="hu-HU"/>
-        </w:rPr>
-        <w:t>repair</w:t>
-      </w:r>
-      <w:proofErr w:type="spellEnd"/>
-      <w:r>
-        <w:rPr>
-          <w:lang w:val="hu-HU"/>
-        </w:rPr>
-        <w:t xml:space="preserve"> </w:t>
-      </w:r>
-      <w:proofErr w:type="spellStart"/>
-      <w:r>
-        <w:rPr>
-          <w:lang w:val="hu-HU"/>
-        </w:rPr>
-        <w:t>industry</w:t>
-      </w:r>
-      <w:proofErr w:type="spellEnd"/>
-      <w:r>
-        <w:rPr>
-          <w:lang w:val="hu-HU"/>
-        </w:rPr>
-        <w:t xml:space="preserve"> in </w:t>
-      </w:r>
-      <w:proofErr w:type="spellStart"/>
-      <w:r>
-        <w:rPr>
-          <w:lang w:val="hu-HU"/>
-        </w:rPr>
-        <w:t>the</w:t>
-      </w:r>
-      <w:proofErr w:type="spellEnd"/>
-      <w:r>
-        <w:rPr>
-          <w:lang w:val="hu-HU"/>
-        </w:rPr>
-        <w:t xml:space="preserve"> U.S.: A </w:t>
-      </w:r>
-      <w:proofErr w:type="spellStart"/>
-      <w:r>
-        <w:rPr>
-          <w:lang w:val="hu-HU"/>
-        </w:rPr>
-        <w:t>survey-based</w:t>
-      </w:r>
-      <w:proofErr w:type="spellEnd"/>
-      <w:r>
-        <w:rPr>
-          <w:lang w:val="hu-HU"/>
-        </w:rPr>
-        <w:t xml:space="preserve"> </w:t>
-      </w:r>
-      <w:proofErr w:type="spellStart"/>
-      <w:r>
-        <w:rPr>
-          <w:lang w:val="hu-HU"/>
-        </w:rPr>
-        <w:t>study</w:t>
-      </w:r>
-      <w:proofErr w:type="spellEnd"/>
-      <w:r>
-        <w:rPr>
-          <w:lang w:val="hu-HU"/>
-        </w:rPr>
-        <w:t>. </w:t>
-      </w:r>
-      <w:proofErr w:type="spellStart"/>
-      <w:r>
-        <w:rPr>
-          <w:i/>
-          <w:iCs/>
-          <w:lang w:val="hu-HU"/>
-        </w:rPr>
-        <w:t>Resources</w:t>
-      </w:r>
-      <w:proofErr w:type="spellEnd"/>
-      <w:r>
-        <w:rPr>
-          <w:i/>
-          <w:iCs/>
-          <w:lang w:val="hu-HU"/>
-        </w:rPr>
-        <w:t xml:space="preserve">, </w:t>
-      </w:r>
-      <w:proofErr w:type="spellStart"/>
-      <w:r>
-        <w:rPr>
-          <w:i/>
-          <w:iCs/>
-          <w:lang w:val="hu-HU"/>
-        </w:rPr>
-        <w:t>Conservation</w:t>
-      </w:r>
-      <w:proofErr w:type="spellEnd"/>
-      <w:r>
-        <w:rPr>
-          <w:i/>
-          <w:iCs/>
-          <w:lang w:val="hu-HU"/>
-        </w:rPr>
-        <w:t xml:space="preserve"> and </w:t>
-      </w:r>
-      <w:proofErr w:type="spellStart"/>
-      <w:r>
-        <w:rPr>
-          <w:i/>
-          <w:iCs/>
-          <w:lang w:val="hu-HU"/>
-        </w:rPr>
-        <w:t>Recycling</w:t>
-      </w:r>
-      <w:proofErr w:type="spellEnd"/>
-      <w:r>
-        <w:rPr>
-          <w:lang w:val="hu-HU"/>
-        </w:rPr>
-        <w:t xml:space="preserve">, [online] 116, pp.137–151. </w:t>
-      </w:r>
-      <w:proofErr w:type="spellStart"/>
-      <w:r>
-        <w:rPr>
-          <w:lang w:val="hu-HU"/>
-        </w:rPr>
-        <w:t>doi</w:t>
-      </w:r>
-      <w:proofErr w:type="spellEnd"/>
-      <w:r>
-        <w:rPr>
-          <w:lang w:val="hu-HU"/>
-        </w:rPr>
-        <w:t xml:space="preserve">: </w:t>
-      </w:r>
-      <w:hyperlink r:id="rId53" w:history="1">
-        <w:r>
-          <w:rPr>
-            <w:rStyle w:val="Hyperlink"/>
-            <w:lang w:val="hu-HU"/>
-          </w:rPr>
-          <w:t>https://doi.org/10.1016/j.resconrec.2016.09.013</w:t>
-        </w:r>
-      </w:hyperlink>
-      <w:r>
-        <w:rPr>
-          <w:lang w:val="hu-HU"/>
-        </w:rPr>
-        <w:t>.</w:t>
-      </w:r>
-    </w:p>
-    <w:p>
-      <w:pPr>
-        <w:pStyle w:val="NormalWeb"/>
-        <w:spacing w:line="360" w:lineRule="auto"/>
-        <w:jc w:val="both"/>
-        <w:rPr>
-          <w:lang w:val="hu-HU"/>
-        </w:rPr>
-      </w:pPr>
-      <w:r>
-        <w:rPr>
-          <w:lang w:val="hu-HU"/>
-        </w:rPr>
-        <w:t xml:space="preserve">Otto, S., </w:t>
-      </w:r>
-      <w:proofErr w:type="spellStart"/>
-      <w:r>
-        <w:rPr>
-          <w:lang w:val="hu-HU"/>
-        </w:rPr>
-        <w:t>Kibbe</w:t>
-      </w:r>
-      <w:proofErr w:type="spellEnd"/>
-      <w:r>
-        <w:rPr>
-          <w:lang w:val="hu-HU"/>
-        </w:rPr>
-        <w:t xml:space="preserve">, A., </w:t>
-      </w:r>
-      <w:proofErr w:type="spellStart"/>
-      <w:r>
-        <w:rPr>
-          <w:lang w:val="hu-HU"/>
-        </w:rPr>
-        <w:t>Henn</w:t>
-      </w:r>
-      <w:proofErr w:type="spellEnd"/>
-      <w:r>
-        <w:rPr>
-          <w:lang w:val="hu-HU"/>
-        </w:rPr>
-        <w:t xml:space="preserve">, L., </w:t>
-      </w:r>
-      <w:proofErr w:type="spellStart"/>
-      <w:r>
-        <w:rPr>
-          <w:lang w:val="hu-HU"/>
-        </w:rPr>
-        <w:t>Hentschke</w:t>
-      </w:r>
-      <w:proofErr w:type="spellEnd"/>
-      <w:r>
-        <w:rPr>
-          <w:lang w:val="hu-HU"/>
-        </w:rPr>
-        <w:t xml:space="preserve">, L. and Kaiser, F.G. (2018). The </w:t>
-      </w:r>
-      <w:proofErr w:type="spellStart"/>
-      <w:r>
-        <w:rPr>
-          <w:lang w:val="hu-HU"/>
-        </w:rPr>
-        <w:t>economy</w:t>
-      </w:r>
-      <w:proofErr w:type="spellEnd"/>
-      <w:r>
-        <w:rPr>
-          <w:lang w:val="hu-HU"/>
-        </w:rPr>
-        <w:t xml:space="preserve"> of E-</w:t>
-      </w:r>
-      <w:proofErr w:type="spellStart"/>
-      <w:r>
-        <w:rPr>
-          <w:lang w:val="hu-HU"/>
-        </w:rPr>
-        <w:t>waste</w:t>
-      </w:r>
-      <w:proofErr w:type="spellEnd"/>
-      <w:r>
-        <w:rPr>
-          <w:lang w:val="hu-HU"/>
-        </w:rPr>
-        <w:t xml:space="preserve"> </w:t>
-      </w:r>
-      <w:proofErr w:type="spellStart"/>
-      <w:r>
-        <w:rPr>
-          <w:lang w:val="hu-HU"/>
-        </w:rPr>
-        <w:t>collection</w:t>
-      </w:r>
-      <w:proofErr w:type="spellEnd"/>
-      <w:r>
-        <w:rPr>
-          <w:lang w:val="hu-HU"/>
-        </w:rPr>
-        <w:t xml:space="preserve"> </w:t>
-      </w:r>
-      <w:proofErr w:type="spellStart"/>
-      <w:r>
-        <w:rPr>
-          <w:lang w:val="hu-HU"/>
-        </w:rPr>
-        <w:t>at</w:t>
-      </w:r>
-      <w:proofErr w:type="spellEnd"/>
-      <w:r>
-        <w:rPr>
-          <w:lang w:val="hu-HU"/>
-        </w:rPr>
-        <w:t xml:space="preserve"> </w:t>
-      </w:r>
-      <w:proofErr w:type="spellStart"/>
-      <w:r>
-        <w:rPr>
-          <w:lang w:val="hu-HU"/>
-        </w:rPr>
-        <w:t>the</w:t>
-      </w:r>
-      <w:proofErr w:type="spellEnd"/>
-      <w:r>
-        <w:rPr>
-          <w:lang w:val="hu-HU"/>
-        </w:rPr>
-        <w:t xml:space="preserve"> </w:t>
-      </w:r>
-      <w:proofErr w:type="spellStart"/>
-      <w:r>
-        <w:rPr>
-          <w:lang w:val="hu-HU"/>
-        </w:rPr>
-        <w:t>individual</w:t>
-      </w:r>
-      <w:proofErr w:type="spellEnd"/>
-      <w:r>
-        <w:rPr>
-          <w:lang w:val="hu-HU"/>
-        </w:rPr>
-        <w:t xml:space="preserve"> </w:t>
-      </w:r>
-      <w:proofErr w:type="spellStart"/>
-      <w:r>
-        <w:rPr>
-          <w:lang w:val="hu-HU"/>
-        </w:rPr>
-        <w:t>level</w:t>
-      </w:r>
-      <w:proofErr w:type="spellEnd"/>
-      <w:r>
-        <w:rPr>
-          <w:lang w:val="hu-HU"/>
-        </w:rPr>
-        <w:t xml:space="preserve">: A </w:t>
-      </w:r>
-      <w:proofErr w:type="spellStart"/>
-      <w:r>
-        <w:rPr>
-          <w:lang w:val="hu-HU"/>
-        </w:rPr>
-        <w:t>practice</w:t>
-      </w:r>
-      <w:proofErr w:type="spellEnd"/>
-      <w:r>
-        <w:rPr>
-          <w:lang w:val="hu-HU"/>
-        </w:rPr>
-        <w:t xml:space="preserve"> </w:t>
-      </w:r>
-      <w:proofErr w:type="spellStart"/>
-      <w:r>
-        <w:rPr>
-          <w:lang w:val="hu-HU"/>
-        </w:rPr>
-        <w:t>oriented</w:t>
-      </w:r>
-      <w:proofErr w:type="spellEnd"/>
-      <w:r>
-        <w:rPr>
-          <w:lang w:val="hu-HU"/>
-        </w:rPr>
-        <w:t xml:space="preserve"> </w:t>
-      </w:r>
-      <w:proofErr w:type="spellStart"/>
-      <w:r>
-        <w:rPr>
-          <w:lang w:val="hu-HU"/>
-        </w:rPr>
-        <w:t>approach</w:t>
-      </w:r>
-      <w:proofErr w:type="spellEnd"/>
-      <w:r>
-        <w:rPr>
-          <w:lang w:val="hu-HU"/>
-        </w:rPr>
-        <w:t xml:space="preserve"> of </w:t>
-      </w:r>
-      <w:proofErr w:type="spellStart"/>
-      <w:r>
-        <w:rPr>
-          <w:lang w:val="hu-HU"/>
-        </w:rPr>
-        <w:t>categorizing</w:t>
-      </w:r>
-      <w:proofErr w:type="spellEnd"/>
-      <w:r>
-        <w:rPr>
-          <w:lang w:val="hu-HU"/>
-        </w:rPr>
-        <w:t xml:space="preserve"> </w:t>
-      </w:r>
-      <w:proofErr w:type="spellStart"/>
-      <w:r>
-        <w:rPr>
-          <w:lang w:val="hu-HU"/>
-        </w:rPr>
-        <w:t>determinants</w:t>
-      </w:r>
-      <w:proofErr w:type="spellEnd"/>
-      <w:r>
-        <w:rPr>
-          <w:lang w:val="hu-HU"/>
-        </w:rPr>
-        <w:t xml:space="preserve"> of E-</w:t>
-      </w:r>
-      <w:proofErr w:type="spellStart"/>
-      <w:r>
-        <w:rPr>
-          <w:lang w:val="hu-HU"/>
-        </w:rPr>
-        <w:t>waste</w:t>
-      </w:r>
-      <w:proofErr w:type="spellEnd"/>
-      <w:r>
-        <w:rPr>
-          <w:lang w:val="hu-HU"/>
-        </w:rPr>
-        <w:t xml:space="preserve"> </w:t>
-      </w:r>
-      <w:proofErr w:type="spellStart"/>
-      <w:r>
-        <w:rPr>
-          <w:lang w:val="hu-HU"/>
-        </w:rPr>
-        <w:t>collection</w:t>
-      </w:r>
-      <w:proofErr w:type="spellEnd"/>
-      <w:r>
-        <w:rPr>
-          <w:lang w:val="hu-HU"/>
-        </w:rPr>
-        <w:t xml:space="preserve"> </w:t>
-      </w:r>
-      <w:proofErr w:type="spellStart"/>
-      <w:r>
-        <w:rPr>
-          <w:lang w:val="hu-HU"/>
-        </w:rPr>
-        <w:t>into</w:t>
-      </w:r>
-      <w:proofErr w:type="spellEnd"/>
-      <w:r>
-        <w:rPr>
-          <w:lang w:val="hu-HU"/>
-        </w:rPr>
-        <w:t xml:space="preserve"> </w:t>
-      </w:r>
-      <w:proofErr w:type="spellStart"/>
-      <w:r>
-        <w:rPr>
-          <w:lang w:val="hu-HU"/>
-        </w:rPr>
-        <w:t>behavioral</w:t>
-      </w:r>
-      <w:proofErr w:type="spellEnd"/>
-      <w:r>
-        <w:rPr>
-          <w:lang w:val="hu-HU"/>
-        </w:rPr>
-        <w:t xml:space="preserve"> </w:t>
-      </w:r>
-      <w:proofErr w:type="spellStart"/>
-      <w:r>
-        <w:rPr>
-          <w:lang w:val="hu-HU"/>
-        </w:rPr>
-        <w:t>costs</w:t>
-      </w:r>
-      <w:proofErr w:type="spellEnd"/>
-      <w:r>
-        <w:rPr>
-          <w:lang w:val="hu-HU"/>
-        </w:rPr>
-        <w:t xml:space="preserve"> and </w:t>
-      </w:r>
-      <w:proofErr w:type="spellStart"/>
-      <w:r>
-        <w:rPr>
-          <w:lang w:val="hu-HU"/>
-        </w:rPr>
-        <w:t>motivation</w:t>
-      </w:r>
-      <w:proofErr w:type="spellEnd"/>
-      <w:r>
-        <w:rPr>
-          <w:lang w:val="hu-HU"/>
-        </w:rPr>
-        <w:t>. </w:t>
-      </w:r>
-      <w:r>
-        <w:rPr>
-          <w:i/>
-          <w:iCs/>
-          <w:lang w:val="hu-HU"/>
-        </w:rPr>
-        <w:t xml:space="preserve">Journal of </w:t>
-      </w:r>
-      <w:proofErr w:type="spellStart"/>
-      <w:r>
-        <w:rPr>
-          <w:i/>
-          <w:iCs/>
-          <w:lang w:val="hu-HU"/>
-        </w:rPr>
-        <w:t>Cleaner</w:t>
-      </w:r>
-      <w:proofErr w:type="spellEnd"/>
-      <w:r>
-        <w:rPr>
-          <w:i/>
-          <w:iCs/>
-          <w:lang w:val="hu-HU"/>
-        </w:rPr>
-        <w:t xml:space="preserve"> </w:t>
-      </w:r>
-      <w:proofErr w:type="spellStart"/>
-      <w:r>
-        <w:rPr>
-          <w:i/>
-          <w:iCs/>
-          <w:lang w:val="hu-HU"/>
-        </w:rPr>
-        <w:t>Production</w:t>
-      </w:r>
-      <w:proofErr w:type="spellEnd"/>
-      <w:r>
-        <w:rPr>
-          <w:lang w:val="hu-HU"/>
-        </w:rPr>
-        <w:t xml:space="preserve">, 204, pp.33–40. </w:t>
-      </w:r>
-      <w:proofErr w:type="spellStart"/>
-      <w:r>
-        <w:rPr>
-          <w:lang w:val="hu-HU"/>
-        </w:rPr>
-        <w:t>doi</w:t>
-      </w:r>
-      <w:proofErr w:type="spellEnd"/>
-      <w:r>
-        <w:rPr>
-          <w:lang w:val="hu-HU"/>
-        </w:rPr>
-        <w:t xml:space="preserve">: </w:t>
-      </w:r>
-      <w:hyperlink r:id="rId54" w:history="1">
-        <w:r>
-          <w:rPr>
-            <w:rStyle w:val="Hyperlink"/>
-            <w:lang w:val="hu-HU"/>
-          </w:rPr>
-          <w:t>https://doi.org/10.1016/j.jclepro.2018.08.293</w:t>
-        </w:r>
-      </w:hyperlink>
-      <w:r>
-        <w:rPr>
-          <w:lang w:val="hu-HU"/>
-        </w:rPr>
-        <w:t>.</w:t>
-      </w:r>
-    </w:p>
-    <w:p>
-      <w:pPr>
-        <w:pStyle w:val="NormalWeb"/>
-        <w:spacing w:line="360" w:lineRule="auto"/>
-        <w:jc w:val="both"/>
-        <w:rPr>
-          <w:lang w:val="hu-HU"/>
-        </w:rPr>
-      </w:pPr>
-      <w:r>
-        <w:rPr>
-          <w:lang w:val="hu-HU"/>
-        </w:rPr>
-        <w:t>‌</w:t>
-      </w:r>
-      <w:r>
-        <w:rPr>
-          <w:lang w:val="hu-HU"/>
-        </w:rPr>
-        <w:t xml:space="preserve">Golsteijn, L. and Valencia Martinez, E. (2017). The Circular </w:t>
-      </w:r>
-      <w:proofErr w:type="spellStart"/>
-      <w:r>
-        <w:rPr>
-          <w:lang w:val="hu-HU"/>
-        </w:rPr>
-        <w:t>Economy</w:t>
-      </w:r>
-      <w:proofErr w:type="spellEnd"/>
-      <w:r>
-        <w:rPr>
-          <w:lang w:val="hu-HU"/>
-        </w:rPr>
-        <w:t xml:space="preserve"> of E-</w:t>
-      </w:r>
-      <w:proofErr w:type="spellStart"/>
-      <w:r>
-        <w:rPr>
-          <w:lang w:val="hu-HU"/>
-        </w:rPr>
-        <w:t>Waste</w:t>
-      </w:r>
-      <w:proofErr w:type="spellEnd"/>
-      <w:r>
-        <w:rPr>
-          <w:lang w:val="hu-HU"/>
-        </w:rPr>
-        <w:t xml:space="preserve"> in </w:t>
-      </w:r>
-      <w:proofErr w:type="spellStart"/>
-      <w:r>
-        <w:rPr>
-          <w:lang w:val="hu-HU"/>
-        </w:rPr>
-        <w:t>the</w:t>
-      </w:r>
-      <w:proofErr w:type="spellEnd"/>
-      <w:r>
-        <w:rPr>
-          <w:lang w:val="hu-HU"/>
-        </w:rPr>
-        <w:t xml:space="preserve"> </w:t>
-      </w:r>
-      <w:proofErr w:type="spellStart"/>
-      <w:r>
-        <w:rPr>
-          <w:lang w:val="hu-HU"/>
-        </w:rPr>
-        <w:t>Netherlands</w:t>
-      </w:r>
-      <w:proofErr w:type="spellEnd"/>
-      <w:r>
-        <w:rPr>
-          <w:lang w:val="hu-HU"/>
-        </w:rPr>
-        <w:t xml:space="preserve">: </w:t>
-      </w:r>
-      <w:proofErr w:type="spellStart"/>
-      <w:r>
-        <w:rPr>
-          <w:lang w:val="hu-HU"/>
-        </w:rPr>
-        <w:t>Optimizing</w:t>
-      </w:r>
-      <w:proofErr w:type="spellEnd"/>
-      <w:r>
-        <w:rPr>
-          <w:lang w:val="hu-HU"/>
-        </w:rPr>
-        <w:t xml:space="preserve"> Material </w:t>
-      </w:r>
-      <w:proofErr w:type="spellStart"/>
-      <w:r>
-        <w:rPr>
-          <w:lang w:val="hu-HU"/>
-        </w:rPr>
-        <w:t>Recycling</w:t>
-      </w:r>
-      <w:proofErr w:type="spellEnd"/>
-      <w:r>
-        <w:rPr>
-          <w:lang w:val="hu-HU"/>
-        </w:rPr>
-        <w:t xml:space="preserve"> and </w:t>
-      </w:r>
-      <w:proofErr w:type="spellStart"/>
-      <w:r>
-        <w:rPr>
-          <w:lang w:val="hu-HU"/>
-        </w:rPr>
-        <w:t>Energy</w:t>
-      </w:r>
-      <w:proofErr w:type="spellEnd"/>
-      <w:r>
-        <w:rPr>
-          <w:lang w:val="hu-HU"/>
-        </w:rPr>
-        <w:t xml:space="preserve"> </w:t>
-      </w:r>
-      <w:proofErr w:type="spellStart"/>
-      <w:r>
-        <w:rPr>
-          <w:lang w:val="hu-HU"/>
-        </w:rPr>
-        <w:t>Recovery</w:t>
-      </w:r>
-      <w:proofErr w:type="spellEnd"/>
-      <w:r>
-        <w:rPr>
-          <w:lang w:val="hu-HU"/>
-        </w:rPr>
-        <w:t>. </w:t>
-      </w:r>
-      <w:r>
-        <w:rPr>
-          <w:i/>
-          <w:iCs/>
-          <w:lang w:val="hu-HU"/>
-        </w:rPr>
-        <w:t xml:space="preserve">Journal of </w:t>
-      </w:r>
-      <w:proofErr w:type="spellStart"/>
-      <w:r>
-        <w:rPr>
-          <w:i/>
-          <w:iCs/>
-          <w:lang w:val="hu-HU"/>
-        </w:rPr>
-        <w:t>Engineering</w:t>
-      </w:r>
-      <w:proofErr w:type="spellEnd"/>
-      <w:r>
-        <w:rPr>
-          <w:lang w:val="hu-HU"/>
-        </w:rPr>
-        <w:t xml:space="preserve">, 2017, pp.1–6. </w:t>
-      </w:r>
-      <w:proofErr w:type="spellStart"/>
-      <w:r>
-        <w:rPr>
-          <w:lang w:val="hu-HU"/>
-        </w:rPr>
-        <w:t>doi</w:t>
-      </w:r>
-      <w:proofErr w:type="spellEnd"/>
-      <w:r>
-        <w:rPr>
-          <w:lang w:val="hu-HU"/>
-        </w:rPr>
-        <w:t xml:space="preserve">: </w:t>
-      </w:r>
-      <w:hyperlink r:id="rId55" w:history="1">
-        <w:r>
-          <w:rPr>
-            <w:rStyle w:val="Hyperlink"/>
-            <w:lang w:val="hu-HU"/>
-          </w:rPr>
-          <w:t>https://doi.org/10.1155/2017/8984013</w:t>
-        </w:r>
-      </w:hyperlink>
-      <w:r>
-        <w:rPr>
-          <w:lang w:val="hu-HU"/>
-        </w:rPr>
-        <w:t>.</w:t>
-      </w:r>
-    </w:p>
-    <w:p>
-      <w:pPr>
-        <w:pStyle w:val="NormalWeb"/>
-        <w:spacing w:line="360" w:lineRule="auto"/>
-        <w:rPr>
-          <w:lang w:val="hu-HU"/>
-        </w:rPr>
-      </w:pPr>
-      <w:r>
-        <w:rPr>
-          <w:lang w:val="hu-HU"/>
-        </w:rPr>
-        <w:t>‌</w:t>
-      </w:r>
-      <w:r>
-        <w:rPr>
-          <w:lang w:val="hu-HU"/>
-        </w:rPr>
-        <w:t xml:space="preserve">Europa.eu. (2026). </w:t>
-      </w:r>
-      <w:proofErr w:type="spellStart"/>
-      <w:r>
-        <w:rPr>
-          <w:lang w:val="hu-HU"/>
-        </w:rPr>
-        <w:t>Available</w:t>
-      </w:r>
-      <w:proofErr w:type="spellEnd"/>
-      <w:r>
-        <w:rPr>
-          <w:lang w:val="hu-HU"/>
-        </w:rPr>
-        <w:t xml:space="preserve"> </w:t>
-      </w:r>
-      <w:proofErr w:type="spellStart"/>
-      <w:r>
-        <w:rPr>
-          <w:lang w:val="hu-HU"/>
-        </w:rPr>
-        <w:t>at</w:t>
-      </w:r>
-      <w:proofErr w:type="spellEnd"/>
-      <w:r>
-        <w:rPr>
-          <w:lang w:val="hu-HU"/>
-        </w:rPr>
-        <w:t xml:space="preserve">: </w:t>
-      </w:r>
-      <w:hyperlink r:id="rId56" w:history="1">
-        <w:r>
-          <w:rPr>
-            <w:rStyle w:val="Hyperlink"/>
-            <w:lang w:val="hu-HU"/>
-          </w:rPr>
-          <w:t>https://ec.europa.eu/eurostat/databrowser/view/ENV_AC_CUR__custom_10133111/bookmark/table?lang=en&amp;bookmarkId=e615ead0-f28a-448d-b8d6-505091e6b039&amp;c=1709125558985</w:t>
-        </w:r>
-      </w:hyperlink>
-      <w:r>
-        <w:rPr>
-          <w:lang w:val="hu-HU"/>
-        </w:rPr>
-        <w:t xml:space="preserve"> [Accessed 15 </w:t>
-      </w:r>
-      <w:proofErr w:type="spellStart"/>
-      <w:r>
-        <w:rPr>
-          <w:lang w:val="hu-HU"/>
-        </w:rPr>
-        <w:t>Apr</w:t>
-      </w:r>
-      <w:proofErr w:type="spellEnd"/>
-      <w:r>
-        <w:rPr>
-          <w:lang w:val="hu-HU"/>
-        </w:rPr>
-        <w:t>. 2026].</w:t>
-      </w:r>
-    </w:p>
-    <w:p>
-      <w:pPr>
-        <w:pStyle w:val="NormalWeb"/>
-        <w:spacing w:line="360" w:lineRule="auto"/>
-        <w:jc w:val="both"/>
-        <w:rPr>
-          <w:lang w:val="hu-HU"/>
-        </w:rPr>
-      </w:pPr>
-      <w:r>
-        <w:rPr>
-          <w:lang w:val="hu-HU"/>
-        </w:rPr>
-        <w:lastRenderedPageBreak/>
         <w:t>‌</w:t>
       </w:r>
       <w:r>
@@ -19677,107 +17011,8 @@
         <w:rPr>
           <w:lang w:val="hu-HU"/>
         </w:rPr>
-        <w:t xml:space="preserve">Mazur-Wierzbicka, E. (2021). </w:t>
-      </w:r>
-      <w:proofErr w:type="spellStart"/>
-      <w:r>
-        <w:rPr>
-          <w:lang w:val="hu-HU"/>
-        </w:rPr>
-        <w:t>Towards</w:t>
-      </w:r>
-      <w:proofErr w:type="spellEnd"/>
-      <w:r>
-        <w:rPr>
-          <w:lang w:val="hu-HU"/>
-        </w:rPr>
-        <w:t xml:space="preserve"> Circular </w:t>
-      </w:r>
-      <w:proofErr w:type="spellStart"/>
-      <w:r>
-        <w:rPr>
-          <w:lang w:val="hu-HU"/>
-        </w:rPr>
-        <w:t>Economy</w:t>
-      </w:r>
-      <w:proofErr w:type="spellEnd"/>
-      <w:r>
-        <w:rPr>
-          <w:lang w:val="hu-HU"/>
-        </w:rPr>
-        <w:t xml:space="preserve">—A </w:t>
-      </w:r>
-      <w:proofErr w:type="spellStart"/>
-      <w:r>
-        <w:rPr>
-          <w:lang w:val="hu-HU"/>
-        </w:rPr>
-        <w:t>Comparative</w:t>
-      </w:r>
-      <w:proofErr w:type="spellEnd"/>
-      <w:r>
-        <w:rPr>
-          <w:lang w:val="hu-HU"/>
-        </w:rPr>
-        <w:t xml:space="preserve"> </w:t>
-      </w:r>
-      <w:proofErr w:type="spellStart"/>
-      <w:r>
-        <w:rPr>
-          <w:lang w:val="hu-HU"/>
-        </w:rPr>
-        <w:t>Analysis</w:t>
-      </w:r>
-      <w:proofErr w:type="spellEnd"/>
-      <w:r>
-        <w:rPr>
-          <w:lang w:val="hu-HU"/>
-        </w:rPr>
-        <w:t xml:space="preserve"> of </w:t>
-      </w:r>
-      <w:proofErr w:type="spellStart"/>
-      <w:r>
-        <w:rPr>
-          <w:lang w:val="hu-HU"/>
-        </w:rPr>
-        <w:t>the</w:t>
-      </w:r>
-      <w:proofErr w:type="spellEnd"/>
-      <w:r>
-        <w:rPr>
-          <w:lang w:val="hu-HU"/>
-        </w:rPr>
-        <w:t xml:space="preserve"> </w:t>
-      </w:r>
-      <w:proofErr w:type="spellStart"/>
-      <w:r>
-        <w:rPr>
-          <w:lang w:val="hu-HU"/>
-        </w:rPr>
-        <w:t>Countries</w:t>
-      </w:r>
-      <w:proofErr w:type="spellEnd"/>
-      <w:r>
-        <w:rPr>
-          <w:lang w:val="hu-HU"/>
-        </w:rPr>
-        <w:t xml:space="preserve"> of </w:t>
-      </w:r>
-      <w:proofErr w:type="spellStart"/>
-      <w:r>
-        <w:rPr>
-          <w:lang w:val="hu-HU"/>
-        </w:rPr>
-        <w:t>the</w:t>
-      </w:r>
-      <w:proofErr w:type="spellEnd"/>
-      <w:r>
-        <w:rPr>
-          <w:lang w:val="hu-HU"/>
-        </w:rPr>
-        <w:t xml:space="preserve"> European Union. </w:t>
-      </w:r>
-      <w:proofErr w:type="spellStart"/>
+        <w:t>Mazur-Wierzbicka, E. (2021). Towards Circular Economy—A Comparative Analysis of the Countries of the European Union. </w:t>
+      </w:r>
       <w:r>
         <w:rPr>
           <w:i/>
@@ -19786,26 +17021,11 @@
         </w:rPr>
         <w:t>Resources</w:t>
       </w:r>
-      <w:proofErr w:type="spellEnd"/>
-      <w:r>
-        <w:rPr>
-          <w:lang w:val="hu-HU"/>
-        </w:rPr>
-        <w:t xml:space="preserve">, 10(5), p.49. </w:t>
-      </w:r>
-      <w:proofErr w:type="spellStart"/>
-      <w:r>
-        <w:rPr>
-          <w:lang w:val="hu-HU"/>
-        </w:rPr>
-        <w:t>doi</w:t>
-      </w:r>
-      <w:proofErr w:type="spellEnd"/>
-      <w:r>
-        <w:rPr>
-          <w:lang w:val="hu-HU"/>
-        </w:rPr>
-        <w:t>:</w:t>
+      <w:r>
+        <w:rPr>
+          <w:lang w:val="hu-HU"/>
+        </w:rPr>
+        <w:t>, 10(5), p.49. doi:</w:t>
       </w:r>
       <w:r>
         <w:rPr>
@@ -19838,217 +17058,13 @@
           <w:lang w:val="hu-HU"/>
         </w:rPr>
       </w:pPr>
-      <w:proofErr w:type="spellStart"/>
-      <w:r>
-        <w:rPr>
-          <w:lang w:val="hu-HU"/>
-        </w:rPr>
-        <w:t>Uršič</w:t>
-      </w:r>
-      <w:proofErr w:type="spellEnd"/>
-      <w:r>
-        <w:rPr>
-          <w:lang w:val="hu-HU"/>
-        </w:rPr>
-        <w:t xml:space="preserve">, E.D., </w:t>
-      </w:r>
-      <w:proofErr w:type="spellStart"/>
-      <w:r>
-        <w:rPr>
-          <w:lang w:val="hu-HU"/>
-        </w:rPr>
-        <w:t>Jurak</w:t>
-      </w:r>
-      <w:proofErr w:type="spellEnd"/>
-      <w:r>
-        <w:rPr>
-          <w:lang w:val="hu-HU"/>
-        </w:rPr>
-        <w:t xml:space="preserve">, A.P. and </w:t>
-      </w:r>
-      <w:proofErr w:type="spellStart"/>
-      <w:r>
-        <w:rPr>
-          <w:lang w:val="hu-HU"/>
-        </w:rPr>
-        <w:t>Jelena</w:t>
-      </w:r>
-      <w:proofErr w:type="spellEnd"/>
-      <w:r>
-        <w:rPr>
-          <w:lang w:val="hu-HU"/>
-        </w:rPr>
-        <w:t xml:space="preserve"> </w:t>
-      </w:r>
-      <w:proofErr w:type="spellStart"/>
-      <w:r>
-        <w:rPr>
-          <w:lang w:val="hu-HU"/>
-        </w:rPr>
-        <w:t>Topić</w:t>
-      </w:r>
-      <w:proofErr w:type="spellEnd"/>
-      <w:r>
-        <w:rPr>
-          <w:lang w:val="hu-HU"/>
-        </w:rPr>
-        <w:t xml:space="preserve"> </w:t>
-      </w:r>
-      <w:proofErr w:type="spellStart"/>
-      <w:r>
-        <w:rPr>
-          <w:lang w:val="hu-HU"/>
-        </w:rPr>
-        <w:t>Božič</w:t>
-      </w:r>
-      <w:proofErr w:type="spellEnd"/>
-      <w:r>
-        <w:rPr>
-          <w:lang w:val="hu-HU"/>
-        </w:rPr>
-        <w:t xml:space="preserve"> (2025). </w:t>
-      </w:r>
-      <w:proofErr w:type="spellStart"/>
-      <w:r>
-        <w:rPr>
-          <w:lang w:val="hu-HU"/>
-        </w:rPr>
-        <w:t>From</w:t>
-      </w:r>
-      <w:proofErr w:type="spellEnd"/>
-      <w:r>
-        <w:rPr>
-          <w:lang w:val="hu-HU"/>
-        </w:rPr>
-        <w:t xml:space="preserve"> Policy </w:t>
-      </w:r>
-      <w:proofErr w:type="spellStart"/>
-      <w:r>
-        <w:rPr>
-          <w:lang w:val="hu-HU"/>
-        </w:rPr>
-        <w:t>to</w:t>
-      </w:r>
-      <w:proofErr w:type="spellEnd"/>
-      <w:r>
-        <w:rPr>
-          <w:lang w:val="hu-HU"/>
-        </w:rPr>
-        <w:t xml:space="preserve"> </w:t>
-      </w:r>
-      <w:proofErr w:type="spellStart"/>
-      <w:r>
-        <w:rPr>
-          <w:lang w:val="hu-HU"/>
-        </w:rPr>
-        <w:t>Practice</w:t>
-      </w:r>
-      <w:proofErr w:type="spellEnd"/>
-      <w:r>
-        <w:rPr>
-          <w:lang w:val="hu-HU"/>
-        </w:rPr>
-        <w:t xml:space="preserve">: EU Circular </w:t>
-      </w:r>
-      <w:proofErr w:type="spellStart"/>
-      <w:r>
-        <w:rPr>
-          <w:lang w:val="hu-HU"/>
-        </w:rPr>
-        <w:t>Economy</w:t>
-      </w:r>
-      <w:proofErr w:type="spellEnd"/>
-      <w:r>
-        <w:rPr>
-          <w:lang w:val="hu-HU"/>
-        </w:rPr>
-        <w:t xml:space="preserve"> </w:t>
-      </w:r>
-      <w:proofErr w:type="spellStart"/>
-      <w:r>
-        <w:rPr>
-          <w:lang w:val="hu-HU"/>
-        </w:rPr>
-        <w:t>Legislation</w:t>
-      </w:r>
-      <w:proofErr w:type="spellEnd"/>
-      <w:r>
-        <w:rPr>
-          <w:lang w:val="hu-HU"/>
-        </w:rPr>
-        <w:t xml:space="preserve"> and </w:t>
-      </w:r>
-      <w:proofErr w:type="spellStart"/>
-      <w:r>
-        <w:rPr>
-          <w:lang w:val="hu-HU"/>
-        </w:rPr>
-        <w:t>Slovenia’s</w:t>
-      </w:r>
-      <w:proofErr w:type="spellEnd"/>
-      <w:r>
-        <w:rPr>
-          <w:lang w:val="hu-HU"/>
-        </w:rPr>
-        <w:t xml:space="preserve"> </w:t>
-      </w:r>
-      <w:proofErr w:type="spellStart"/>
-      <w:r>
-        <w:rPr>
-          <w:lang w:val="hu-HU"/>
-        </w:rPr>
-        <w:t>Implementation</w:t>
-      </w:r>
-      <w:proofErr w:type="spellEnd"/>
-      <w:r>
-        <w:rPr>
-          <w:lang w:val="hu-HU"/>
-        </w:rPr>
-        <w:t xml:space="preserve"> </w:t>
-      </w:r>
-      <w:proofErr w:type="spellStart"/>
-      <w:r>
-        <w:rPr>
-          <w:lang w:val="hu-HU"/>
-        </w:rPr>
-        <w:t>Challenges</w:t>
-      </w:r>
-      <w:proofErr w:type="spellEnd"/>
-      <w:r>
-        <w:rPr>
-          <w:lang w:val="hu-HU"/>
-        </w:rPr>
-        <w:t xml:space="preserve">—A </w:t>
-      </w:r>
-      <w:proofErr w:type="spellStart"/>
-      <w:r>
-        <w:rPr>
-          <w:lang w:val="hu-HU"/>
-        </w:rPr>
-        <w:t>Systematic</w:t>
-      </w:r>
-      <w:proofErr w:type="spellEnd"/>
-      <w:r>
-        <w:rPr>
-          <w:lang w:val="hu-HU"/>
-        </w:rPr>
-        <w:t xml:space="preserve"> </w:t>
-      </w:r>
-      <w:proofErr w:type="spellStart"/>
-      <w:r>
-        <w:rPr>
-          <w:lang w:val="hu-HU"/>
-        </w:rPr>
-        <w:t>Review</w:t>
-      </w:r>
-      <w:proofErr w:type="spellEnd"/>
-      <w:r>
-        <w:rPr>
-          <w:lang w:val="hu-HU"/>
-        </w:rPr>
-        <w:t>. </w:t>
-      </w:r>
-      <w:proofErr w:type="spellStart"/>
+      <w:r>
+        <w:rPr>
+          <w:lang w:val="hu-HU"/>
+        </w:rPr>
+        <w:lastRenderedPageBreak/>
+        <w:t>Uršič, E.D., Jurak, A.P. and Jelena Topić Božič (2025). From Policy to Practice: EU Circular Economy Legislation and Slovenia’s Implementation Challenges—A Systematic Review. </w:t>
+      </w:r>
       <w:r>
         <w:rPr>
           <w:i/>
@@ -20057,26 +17073,11 @@
         </w:rPr>
         <w:t>Sustainability</w:t>
       </w:r>
-      <w:proofErr w:type="spellEnd"/>
-      <w:r>
-        <w:rPr>
-          <w:lang w:val="hu-HU"/>
-        </w:rPr>
-        <w:t xml:space="preserve">, [online] 17(21), pp.9408–9408. </w:t>
-      </w:r>
-      <w:proofErr w:type="spellStart"/>
-      <w:r>
-        <w:rPr>
-          <w:lang w:val="hu-HU"/>
-        </w:rPr>
-        <w:t>doi</w:t>
-      </w:r>
-      <w:proofErr w:type="spellEnd"/>
-      <w:r>
-        <w:rPr>
-          <w:lang w:val="hu-HU"/>
-        </w:rPr>
-        <w:t xml:space="preserve">: </w:t>
+      <w:r>
+        <w:rPr>
+          <w:lang w:val="hu-HU"/>
+        </w:rPr>
+        <w:t xml:space="preserve">, [online] 17(21), pp.9408–9408. doi: </w:t>
       </w:r>
       <w:hyperlink r:id="rId58" w:history="1">
         <w:r>
@@ -20103,490 +17104,70 @@
           <w:lang w:val="hu-HU"/>
         </w:rPr>
       </w:pPr>
-      <w:proofErr w:type="spellStart"/>
-      <w:r>
-        <w:rPr>
-          <w:lang w:val="hu-HU"/>
-        </w:rPr>
-        <w:t>Baldassarre</w:t>
-      </w:r>
-      <w:proofErr w:type="spellEnd"/>
-      <w:r>
-        <w:rPr>
-          <w:lang w:val="hu-HU"/>
-        </w:rPr>
-        <w:t xml:space="preserve">, B. and Carrara, S. (2024). </w:t>
-      </w:r>
-      <w:proofErr w:type="spellStart"/>
-      <w:r>
-        <w:rPr>
-          <w:lang w:val="hu-HU"/>
-        </w:rPr>
-        <w:t>Critical</w:t>
-      </w:r>
-      <w:proofErr w:type="spellEnd"/>
-      <w:r>
-        <w:rPr>
-          <w:lang w:val="hu-HU"/>
-        </w:rPr>
-        <w:t xml:space="preserve"> </w:t>
-      </w:r>
-      <w:proofErr w:type="spellStart"/>
-      <w:r>
-        <w:rPr>
-          <w:lang w:val="hu-HU"/>
-        </w:rPr>
-        <w:t>raw</w:t>
-      </w:r>
-      <w:proofErr w:type="spellEnd"/>
-      <w:r>
-        <w:rPr>
-          <w:lang w:val="hu-HU"/>
-        </w:rPr>
-        <w:t xml:space="preserve"> </w:t>
-      </w:r>
-      <w:proofErr w:type="spellStart"/>
-      <w:r>
-        <w:rPr>
-          <w:lang w:val="hu-HU"/>
-        </w:rPr>
-        <w:t>materials</w:t>
-      </w:r>
-      <w:proofErr w:type="spellEnd"/>
-      <w:r>
-        <w:rPr>
-          <w:lang w:val="hu-HU"/>
-        </w:rPr>
-        <w:t xml:space="preserve">, circular </w:t>
-      </w:r>
-      <w:proofErr w:type="spellStart"/>
-      <w:r>
-        <w:rPr>
-          <w:lang w:val="hu-HU"/>
-        </w:rPr>
-        <w:t>economy</w:t>
-      </w:r>
-      <w:proofErr w:type="spellEnd"/>
-      <w:r>
-        <w:rPr>
-          <w:lang w:val="hu-HU"/>
-        </w:rPr>
-        <w:t xml:space="preserve">, </w:t>
-      </w:r>
-      <w:proofErr w:type="spellStart"/>
-      <w:r>
-        <w:rPr>
-          <w:lang w:val="hu-HU"/>
-        </w:rPr>
-        <w:t>sustainable</w:t>
-      </w:r>
-      <w:proofErr w:type="spellEnd"/>
-      <w:r>
-        <w:rPr>
-          <w:lang w:val="hu-HU"/>
-        </w:rPr>
-        <w:t xml:space="preserve"> </w:t>
-      </w:r>
-      <w:proofErr w:type="spellStart"/>
-      <w:r>
-        <w:rPr>
-          <w:lang w:val="hu-HU"/>
-        </w:rPr>
-        <w:t>development</w:t>
-      </w:r>
-      <w:proofErr w:type="spellEnd"/>
-      <w:r>
-        <w:rPr>
-          <w:lang w:val="hu-HU"/>
-        </w:rPr>
-        <w:t xml:space="preserve">: EU policy </w:t>
-      </w:r>
-      <w:proofErr w:type="spellStart"/>
-      <w:r>
-        <w:rPr>
-          <w:lang w:val="hu-HU"/>
-        </w:rPr>
-        <w:t>reflections</w:t>
-      </w:r>
-      <w:proofErr w:type="spellEnd"/>
-      <w:r>
-        <w:rPr>
-          <w:lang w:val="hu-HU"/>
-        </w:rPr>
-        <w:t xml:space="preserve"> </w:t>
-      </w:r>
-      <w:proofErr w:type="spellStart"/>
-      <w:r>
-        <w:rPr>
-          <w:lang w:val="hu-HU"/>
-        </w:rPr>
-        <w:t>for</w:t>
-      </w:r>
-      <w:proofErr w:type="spellEnd"/>
-      <w:r>
-        <w:rPr>
-          <w:lang w:val="hu-HU"/>
-        </w:rPr>
-        <w:t xml:space="preserve"> </w:t>
-      </w:r>
-      <w:proofErr w:type="spellStart"/>
-      <w:r>
-        <w:rPr>
-          <w:lang w:val="hu-HU"/>
-        </w:rPr>
-        <w:t>future</w:t>
-      </w:r>
-      <w:proofErr w:type="spellEnd"/>
-      <w:r>
-        <w:rPr>
-          <w:lang w:val="hu-HU"/>
-        </w:rPr>
-        <w:t xml:space="preserve"> </w:t>
-      </w:r>
-      <w:proofErr w:type="spellStart"/>
-      <w:r>
-        <w:rPr>
-          <w:lang w:val="hu-HU"/>
-        </w:rPr>
-        <w:t>research</w:t>
-      </w:r>
-      <w:proofErr w:type="spellEnd"/>
-      <w:r>
-        <w:rPr>
-          <w:lang w:val="hu-HU"/>
-        </w:rPr>
-        <w:t xml:space="preserve"> and </w:t>
-      </w:r>
-      <w:proofErr w:type="spellStart"/>
-      <w:r>
-        <w:rPr>
-          <w:lang w:val="hu-HU"/>
-        </w:rPr>
-        <w:t>innovation</w:t>
-      </w:r>
-      <w:proofErr w:type="spellEnd"/>
-      <w:r>
-        <w:rPr>
-          <w:lang w:val="hu-HU"/>
-        </w:rPr>
-        <w:t>. </w:t>
-      </w:r>
-      <w:proofErr w:type="spellStart"/>
+      <w:r>
+        <w:rPr>
+          <w:lang w:val="hu-HU"/>
+        </w:rPr>
+        <w:t>Baldassarre, B. and Carrara, S. (2024). Critical raw materials, circular economy, sustainable development: EU policy reflections for future research and innovation. </w:t>
+      </w:r>
       <w:r>
         <w:rPr>
           <w:i/>
           <w:iCs/>
           <w:lang w:val="hu-HU"/>
         </w:rPr>
-        <w:t>Resources</w:t>
-      </w:r>
-      <w:proofErr w:type="spellEnd"/>
+        <w:t>Resources Conservation and Recycling</w:t>
+      </w:r>
+      <w:r>
+        <w:rPr>
+          <w:lang w:val="hu-HU"/>
+        </w:rPr>
+        <w:t xml:space="preserve">, 215, pp.108060–108060. doi: </w:t>
+      </w:r>
+      <w:hyperlink r:id="rId59" w:history="1">
+        <w:r>
+          <w:rPr>
+            <w:rStyle w:val="Hyperlink"/>
+            <w:lang w:val="hu-HU"/>
+          </w:rPr>
+          <w:t>https://doi.org/10.1016/j.resconrec.2024.108060</w:t>
+        </w:r>
+      </w:hyperlink>
+      <w:r>
+        <w:rPr>
+          <w:lang w:val="hu-HU"/>
+        </w:rPr>
+        <w:t>.</w:t>
+      </w:r>
+    </w:p>
+    <w:p>
+      <w:pPr>
+        <w:pStyle w:val="NormalWeb"/>
+        <w:spacing w:line="360" w:lineRule="auto"/>
+        <w:jc w:val="both"/>
+        <w:rPr>
+          <w:lang w:val="hu-HU"/>
+        </w:rPr>
+      </w:pPr>
+      <w:r>
+        <w:rPr>
+          <w:lang w:val="hu-HU"/>
+        </w:rPr>
+        <w:t>Quinto, S., Law, N., Fletcher, C., Le, J., Antony Jose, S. and Menezes, P.L. (2025). Exploring the E-Waste Crisis: Strategies for Sustainable Recycling and Circular Economy Integration. </w:t>
+      </w:r>
       <w:r>
         <w:rPr>
           <w:i/>
           <w:iCs/>
           <w:lang w:val="hu-HU"/>
         </w:rPr>
-        <w:t xml:space="preserve"> </w:t>
-      </w:r>
-      <w:proofErr w:type="spellStart"/>
-      <w:r>
-        <w:rPr>
-          <w:i/>
-          <w:iCs/>
-          <w:lang w:val="hu-HU"/>
-        </w:rPr>
-        <w:t>Conservation</w:t>
-      </w:r>
-      <w:proofErr w:type="spellEnd"/>
-      <w:r>
-        <w:rPr>
-          <w:i/>
-          <w:iCs/>
-          <w:lang w:val="hu-HU"/>
-        </w:rPr>
-        <w:t xml:space="preserve"> and </w:t>
-      </w:r>
-      <w:proofErr w:type="spellStart"/>
-      <w:r>
-        <w:rPr>
-          <w:i/>
-          <w:iCs/>
-          <w:lang w:val="hu-HU"/>
-        </w:rPr>
         <w:t>Recycling</w:t>
       </w:r>
-      <w:proofErr w:type="spellEnd"/>
-      <w:r>
-        <w:rPr>
-          <w:lang w:val="hu-HU"/>
-        </w:rPr>
-        <w:t xml:space="preserve">, 215, pp.108060–108060. </w:t>
-      </w:r>
-      <w:proofErr w:type="spellStart"/>
-      <w:r>
-        <w:rPr>
-          <w:lang w:val="hu-HU"/>
-        </w:rPr>
-        <w:t>doi</w:t>
-      </w:r>
-      <w:proofErr w:type="spellEnd"/>
-      <w:r>
-        <w:rPr>
-          <w:lang w:val="hu-HU"/>
-        </w:rPr>
-        <w:t xml:space="preserve">: </w:t>
-      </w:r>
-      <w:hyperlink r:id="rId59" w:history="1">
-        <w:r>
-          <w:rPr>
-            <w:rStyle w:val="Hyperlink"/>
-            <w:lang w:val="hu-HU"/>
-          </w:rPr>
-          <w:t>https://doi.org/10.1016/j.resconrec.2024.108060</w:t>
-        </w:r>
-      </w:hyperlink>
-      <w:r>
-        <w:rPr>
-          <w:lang w:val="hu-HU"/>
-        </w:rPr>
-        <w:t>.</w:t>
-      </w:r>
-    </w:p>
-    <w:p>
-      <w:pPr>
-        <w:pStyle w:val="NormalWeb"/>
-        <w:spacing w:line="360" w:lineRule="auto"/>
-        <w:jc w:val="both"/>
-        <w:rPr>
-          <w:lang w:val="hu-HU"/>
-        </w:rPr>
-      </w:pPr>
-      <w:proofErr w:type="spellStart"/>
-      <w:r>
-        <w:rPr>
-          <w:lang w:val="hu-HU"/>
-        </w:rPr>
-        <w:t>Quinto</w:t>
-      </w:r>
-      <w:proofErr w:type="spellEnd"/>
-      <w:r>
-        <w:rPr>
-          <w:lang w:val="hu-HU"/>
-        </w:rPr>
-        <w:t xml:space="preserve">, S., Law, N., Fletcher, C., Le, J., </w:t>
-      </w:r>
-      <w:proofErr w:type="spellStart"/>
-      <w:r>
-        <w:rPr>
-          <w:lang w:val="hu-HU"/>
-        </w:rPr>
-        <w:t>Antony</w:t>
-      </w:r>
-      <w:proofErr w:type="spellEnd"/>
-      <w:r>
-        <w:rPr>
-          <w:lang w:val="hu-HU"/>
-        </w:rPr>
-        <w:t xml:space="preserve"> </w:t>
-      </w:r>
-      <w:proofErr w:type="spellStart"/>
-      <w:r>
-        <w:rPr>
-          <w:lang w:val="hu-HU"/>
-        </w:rPr>
-        <w:t>Jose</w:t>
-      </w:r>
-      <w:proofErr w:type="spellEnd"/>
-      <w:r>
-        <w:rPr>
-          <w:lang w:val="hu-HU"/>
-        </w:rPr>
-        <w:t xml:space="preserve">, S. and </w:t>
-      </w:r>
-      <w:proofErr w:type="spellStart"/>
-      <w:r>
-        <w:rPr>
-          <w:lang w:val="hu-HU"/>
-        </w:rPr>
-        <w:t>Menezes</w:t>
-      </w:r>
-      <w:proofErr w:type="spellEnd"/>
-      <w:r>
-        <w:rPr>
-          <w:lang w:val="hu-HU"/>
-        </w:rPr>
-        <w:t xml:space="preserve">, P.L. (2025). </w:t>
-      </w:r>
-      <w:proofErr w:type="spellStart"/>
-      <w:r>
-        <w:rPr>
-          <w:lang w:val="hu-HU"/>
-        </w:rPr>
-        <w:t>Exploring</w:t>
-      </w:r>
-      <w:proofErr w:type="spellEnd"/>
-      <w:r>
-        <w:rPr>
-          <w:lang w:val="hu-HU"/>
-        </w:rPr>
-        <w:t xml:space="preserve"> </w:t>
-      </w:r>
-      <w:proofErr w:type="spellStart"/>
-      <w:r>
-        <w:rPr>
-          <w:lang w:val="hu-HU"/>
-        </w:rPr>
-        <w:t>the</w:t>
-      </w:r>
-      <w:proofErr w:type="spellEnd"/>
-      <w:r>
-        <w:rPr>
-          <w:lang w:val="hu-HU"/>
-        </w:rPr>
-        <w:t xml:space="preserve"> E-</w:t>
-      </w:r>
-      <w:proofErr w:type="spellStart"/>
-      <w:r>
-        <w:rPr>
-          <w:lang w:val="hu-HU"/>
-        </w:rPr>
-        <w:t>Waste</w:t>
-      </w:r>
-      <w:proofErr w:type="spellEnd"/>
-      <w:r>
-        <w:rPr>
-          <w:lang w:val="hu-HU"/>
-        </w:rPr>
-        <w:t xml:space="preserve"> </w:t>
-      </w:r>
-      <w:proofErr w:type="spellStart"/>
-      <w:r>
-        <w:rPr>
-          <w:lang w:val="hu-HU"/>
-        </w:rPr>
-        <w:t>Crisis</w:t>
-      </w:r>
-      <w:proofErr w:type="spellEnd"/>
-      <w:r>
-        <w:rPr>
-          <w:lang w:val="hu-HU"/>
-        </w:rPr>
-        <w:t xml:space="preserve">: </w:t>
-      </w:r>
-      <w:proofErr w:type="spellStart"/>
-      <w:r>
-        <w:rPr>
-          <w:lang w:val="hu-HU"/>
-        </w:rPr>
-        <w:t>Strategies</w:t>
-      </w:r>
-      <w:proofErr w:type="spellEnd"/>
-      <w:r>
-        <w:rPr>
-          <w:lang w:val="hu-HU"/>
-        </w:rPr>
-        <w:t xml:space="preserve"> </w:t>
-      </w:r>
-      <w:proofErr w:type="spellStart"/>
-      <w:r>
-        <w:rPr>
-          <w:lang w:val="hu-HU"/>
-        </w:rPr>
-        <w:t>for</w:t>
-      </w:r>
-      <w:proofErr w:type="spellEnd"/>
-      <w:r>
-        <w:rPr>
-          <w:lang w:val="hu-HU"/>
-        </w:rPr>
-        <w:t xml:space="preserve"> </w:t>
-      </w:r>
-      <w:proofErr w:type="spellStart"/>
-      <w:r>
-        <w:rPr>
-          <w:lang w:val="hu-HU"/>
-        </w:rPr>
-        <w:t>Sustainable</w:t>
-      </w:r>
-      <w:proofErr w:type="spellEnd"/>
-      <w:r>
-        <w:rPr>
-          <w:lang w:val="hu-HU"/>
-        </w:rPr>
-        <w:t xml:space="preserve"> </w:t>
-      </w:r>
-      <w:proofErr w:type="spellStart"/>
-      <w:r>
-        <w:rPr>
-          <w:lang w:val="hu-HU"/>
-        </w:rPr>
-        <w:t>Recycling</w:t>
-      </w:r>
-      <w:proofErr w:type="spellEnd"/>
-      <w:r>
-        <w:rPr>
-          <w:lang w:val="hu-HU"/>
-        </w:rPr>
-        <w:t xml:space="preserve"> and Circular </w:t>
-      </w:r>
-      <w:proofErr w:type="spellStart"/>
-      <w:r>
-        <w:rPr>
-          <w:lang w:val="hu-HU"/>
-        </w:rPr>
-        <w:t>Economy</w:t>
-      </w:r>
-      <w:proofErr w:type="spellEnd"/>
-      <w:r>
-        <w:rPr>
-          <w:lang w:val="hu-HU"/>
-        </w:rPr>
-        <w:t xml:space="preserve"> </w:t>
-      </w:r>
-      <w:proofErr w:type="spellStart"/>
-      <w:r>
-        <w:rPr>
-          <w:lang w:val="hu-HU"/>
-        </w:rPr>
-        <w:t>Integration</w:t>
-      </w:r>
-      <w:proofErr w:type="spellEnd"/>
-      <w:r>
-        <w:rPr>
-          <w:lang w:val="hu-HU"/>
-        </w:rPr>
-        <w:t>. </w:t>
-      </w:r>
-      <w:proofErr w:type="spellStart"/>
-      <w:r>
-        <w:rPr>
-          <w:i/>
-          <w:iCs/>
-          <w:lang w:val="hu-HU"/>
-        </w:rPr>
-        <w:t>Recycling</w:t>
-      </w:r>
-      <w:proofErr w:type="spellEnd"/>
-      <w:r>
-        <w:rPr>
-          <w:lang w:val="hu-HU"/>
-        </w:rPr>
-        <w:t xml:space="preserve">, [online] 10(2), p.72. </w:t>
-      </w:r>
-      <w:proofErr w:type="spellStart"/>
-      <w:r>
-        <w:rPr>
-          <w:lang w:val="hu-HU"/>
-        </w:rPr>
-        <w:t>doi</w:t>
-      </w:r>
-      <w:proofErr w:type="spellEnd"/>
-      <w:r>
-        <w:rPr>
-          <w:lang w:val="hu-HU"/>
-        </w:rPr>
-        <w:t xml:space="preserve">: </w:t>
+      <w:r>
+        <w:rPr>
+          <w:lang w:val="hu-HU"/>
+        </w:rPr>
+        <w:t xml:space="preserve">, [online] 10(2), p.72. doi: </w:t>
       </w:r>
       <w:r>
         <w:fldChar w:fldCharType="begin"/>
@@ -20625,103 +17206,7 @@
         <w:jc w:val="both"/>
       </w:pPr>
       <w:r>
-        <w:t xml:space="preserve">Dobre-Baron, O., </w:t>
-      </w:r>
-      <w:proofErr w:type="spellStart"/>
-      <w:r>
-        <w:t>Nițescu</w:t>
-      </w:r>
-      <w:proofErr w:type="spellEnd"/>
-      <w:r>
-        <w:t xml:space="preserve">, A., </w:t>
-      </w:r>
-      <w:proofErr w:type="spellStart"/>
-      <w:r>
-        <w:t>Niță</w:t>
-      </w:r>
-      <w:proofErr w:type="spellEnd"/>
-      <w:r>
-        <w:t xml:space="preserve">, D., </w:t>
-      </w:r>
-      <w:proofErr w:type="spellStart"/>
-      <w:r>
-        <w:t>Mitran</w:t>
-      </w:r>
-      <w:proofErr w:type="spellEnd"/>
-      <w:r>
-        <w:t xml:space="preserve">, C. (2022). </w:t>
-      </w:r>
-      <w:proofErr w:type="spellStart"/>
-      <w:r>
-        <w:t>Romania’s</w:t>
-      </w:r>
-      <w:proofErr w:type="spellEnd"/>
-      <w:r>
-        <w:t xml:space="preserve"> </w:t>
-      </w:r>
-      <w:proofErr w:type="spellStart"/>
-      <w:r>
-        <w:t>Perspectives</w:t>
-      </w:r>
-      <w:proofErr w:type="spellEnd"/>
-      <w:r>
-        <w:t xml:space="preserve"> </w:t>
-      </w:r>
-      <w:proofErr w:type="spellStart"/>
-      <w:r>
-        <w:t>on</w:t>
-      </w:r>
-      <w:proofErr w:type="spellEnd"/>
-      <w:r>
-        <w:t xml:space="preserve"> </w:t>
-      </w:r>
-      <w:proofErr w:type="spellStart"/>
-      <w:r>
-        <w:t>the</w:t>
-      </w:r>
-      <w:proofErr w:type="spellEnd"/>
-      <w:r>
-        <w:t xml:space="preserve"> </w:t>
-      </w:r>
-      <w:proofErr w:type="spellStart"/>
-      <w:r>
-        <w:t>Transition</w:t>
-      </w:r>
-      <w:proofErr w:type="spellEnd"/>
-      <w:r>
-        <w:t xml:space="preserve"> </w:t>
-      </w:r>
-      <w:proofErr w:type="spellStart"/>
-      <w:r>
-        <w:t>to</w:t>
-      </w:r>
-      <w:proofErr w:type="spellEnd"/>
-      <w:r>
-        <w:t xml:space="preserve"> </w:t>
-      </w:r>
-      <w:proofErr w:type="spellStart"/>
-      <w:r>
-        <w:t>the</w:t>
-      </w:r>
-      <w:proofErr w:type="spellEnd"/>
-      <w:r>
-        <w:t xml:space="preserve"> Circular </w:t>
-      </w:r>
-      <w:proofErr w:type="spellStart"/>
-      <w:r>
-        <w:t>Economy</w:t>
-      </w:r>
-      <w:proofErr w:type="spellEnd"/>
-      <w:r>
-        <w:t xml:space="preserve"> in an EU Context. </w:t>
-      </w:r>
-      <w:proofErr w:type="spellStart"/>
-      <w:r>
-        <w:t>Sustainability</w:t>
-      </w:r>
-      <w:proofErr w:type="spellEnd"/>
-      <w:r>
-        <w:t>, 14(9), 5324. </w:t>
+        <w:t>Dobre-Baron, O., Nițescu, A., Niță, D., Mitran, C. (2022). Romania’s Perspectives on the Transition to the Circular Economy in an EU Context. Sustainability, 14(9), 5324. </w:t>
       </w:r>
       <w:hyperlink r:id="rId60" w:history="1">
         <w:r>
@@ -20745,133 +17230,7 @@
         <w:rPr>
           <w:lang w:val="hu-HU"/>
         </w:rPr>
-        <w:t xml:space="preserve">Bostan, I. (2023). </w:t>
-      </w:r>
-      <w:proofErr w:type="spellStart"/>
-      <w:r>
-        <w:rPr>
-          <w:lang w:val="hu-HU"/>
-        </w:rPr>
-        <w:t>Implementation</w:t>
-      </w:r>
-      <w:proofErr w:type="spellEnd"/>
-      <w:r>
-        <w:rPr>
-          <w:lang w:val="hu-HU"/>
-        </w:rPr>
-        <w:t xml:space="preserve"> of EU </w:t>
-      </w:r>
-      <w:proofErr w:type="spellStart"/>
-      <w:r>
-        <w:rPr>
-          <w:lang w:val="hu-HU"/>
-        </w:rPr>
-        <w:t>Rules</w:t>
-      </w:r>
-      <w:proofErr w:type="spellEnd"/>
-      <w:r>
-        <w:rPr>
-          <w:lang w:val="hu-HU"/>
-        </w:rPr>
-        <w:t xml:space="preserve"> </w:t>
-      </w:r>
-      <w:proofErr w:type="spellStart"/>
-      <w:r>
-        <w:rPr>
-          <w:lang w:val="hu-HU"/>
-        </w:rPr>
-        <w:t>on</w:t>
-      </w:r>
-      <w:proofErr w:type="spellEnd"/>
-      <w:r>
-        <w:rPr>
-          <w:lang w:val="hu-HU"/>
-        </w:rPr>
-        <w:t xml:space="preserve"> Circular </w:t>
-      </w:r>
-      <w:proofErr w:type="spellStart"/>
-      <w:r>
-        <w:rPr>
-          <w:lang w:val="hu-HU"/>
-        </w:rPr>
-        <w:t>Economy</w:t>
-      </w:r>
-      <w:proofErr w:type="spellEnd"/>
-      <w:r>
-        <w:rPr>
-          <w:lang w:val="hu-HU"/>
-        </w:rPr>
-        <w:t xml:space="preserve"> in </w:t>
-      </w:r>
-      <w:proofErr w:type="spellStart"/>
-      <w:r>
-        <w:rPr>
-          <w:lang w:val="hu-HU"/>
-        </w:rPr>
-        <w:t>Romanian</w:t>
-      </w:r>
-      <w:proofErr w:type="spellEnd"/>
-      <w:r>
-        <w:rPr>
-          <w:lang w:val="hu-HU"/>
-        </w:rPr>
-        <w:t xml:space="preserve"> EEE Sector: </w:t>
-      </w:r>
-      <w:proofErr w:type="spellStart"/>
-      <w:r>
-        <w:rPr>
-          <w:lang w:val="hu-HU"/>
-        </w:rPr>
-        <w:t>Targets</w:t>
-      </w:r>
-      <w:proofErr w:type="spellEnd"/>
-      <w:r>
-        <w:rPr>
-          <w:lang w:val="hu-HU"/>
-        </w:rPr>
-        <w:t xml:space="preserve"> and </w:t>
-      </w:r>
-      <w:proofErr w:type="spellStart"/>
-      <w:r>
-        <w:rPr>
-          <w:lang w:val="hu-HU"/>
-        </w:rPr>
-        <w:t>Results</w:t>
-      </w:r>
-      <w:proofErr w:type="spellEnd"/>
-      <w:r>
-        <w:rPr>
-          <w:lang w:val="hu-HU"/>
-        </w:rPr>
-        <w:t xml:space="preserve">. LUMEN Law Journal. </w:t>
-      </w:r>
-      <w:proofErr w:type="spellStart"/>
-      <w:r>
-        <w:rPr>
-          <w:lang w:val="hu-HU"/>
-        </w:rPr>
-        <w:t>Available</w:t>
-      </w:r>
-      <w:proofErr w:type="spellEnd"/>
-      <w:r>
-        <w:rPr>
-          <w:lang w:val="hu-HU"/>
-        </w:rPr>
-        <w:t xml:space="preserve"> </w:t>
-      </w:r>
-      <w:proofErr w:type="spellStart"/>
-      <w:r>
-        <w:rPr>
-          <w:lang w:val="hu-HU"/>
-        </w:rPr>
-        <w:t>at</w:t>
-      </w:r>
-      <w:proofErr w:type="spellEnd"/>
-      <w:r>
-        <w:rPr>
-          <w:lang w:val="hu-HU"/>
-        </w:rPr>
-        <w:t>:</w:t>
+        <w:t>Bostan, I. (2023). Implementation of EU Rules on Circular Economy in Romanian EEE Sector: Targets and Results. LUMEN Law Journal. Available at:</w:t>
       </w:r>
       <w:r>
         <w:rPr>
@@ -20902,275 +17261,8 @@
         <w:rPr>
           <w:lang w:val="hu-HU"/>
         </w:rPr>
-        <w:t>Daniel-</w:t>
-      </w:r>
-      <w:proofErr w:type="spellStart"/>
-      <w:r>
-        <w:rPr>
-          <w:lang w:val="hu-HU"/>
-        </w:rPr>
-        <w:t>Rareș</w:t>
-      </w:r>
-      <w:proofErr w:type="spellEnd"/>
-      <w:r>
-        <w:rPr>
-          <w:lang w:val="hu-HU"/>
-        </w:rPr>
-        <w:t xml:space="preserve"> </w:t>
-      </w:r>
-      <w:proofErr w:type="spellStart"/>
-      <w:r>
-        <w:rPr>
-          <w:lang w:val="hu-HU"/>
-        </w:rPr>
-        <w:t>Obadă</w:t>
-      </w:r>
-      <w:proofErr w:type="spellEnd"/>
-      <w:r>
-        <w:rPr>
-          <w:lang w:val="hu-HU"/>
-        </w:rPr>
-        <w:t>, Dan-</w:t>
-      </w:r>
-      <w:proofErr w:type="spellStart"/>
-      <w:r>
-        <w:rPr>
-          <w:lang w:val="hu-HU"/>
-        </w:rPr>
-        <w:t>Cristian</w:t>
-      </w:r>
-      <w:proofErr w:type="spellEnd"/>
-      <w:r>
-        <w:rPr>
-          <w:lang w:val="hu-HU"/>
-        </w:rPr>
-        <w:t xml:space="preserve"> </w:t>
-      </w:r>
-      <w:proofErr w:type="spellStart"/>
-      <w:r>
-        <w:rPr>
-          <w:lang w:val="hu-HU"/>
-        </w:rPr>
-        <w:t>Dabija</w:t>
-      </w:r>
-      <w:proofErr w:type="spellEnd"/>
-      <w:r>
-        <w:rPr>
-          <w:lang w:val="hu-HU"/>
-        </w:rPr>
-        <w:t xml:space="preserve"> and </w:t>
-      </w:r>
-      <w:proofErr w:type="spellStart"/>
-      <w:r>
-        <w:rPr>
-          <w:lang w:val="hu-HU"/>
-        </w:rPr>
-        <w:t>Gheorghe-Ilie</w:t>
-      </w:r>
-      <w:proofErr w:type="spellEnd"/>
-      <w:r>
-        <w:rPr>
-          <w:lang w:val="hu-HU"/>
-        </w:rPr>
-        <w:t xml:space="preserve"> </w:t>
-      </w:r>
-      <w:proofErr w:type="spellStart"/>
-      <w:r>
-        <w:rPr>
-          <w:lang w:val="hu-HU"/>
-        </w:rPr>
-        <w:t>Fârte</w:t>
-      </w:r>
-      <w:proofErr w:type="spellEnd"/>
-      <w:r>
-        <w:rPr>
-          <w:lang w:val="hu-HU"/>
-        </w:rPr>
-        <w:t xml:space="preserve"> (2024). Consumer </w:t>
-      </w:r>
-      <w:proofErr w:type="spellStart"/>
-      <w:r>
-        <w:rPr>
-          <w:lang w:val="hu-HU"/>
-        </w:rPr>
-        <w:t>perception</w:t>
-      </w:r>
-      <w:proofErr w:type="spellEnd"/>
-      <w:r>
-        <w:rPr>
-          <w:lang w:val="hu-HU"/>
-        </w:rPr>
-        <w:t xml:space="preserve"> </w:t>
-      </w:r>
-      <w:proofErr w:type="spellStart"/>
-      <w:r>
-        <w:rPr>
-          <w:lang w:val="hu-HU"/>
-        </w:rPr>
-        <w:t>towards</w:t>
-      </w:r>
-      <w:proofErr w:type="spellEnd"/>
-      <w:r>
-        <w:rPr>
-          <w:lang w:val="hu-HU"/>
-        </w:rPr>
-        <w:t xml:space="preserve"> </w:t>
-      </w:r>
-      <w:proofErr w:type="spellStart"/>
-      <w:r>
-        <w:rPr>
-          <w:lang w:val="hu-HU"/>
-        </w:rPr>
-        <w:t>electronic</w:t>
-      </w:r>
-      <w:proofErr w:type="spellEnd"/>
-      <w:r>
-        <w:rPr>
-          <w:lang w:val="hu-HU"/>
-        </w:rPr>
-        <w:t xml:space="preserve"> </w:t>
-      </w:r>
-      <w:proofErr w:type="spellStart"/>
-      <w:r>
-        <w:rPr>
-          <w:lang w:val="hu-HU"/>
-        </w:rPr>
-        <w:t>products</w:t>
-      </w:r>
-      <w:proofErr w:type="spellEnd"/>
-      <w:r>
-        <w:rPr>
-          <w:lang w:val="hu-HU"/>
-        </w:rPr>
-        <w:t xml:space="preserve"> </w:t>
-      </w:r>
-      <w:proofErr w:type="spellStart"/>
-      <w:r>
-        <w:rPr>
-          <w:lang w:val="hu-HU"/>
-        </w:rPr>
-        <w:t>from</w:t>
-      </w:r>
-      <w:proofErr w:type="spellEnd"/>
-      <w:r>
-        <w:rPr>
-          <w:lang w:val="hu-HU"/>
-        </w:rPr>
-        <w:t xml:space="preserve"> </w:t>
-      </w:r>
-      <w:proofErr w:type="spellStart"/>
-      <w:r>
-        <w:rPr>
-          <w:lang w:val="hu-HU"/>
-        </w:rPr>
-        <w:t>recycled</w:t>
-      </w:r>
-      <w:proofErr w:type="spellEnd"/>
-      <w:r>
-        <w:rPr>
-          <w:lang w:val="hu-HU"/>
-        </w:rPr>
-        <w:t xml:space="preserve"> </w:t>
-      </w:r>
-      <w:proofErr w:type="spellStart"/>
-      <w:r>
-        <w:rPr>
-          <w:lang w:val="hu-HU"/>
-        </w:rPr>
-        <w:t>components</w:t>
-      </w:r>
-      <w:proofErr w:type="spellEnd"/>
-      <w:r>
-        <w:rPr>
-          <w:lang w:val="hu-HU"/>
-        </w:rPr>
-        <w:t xml:space="preserve"> in </w:t>
-      </w:r>
-      <w:proofErr w:type="spellStart"/>
-      <w:r>
-        <w:rPr>
-          <w:lang w:val="hu-HU"/>
-        </w:rPr>
-        <w:t>the</w:t>
-      </w:r>
-      <w:proofErr w:type="spellEnd"/>
-      <w:r>
-        <w:rPr>
-          <w:lang w:val="hu-HU"/>
-        </w:rPr>
-        <w:t xml:space="preserve"> </w:t>
-      </w:r>
-      <w:proofErr w:type="spellStart"/>
-      <w:r>
-        <w:rPr>
-          <w:lang w:val="hu-HU"/>
-        </w:rPr>
-        <w:t>current</w:t>
-      </w:r>
-      <w:proofErr w:type="spellEnd"/>
-      <w:r>
-        <w:rPr>
-          <w:lang w:val="hu-HU"/>
-        </w:rPr>
-        <w:t xml:space="preserve"> </w:t>
-      </w:r>
-      <w:proofErr w:type="spellStart"/>
-      <w:r>
-        <w:rPr>
-          <w:lang w:val="hu-HU"/>
-        </w:rPr>
-        <w:t>geopolitical</w:t>
-      </w:r>
-      <w:proofErr w:type="spellEnd"/>
-      <w:r>
-        <w:rPr>
-          <w:lang w:val="hu-HU"/>
-        </w:rPr>
-        <w:t xml:space="preserve"> context: A </w:t>
-      </w:r>
-      <w:proofErr w:type="spellStart"/>
-      <w:r>
-        <w:rPr>
-          <w:lang w:val="hu-HU"/>
-        </w:rPr>
-        <w:t>structural</w:t>
-      </w:r>
-      <w:proofErr w:type="spellEnd"/>
-      <w:r>
-        <w:rPr>
-          <w:lang w:val="hu-HU"/>
-        </w:rPr>
-        <w:t xml:space="preserve"> </w:t>
-      </w:r>
-      <w:proofErr w:type="spellStart"/>
-      <w:r>
-        <w:rPr>
-          <w:lang w:val="hu-HU"/>
-        </w:rPr>
-        <w:t>equation</w:t>
-      </w:r>
-      <w:proofErr w:type="spellEnd"/>
-      <w:r>
-        <w:rPr>
-          <w:lang w:val="hu-HU"/>
-        </w:rPr>
-        <w:t xml:space="preserve"> modelling </w:t>
-      </w:r>
-      <w:proofErr w:type="spellStart"/>
-      <w:r>
-        <w:rPr>
-          <w:lang w:val="hu-HU"/>
-        </w:rPr>
-        <w:t>approach</w:t>
-      </w:r>
-      <w:proofErr w:type="spellEnd"/>
-      <w:r>
-        <w:rPr>
-          <w:lang w:val="hu-HU"/>
-        </w:rPr>
-        <w:t>. </w:t>
-      </w:r>
-      <w:proofErr w:type="spellStart"/>
+        <w:t>Daniel-Rareș Obadă, Dan-Cristian Dabija and Gheorghe-Ilie Fârte (2024). Consumer perception towards electronic products from recycled components in the current geopolitical context: A structural equation modelling approach. </w:t>
+      </w:r>
       <w:r>
         <w:rPr>
           <w:i/>
@@ -21179,26 +17271,11 @@
         </w:rPr>
         <w:t>Heliyon</w:t>
       </w:r>
-      <w:proofErr w:type="spellEnd"/>
-      <w:r>
-        <w:rPr>
-          <w:lang w:val="hu-HU"/>
-        </w:rPr>
-        <w:t xml:space="preserve">, 10(4), pp.e26475–e26475. </w:t>
-      </w:r>
-      <w:proofErr w:type="spellStart"/>
-      <w:r>
-        <w:rPr>
-          <w:lang w:val="hu-HU"/>
-        </w:rPr>
-        <w:t>doi</w:t>
-      </w:r>
-      <w:proofErr w:type="spellEnd"/>
-      <w:r>
-        <w:rPr>
-          <w:lang w:val="hu-HU"/>
-        </w:rPr>
-        <w:t xml:space="preserve">: </w:t>
+      <w:r>
+        <w:rPr>
+          <w:lang w:val="hu-HU"/>
+        </w:rPr>
+        <w:t xml:space="preserve">, 10(4), pp.e26475–e26475. doi: </w:t>
       </w:r>
       <w:r>
         <w:fldChar w:fldCharType="begin"/>
@@ -21287,14 +17364,7 @@
           <w:rPr>
             <w:rStyle w:val="Hyperlink"/>
           </w:rPr>
-          <w:t>https://books.google.ro/books?id=rHDDDwAAQBAJ&amp;lpg=PR9&amp;ots=M2XlHjgS0Z&amp;dq=data%</w:t>
-        </w:r>
-        <w:r>
-          <w:rPr>
-            <w:rStyle w:val="Hyperlink"/>
-          </w:rPr>
-          <w:lastRenderedPageBreak/>
-          <w:t>20visualization%20in%20data%20storytelling&amp;lr&amp;hl=hu&amp;pg=PA116#v=onepage&amp;q=data%20visualization%20in%20data%20storytelling&amp;f=false</w:t>
+          <w:t>https://books.google.ro/books?id=rHDDDwAAQBAJ&amp;lpg=PR9&amp;ots=M2XlHjgS0Z&amp;dq=data%20visualization%20in%20data%20storytelling&amp;lr&amp;hl=hu&amp;pg=PA116#v=onepage&amp;q=data%20visualization%20in%20data%20storytelling&amp;f=false</w:t>
         </w:r>
       </w:hyperlink>
       <w:r>
@@ -21308,6 +17378,7 @@
         <w:jc w:val="both"/>
       </w:pPr>
       <w:r>
+        <w:lastRenderedPageBreak/>
         <w:t>Ijbei-journal.org. (2025). </w:t>
       </w:r>
       <w:r>
@@ -21341,211 +17412,25 @@
           <w:lang w:val="hu-HU"/>
         </w:rPr>
       </w:pPr>
-      <w:proofErr w:type="spellStart"/>
-      <w:r>
-        <w:rPr>
-          <w:lang w:val="hu-HU"/>
-        </w:rPr>
-        <w:t>Yuan</w:t>
-      </w:r>
-      <w:proofErr w:type="spellEnd"/>
-      <w:r>
-        <w:rPr>
-          <w:lang w:val="hu-HU"/>
-        </w:rPr>
-        <w:t xml:space="preserve">, J., Chen, C., </w:t>
-      </w:r>
-      <w:proofErr w:type="spellStart"/>
-      <w:r>
-        <w:rPr>
-          <w:lang w:val="hu-HU"/>
-        </w:rPr>
-        <w:t>Yang</w:t>
-      </w:r>
-      <w:proofErr w:type="spellEnd"/>
-      <w:r>
-        <w:rPr>
-          <w:lang w:val="hu-HU"/>
-        </w:rPr>
-        <w:t xml:space="preserve">, W., </w:t>
-      </w:r>
-      <w:proofErr w:type="spellStart"/>
-      <w:r>
-        <w:rPr>
-          <w:lang w:val="hu-HU"/>
-        </w:rPr>
-        <w:t>Liu</w:t>
-      </w:r>
-      <w:proofErr w:type="spellEnd"/>
-      <w:r>
-        <w:rPr>
-          <w:lang w:val="hu-HU"/>
-        </w:rPr>
-        <w:t xml:space="preserve">, M., </w:t>
-      </w:r>
-      <w:proofErr w:type="spellStart"/>
-      <w:r>
-        <w:rPr>
-          <w:lang w:val="hu-HU"/>
-        </w:rPr>
-        <w:t>Xia</w:t>
-      </w:r>
-      <w:proofErr w:type="spellEnd"/>
-      <w:r>
-        <w:rPr>
-          <w:lang w:val="hu-HU"/>
-        </w:rPr>
-        <w:t xml:space="preserve">, J. and </w:t>
-      </w:r>
-      <w:proofErr w:type="spellStart"/>
-      <w:r>
-        <w:rPr>
-          <w:lang w:val="hu-HU"/>
-        </w:rPr>
-        <w:t>Liu</w:t>
-      </w:r>
-      <w:proofErr w:type="spellEnd"/>
-      <w:r>
-        <w:rPr>
-          <w:lang w:val="hu-HU"/>
-        </w:rPr>
-        <w:t xml:space="preserve">, S. (2021) ‘A </w:t>
-      </w:r>
-      <w:proofErr w:type="spellStart"/>
-      <w:r>
-        <w:rPr>
-          <w:lang w:val="hu-HU"/>
-        </w:rPr>
-        <w:t>survey</w:t>
-      </w:r>
-      <w:proofErr w:type="spellEnd"/>
-      <w:r>
-        <w:rPr>
-          <w:lang w:val="hu-HU"/>
-        </w:rPr>
-        <w:t xml:space="preserve"> of </w:t>
-      </w:r>
-      <w:proofErr w:type="spellStart"/>
-      <w:r>
-        <w:rPr>
-          <w:lang w:val="hu-HU"/>
-        </w:rPr>
-        <w:t>visual</w:t>
-      </w:r>
-      <w:proofErr w:type="spellEnd"/>
-      <w:r>
-        <w:rPr>
-          <w:lang w:val="hu-HU"/>
-        </w:rPr>
-        <w:t xml:space="preserve"> </w:t>
-      </w:r>
-      <w:proofErr w:type="spellStart"/>
-      <w:r>
-        <w:rPr>
-          <w:lang w:val="hu-HU"/>
-        </w:rPr>
-        <w:t>analytics</w:t>
-      </w:r>
-      <w:proofErr w:type="spellEnd"/>
-      <w:r>
-        <w:rPr>
-          <w:lang w:val="hu-HU"/>
-        </w:rPr>
-        <w:t xml:space="preserve"> </w:t>
-      </w:r>
-      <w:proofErr w:type="spellStart"/>
-      <w:r>
-        <w:rPr>
-          <w:lang w:val="hu-HU"/>
-        </w:rPr>
-        <w:t>techniques</w:t>
-      </w:r>
-      <w:proofErr w:type="spellEnd"/>
-      <w:r>
-        <w:rPr>
-          <w:lang w:val="hu-HU"/>
-        </w:rPr>
-        <w:t xml:space="preserve"> </w:t>
-      </w:r>
-      <w:proofErr w:type="spellStart"/>
-      <w:r>
-        <w:rPr>
-          <w:lang w:val="hu-HU"/>
-        </w:rPr>
-        <w:t>for</w:t>
-      </w:r>
-      <w:proofErr w:type="spellEnd"/>
-      <w:r>
-        <w:rPr>
-          <w:lang w:val="hu-HU"/>
-        </w:rPr>
-        <w:t xml:space="preserve"> </w:t>
-      </w:r>
-      <w:proofErr w:type="spellStart"/>
-      <w:r>
-        <w:rPr>
-          <w:lang w:val="hu-HU"/>
-        </w:rPr>
-        <w:t>machine</w:t>
-      </w:r>
-      <w:proofErr w:type="spellEnd"/>
-      <w:r>
-        <w:rPr>
-          <w:lang w:val="hu-HU"/>
-        </w:rPr>
-        <w:t xml:space="preserve"> </w:t>
-      </w:r>
-      <w:proofErr w:type="spellStart"/>
-      <w:r>
-        <w:rPr>
-          <w:lang w:val="hu-HU"/>
-        </w:rPr>
-        <w:t>learning</w:t>
-      </w:r>
-      <w:proofErr w:type="spellEnd"/>
-      <w:r>
-        <w:rPr>
-          <w:lang w:val="hu-HU"/>
-        </w:rPr>
-        <w:t xml:space="preserve">’, </w:t>
-      </w:r>
-      <w:proofErr w:type="spellStart"/>
+      <w:r>
+        <w:rPr>
+          <w:lang w:val="hu-HU"/>
+        </w:rPr>
+        <w:t xml:space="preserve">Yuan, J., Chen, C., Yang, W., Liu, M., Xia, J. and Liu, S. (2021) ‘A survey of visual analytics techniques for machine learning’, </w:t>
+      </w:r>
       <w:r>
         <w:rPr>
           <w:i/>
           <w:iCs/>
           <w:lang w:val="hu-HU"/>
         </w:rPr>
-        <w:t>Computational</w:t>
-      </w:r>
-      <w:proofErr w:type="spellEnd"/>
-      <w:r>
-        <w:rPr>
-          <w:i/>
-          <w:iCs/>
-          <w:lang w:val="hu-HU"/>
-        </w:rPr>
-        <w:t xml:space="preserve"> Visual Media</w:t>
-      </w:r>
-      <w:r>
-        <w:rPr>
-          <w:lang w:val="hu-HU"/>
-        </w:rPr>
-        <w:t xml:space="preserve">, 7(1), pp. 3–36. </w:t>
-      </w:r>
-      <w:proofErr w:type="spellStart"/>
-      <w:r>
-        <w:rPr>
-          <w:lang w:val="hu-HU"/>
-        </w:rPr>
-        <w:t>doi</w:t>
-      </w:r>
-      <w:proofErr w:type="spellEnd"/>
-      <w:r>
-        <w:rPr>
-          <w:lang w:val="hu-HU"/>
-        </w:rPr>
-        <w:t>:</w:t>
+        <w:t>Computational Visual Media</w:t>
+      </w:r>
+      <w:r>
+        <w:rPr>
+          <w:lang w:val="hu-HU"/>
+        </w:rPr>
+        <w:t>, 7(1), pp. 3–36. doi:</w:t>
       </w:r>
       <w:r>
         <w:rPr>
@@ -21584,21 +17469,7 @@
         <w:rPr>
           <w:lang w:val="de-AT"/>
         </w:rPr>
-        <w:t xml:space="preserve">, [online] 38(3), pp.145–159. </w:t>
-      </w:r>
-      <w:proofErr w:type="spellStart"/>
-      <w:r>
-        <w:rPr>
-          <w:lang w:val="de-AT"/>
-        </w:rPr>
-        <w:t>doi</w:t>
-      </w:r>
-      <w:proofErr w:type="spellEnd"/>
-      <w:r>
-        <w:rPr>
-          <w:lang w:val="de-AT"/>
-        </w:rPr>
-        <w:t>:</w:t>
+        <w:t>, [online] 38(3), pp.145–159. doi:</w:t>
       </w:r>
       <w:r>
         <w:rPr>
@@ -21784,15 +17655,7 @@
         <w:jc w:val="both"/>
       </w:pPr>
       <w:r>
-        <w:t xml:space="preserve"> Fontosnak tartom, hogy a döntéseimmel ne okozzak kárt a </w:t>
-      </w:r>
-      <w:proofErr w:type="spellStart"/>
-      <w:r>
-        <w:t>körülöttem</w:t>
-      </w:r>
-      <w:proofErr w:type="spellEnd"/>
-      <w:r>
-        <w:t xml:space="preserve"> élőknek vagy a jövő generációknak.</w:t>
+        <w:t xml:space="preserve"> Fontosnak tartom, hogy a döntéseimmel ne okozzak kárt a körülöttem élőknek vagy a jövő generációknak.</w:t>
       </w:r>
     </w:p>
     <w:p>
@@ -21841,7 +17704,6 @@
           <w:b/>
           <w:bCs/>
         </w:rPr>
-        <w:lastRenderedPageBreak/>
         <w:t>Biztonság</w:t>
       </w:r>
       <w:r>
@@ -21864,15 +17726,8 @@
         <w:jc w:val="both"/>
       </w:pPr>
       <w:r>
-        <w:t xml:space="preserve">Fontosnak tartom, hogy a társadalom fenntartható és stabil keretek között </w:t>
-      </w:r>
-      <w:proofErr w:type="spellStart"/>
-      <w:r>
-        <w:t>működjön</w:t>
-      </w:r>
-      <w:proofErr w:type="spellEnd"/>
-      <w:r>
-        <w:t xml:space="preserve"> a jövőben is.</w:t>
+        <w:lastRenderedPageBreak/>
+        <w:t>Fontosnak tartom, hogy a társadalom fenntartható és stabil keretek között működjön a jövőben is.</w:t>
       </w:r>
     </w:p>
     <w:p>
@@ -22258,7 +18113,6 @@
           <w:b/>
           <w:bCs/>
         </w:rPr>
-        <w:lastRenderedPageBreak/>
         <w:t xml:space="preserve">1. Milyen gyakran cseréled le az alábbi eszközöket anélkül, hogy teljesen tönkrementek volna? </w:t>
       </w:r>
       <w:r>
@@ -22269,101 +18123,54 @@
           <w:i/>
           <w:iCs/>
         </w:rPr>
-        <w:t xml:space="preserve">(1–6 skála, </w:t>
-      </w:r>
-      <w:proofErr w:type="spellStart"/>
+        <w:t>(1–6 skála, kategóriánként)</w:t>
+      </w:r>
+    </w:p>
+    <w:p>
+      <w:pPr>
+        <w:spacing w:line="360" w:lineRule="auto"/>
+        <w:jc w:val="both"/>
+      </w:pPr>
+      <w:r>
+        <w:rPr>
+          <w:b/>
+          <w:bCs/>
+        </w:rPr>
+        <w:lastRenderedPageBreak/>
+        <w:t>2. Vásároltál már használt vagy felújított eszközt az alábbi kategóriákban?</w:t>
+      </w:r>
+      <w:r>
+        <w:t xml:space="preserve"> </w:t>
+      </w:r>
       <w:r>
         <w:rPr>
           <w:i/>
           <w:iCs/>
         </w:rPr>
-        <w:t>kategóriánként</w:t>
-      </w:r>
-      <w:proofErr w:type="spellEnd"/>
+        <w:t>(igen / nem, kategóriánként)</w:t>
+      </w:r>
+    </w:p>
+    <w:p>
+      <w:pPr>
+        <w:spacing w:line="360" w:lineRule="auto"/>
+        <w:jc w:val="both"/>
+      </w:pPr>
+      <w:r>
+        <w:rPr>
+          <w:b/>
+          <w:bCs/>
+        </w:rPr>
+        <w:t>3. Ha igen, mi volt az elsődleges indokod?</w:t>
+      </w:r>
+      <w:r>
+        <w:t xml:space="preserve"> </w:t>
+      </w:r>
       <w:r>
         <w:rPr>
           <w:i/>
           <w:iCs/>
         </w:rPr>
-        <w:t>)</w:t>
-      </w:r>
-    </w:p>
-    <w:p>
-      <w:pPr>
-        <w:spacing w:line="360" w:lineRule="auto"/>
-        <w:jc w:val="both"/>
-      </w:pPr>
-      <w:r>
-        <w:rPr>
-          <w:b/>
-          <w:bCs/>
-        </w:rPr>
-        <w:t>2. Vásároltál már használt vagy felújított eszközt az alábbi kategóriákban?</w:t>
-      </w:r>
-      <w:r>
-        <w:t xml:space="preserve"> </w:t>
-      </w:r>
-      <w:r>
-        <w:rPr>
-          <w:i/>
-          <w:iCs/>
-        </w:rPr>
-        <w:t xml:space="preserve">(igen / nem, </w:t>
-      </w:r>
-      <w:proofErr w:type="spellStart"/>
-      <w:r>
-        <w:rPr>
-          <w:i/>
-          <w:iCs/>
-        </w:rPr>
-        <w:t>kategóriánként</w:t>
-      </w:r>
-      <w:proofErr w:type="spellEnd"/>
-      <w:r>
-        <w:rPr>
-          <w:i/>
-          <w:iCs/>
-        </w:rPr>
-        <w:t>)</w:t>
-      </w:r>
-    </w:p>
-    <w:p>
-      <w:pPr>
-        <w:spacing w:line="360" w:lineRule="auto"/>
-        <w:jc w:val="both"/>
-      </w:pPr>
-      <w:r>
-        <w:rPr>
-          <w:b/>
-          <w:bCs/>
-        </w:rPr>
-        <w:t>3. Ha igen, mi volt az elsődleges indokod?</w:t>
-      </w:r>
-      <w:r>
-        <w:t xml:space="preserve"> </w:t>
-      </w:r>
-      <w:r>
-        <w:rPr>
-          <w:i/>
-          <w:iCs/>
-        </w:rPr>
-        <w:t xml:space="preserve">(feleletválasztós, egy válasz, </w:t>
-      </w:r>
-      <w:proofErr w:type="spellStart"/>
-      <w:r>
-        <w:rPr>
-          <w:i/>
-          <w:iCs/>
-        </w:rPr>
-        <w:t>kategóriánként</w:t>
-      </w:r>
-      <w:proofErr w:type="spellEnd"/>
-      <w:r>
-        <w:rPr>
-          <w:i/>
-          <w:iCs/>
-        </w:rPr>
-        <w:t>)</w:t>
+        <w:t>(feleletválasztós, egy válasz, kategóriánként)</w:t>
       </w:r>
     </w:p>
     <w:p>
@@ -22389,13 +18196,8 @@
         <w:jc w:val="both"/>
       </w:pPr>
       <w:r>
-        <w:t xml:space="preserve">Környezeti </w:t>
-      </w:r>
-      <w:proofErr w:type="spellStart"/>
-      <w:r>
-        <w:t>okoból</w:t>
-      </w:r>
-      <w:proofErr w:type="spellEnd"/>
+        <w:t>Környezeti okoból</w:t>
+      </w:r>
     </w:p>
     <w:p>
       <w:pPr>
@@ -22505,23 +18307,7 @@
           <w:i/>
           <w:iCs/>
         </w:rPr>
-        <w:t xml:space="preserve">(igen/nem, </w:t>
-      </w:r>
-      <w:proofErr w:type="spellStart"/>
-      <w:r>
-        <w:rPr>
-          <w:i/>
-          <w:iCs/>
-        </w:rPr>
-        <w:t>kategóriánként</w:t>
-      </w:r>
-      <w:proofErr w:type="spellEnd"/>
-      <w:r>
-        <w:rPr>
-          <w:i/>
-          <w:iCs/>
-        </w:rPr>
-        <w:t>)</w:t>
+        <w:t>(igen/nem, kategóriánként)</w:t>
       </w:r>
     </w:p>
     <w:p>
@@ -22570,66 +18356,34 @@
           <w:i/>
           <w:iCs/>
         </w:rPr>
-        <w:t xml:space="preserve">(1–6 skála, </w:t>
-      </w:r>
-      <w:proofErr w:type="spellStart"/>
-      <w:r>
+        <w:t>(1–6 skála, kategóriánként)</w:t>
+      </w:r>
+    </w:p>
+    <w:p>
+      <w:pPr>
+        <w:spacing w:line="360" w:lineRule="auto"/>
+        <w:jc w:val="both"/>
         <w:rPr>
           <w:i/>
           <w:iCs/>
         </w:rPr>
-        <w:t>kategóriánként</w:t>
-      </w:r>
-      <w:proofErr w:type="spellEnd"/>
+      </w:pPr>
+      <w:r>
+        <w:rPr>
+          <w:b/>
+          <w:bCs/>
+        </w:rPr>
+        <w:t>7. Fontosnak tartod vásárláskor, hogy egy eszköz mennyire tartós vagy könnyen javítható?</w:t>
+      </w:r>
+      <w:r>
+        <w:t xml:space="preserve"> </w:t>
+      </w:r>
       <w:r>
         <w:rPr>
           <w:i/>
           <w:iCs/>
         </w:rPr>
-        <w:t>)</w:t>
-      </w:r>
-    </w:p>
-    <w:p>
-      <w:pPr>
-        <w:spacing w:line="360" w:lineRule="auto"/>
-        <w:jc w:val="both"/>
-        <w:rPr>
-          <w:i/>
-          <w:iCs/>
-        </w:rPr>
-      </w:pPr>
-      <w:r>
-        <w:rPr>
-          <w:b/>
-          <w:bCs/>
-        </w:rPr>
-        <w:t>7. Fontosnak tartod vásárláskor, hogy egy eszköz mennyire tartós vagy könnyen javítható?</w:t>
-      </w:r>
-      <w:r>
-        <w:t xml:space="preserve"> </w:t>
-      </w:r>
-      <w:r>
-        <w:rPr>
-          <w:i/>
-          <w:iCs/>
-        </w:rPr>
-        <w:t xml:space="preserve">(1–6 skála, </w:t>
-      </w:r>
-      <w:proofErr w:type="spellStart"/>
-      <w:r>
-        <w:rPr>
-          <w:i/>
-          <w:iCs/>
-        </w:rPr>
-        <w:t>kategóriánként</w:t>
-      </w:r>
-      <w:proofErr w:type="spellEnd"/>
-      <w:r>
-        <w:rPr>
-          <w:i/>
-          <w:iCs/>
-        </w:rPr>
-        <w:t>)</w:t>
+        <w:t>(1–6 skála, kategóriánként)</w:t>
       </w:r>
     </w:p>
     <w:p>
@@ -22675,63 +18429,30 @@
           <w:i/>
           <w:iCs/>
         </w:rPr>
-        <w:t xml:space="preserve">(1–6 skála, </w:t>
-      </w:r>
-      <w:proofErr w:type="spellStart"/>
+        <w:t>(1–6 skála, kategóriánként)</w:t>
+      </w:r>
+    </w:p>
+    <w:p>
+      <w:pPr>
+        <w:spacing w:line="360" w:lineRule="auto"/>
+        <w:jc w:val="both"/>
+      </w:pPr>
+      <w:r>
+        <w:rPr>
+          <w:b/>
+          <w:bCs/>
+        </w:rPr>
+        <w:t>2. Ha nem javíttatod meg, mi az elsődleges ok?</w:t>
+      </w:r>
+      <w:r>
+        <w:t xml:space="preserve"> </w:t>
+      </w:r>
       <w:r>
         <w:rPr>
           <w:i/>
           <w:iCs/>
         </w:rPr>
-        <w:t>kategóriánként</w:t>
-      </w:r>
-      <w:proofErr w:type="spellEnd"/>
-      <w:r>
-        <w:rPr>
-          <w:i/>
-          <w:iCs/>
-        </w:rPr>
-        <w:t>)</w:t>
-      </w:r>
-    </w:p>
-    <w:p>
-      <w:pPr>
-        <w:spacing w:line="360" w:lineRule="auto"/>
-        <w:jc w:val="both"/>
-      </w:pPr>
-      <w:r>
-        <w:rPr>
-          <w:b/>
-          <w:bCs/>
-        </w:rPr>
-        <w:lastRenderedPageBreak/>
-        <w:t>2. Ha nem javíttatod meg, mi az elsődleges ok?</w:t>
-      </w:r>
-      <w:r>
-        <w:t xml:space="preserve"> </w:t>
-      </w:r>
-      <w:r>
-        <w:rPr>
-          <w:i/>
-          <w:iCs/>
-        </w:rPr>
-        <w:t xml:space="preserve">(feleletválasztós, több válasz is megjelölhető, </w:t>
-      </w:r>
-      <w:proofErr w:type="spellStart"/>
-      <w:r>
-        <w:rPr>
-          <w:i/>
-          <w:iCs/>
-        </w:rPr>
-        <w:t>kategóriánként</w:t>
-      </w:r>
-      <w:proofErr w:type="spellEnd"/>
-      <w:r>
-        <w:rPr>
-          <w:i/>
-          <w:iCs/>
-        </w:rPr>
-        <w:t>)</w:t>
+        <w:t>(feleletválasztós, több válasz is megjelölhető, kategóriánként)</w:t>
       </w:r>
     </w:p>
     <w:p>
@@ -22744,6 +18465,7 @@
         <w:jc w:val="both"/>
       </w:pPr>
       <w:r>
+        <w:lastRenderedPageBreak/>
         <w:t>A javítás ára megközelíti az új termék árát</w:t>
       </w:r>
     </w:p>
@@ -22947,62 +18669,30 @@
           <w:i/>
           <w:iCs/>
         </w:rPr>
-        <w:t xml:space="preserve">(1–6 skála, </w:t>
-      </w:r>
-      <w:proofErr w:type="spellStart"/>
+        <w:t>(1–6 skála, kategóriánként)</w:t>
+      </w:r>
+    </w:p>
+    <w:p>
+      <w:pPr>
+        <w:spacing w:line="360" w:lineRule="auto"/>
+        <w:jc w:val="both"/>
+      </w:pPr>
+      <w:r>
+        <w:rPr>
+          <w:b/>
+          <w:bCs/>
+        </w:rPr>
+        <w:t>6. Mennyire vagy hajlandó egy elektronikai eszközt megjavíttatva, viszont kisebb fennmaradó hibák mellett (pl. lelassulás, megkarcolt/behorpadt külső stb.) tovább használni ?</w:t>
+      </w:r>
+      <w:r>
+        <w:t xml:space="preserve"> </w:t>
+      </w:r>
       <w:r>
         <w:rPr>
           <w:i/>
           <w:iCs/>
         </w:rPr>
-        <w:t>kategóriánként</w:t>
-      </w:r>
-      <w:proofErr w:type="spellEnd"/>
-      <w:r>
-        <w:rPr>
-          <w:i/>
-          <w:iCs/>
-        </w:rPr>
-        <w:t>)</w:t>
-      </w:r>
-    </w:p>
-    <w:p>
-      <w:pPr>
-        <w:spacing w:line="360" w:lineRule="auto"/>
-        <w:jc w:val="both"/>
-      </w:pPr>
-      <w:r>
-        <w:rPr>
-          <w:b/>
-          <w:bCs/>
-        </w:rPr>
-        <w:t>6. Mennyire vagy hajlandó egy elektronikai eszközt megjavíttatva, viszont kisebb fennmaradó hibák mellett (pl. lelassulás, megkarcolt/behorpadt külső stb.) tovább használni ?</w:t>
-      </w:r>
-      <w:r>
-        <w:t xml:space="preserve"> </w:t>
-      </w:r>
-      <w:r>
-        <w:rPr>
-          <w:i/>
-          <w:iCs/>
-        </w:rPr>
-        <w:t xml:space="preserve">(1–6 skála, </w:t>
-      </w:r>
-      <w:proofErr w:type="spellStart"/>
-      <w:r>
-        <w:rPr>
-          <w:i/>
-          <w:iCs/>
-        </w:rPr>
-        <w:t>kategóriánként</w:t>
-      </w:r>
-      <w:proofErr w:type="spellEnd"/>
-      <w:r>
-        <w:rPr>
-          <w:i/>
-          <w:iCs/>
-        </w:rPr>
-        <w:t>)</w:t>
+        <w:t>(1–6 skála, kategóriánként)</w:t>
       </w:r>
     </w:p>
     <w:p>
@@ -23048,23 +18738,7 @@
           <w:i/>
           <w:iCs/>
         </w:rPr>
-        <w:t xml:space="preserve">(feleletválasztós, egy válasz, </w:t>
-      </w:r>
-      <w:proofErr w:type="spellStart"/>
-      <w:r>
-        <w:rPr>
-          <w:i/>
-          <w:iCs/>
-        </w:rPr>
-        <w:t>kategóriánként</w:t>
-      </w:r>
-      <w:proofErr w:type="spellEnd"/>
-      <w:r>
-        <w:rPr>
-          <w:i/>
-          <w:iCs/>
-        </w:rPr>
-        <w:t>)</w:t>
+        <w:t>(feleletválasztós, egy válasz, kategóriánként)</w:t>
       </w:r>
     </w:p>
     <w:p>
@@ -23077,7 +18751,6 @@
         <w:jc w:val="both"/>
       </w:pPr>
       <w:r>
-        <w:lastRenderedPageBreak/>
         <w:t>Otthon tárolom, nem dobom ki még egy ideig</w:t>
       </w:r>
     </w:p>
@@ -23104,6 +18777,7 @@
         <w:jc w:val="both"/>
       </w:pPr>
       <w:r>
+        <w:lastRenderedPageBreak/>
         <w:t xml:space="preserve">Továbbadom ismerősnek </w:t>
       </w:r>
     </w:p>
@@ -23277,13 +18951,8 @@
         <w:jc w:val="both"/>
       </w:pPr>
       <w:r>
-        <w:t xml:space="preserve">Nem tudok közeli </w:t>
-      </w:r>
-      <w:proofErr w:type="spellStart"/>
-      <w:r>
-        <w:t>leadóhelyet</w:t>
-      </w:r>
-      <w:proofErr w:type="spellEnd"/>
+        <w:t>Nem tudok közeli leadóhelyet</w:t>
+      </w:r>
     </w:p>
     <w:p>
       <w:pPr>
@@ -23398,7 +19067,6 @@
           <w:i/>
           <w:iCs/>
         </w:rPr>
-        <w:lastRenderedPageBreak/>
         <w:t>Ez a rész a statisztikai elemzéshez szükséges háttérinformációkat gyűjti. Az adatok anonim módon kerülnek feldolgozásra.</w:t>
       </w:r>
     </w:p>
@@ -23425,6 +19093,7 @@
         <w:jc w:val="both"/>
       </w:pPr>
       <w:r>
+        <w:lastRenderedPageBreak/>
         <w:t>Férfi</w:t>
       </w:r>
     </w:p>
@@ -23607,15 +19276,7 @@
         <w:jc w:val="both"/>
       </w:pPr>
       <w:r>
-        <w:t>Főiskolai / Egyetemi diploma (BA/</w:t>
-      </w:r>
-      <w:proofErr w:type="spellStart"/>
-      <w:r>
-        <w:t>BSc</w:t>
-      </w:r>
-      <w:proofErr w:type="spellEnd"/>
-      <w:r>
-        <w:t>)</w:t>
+        <w:t>Főiskolai / Egyetemi diploma (BA/BSc)</w:t>
       </w:r>
     </w:p>
     <w:p>
@@ -23628,15 +19289,7 @@
         <w:jc w:val="both"/>
       </w:pPr>
       <w:r>
-        <w:t>Mesterképzés vagy magasabb (MA/</w:t>
-      </w:r>
-      <w:proofErr w:type="spellStart"/>
-      <w:r>
-        <w:t>MSc</w:t>
-      </w:r>
-      <w:proofErr w:type="spellEnd"/>
-      <w:r>
-        <w:t>/PhD)</w:t>
+        <w:t>Mesterképzés vagy magasabb (MA/MSc/PhD)</w:t>
       </w:r>
     </w:p>
     <w:p>
@@ -23701,14 +19354,8 @@
         <w:jc w:val="both"/>
       </w:pPr>
       <w:r>
-        <w:lastRenderedPageBreak/>
-        <w:t xml:space="preserve">Munkanélküli / </w:t>
-      </w:r>
-      <w:proofErr w:type="spellStart"/>
-      <w:r>
-        <w:t>Állástkereső</w:t>
-      </w:r>
-      <w:proofErr w:type="spellEnd"/>
+        <w:t>Munkanélküli / Állástkereső</w:t>
+      </w:r>
     </w:p>
     <w:p>
       <w:pPr>
@@ -23746,6 +19393,7 @@
         <w:jc w:val="both"/>
       </w:pPr>
       <w:r>
+        <w:lastRenderedPageBreak/>
         <w:t>Nagyváros (100 000 lakos felett)</w:t>
       </w:r>
     </w:p>
@@ -24008,6 +19656,7 @@
         <w:jc w:val="both"/>
       </w:pPr>
       <w:r>
+        <w:lastRenderedPageBreak/>
         <w:t>‌</w:t>
       </w:r>
     </w:p>
@@ -24150,7 +19799,6 @@
         <w:docPartUnique/>
       </w:docPartObj>
     </w:sdtPr>
-    <w:sdtEndPr/>
     <w:sdtContent>
       <w:p>
         <w:pPr>
@@ -24193,7 +19841,6 @@
         <w:docPartUnique/>
       </w:docPartObj>
     </w:sdtPr>
-    <w:sdtEndPr/>
     <w:sdtContent>
       <w:p>
         <w:pPr>
@@ -28759,7 +24406,6 @@
   <w:style w:type="character" w:default="1" w:styleId="DefaultParagraphFont">
     <w:name w:val="Default Paragraph Font"/>
     <w:uiPriority w:val="1"/>
-    <w:semiHidden/>
     <w:unhideWhenUsed/>
   </w:style>
   <w:style w:type="table" w:default="1" w:styleId="TableNormal">
